--- a/static/files/14-TOMASI DI LAMPEDUSA la terra del rimorso.docx
+++ b/static/files/14-TOMASI DI LAMPEDUSA la terra del rimorso.docx
@@ -4,6 +4,7 @@
   <w:body>
     <w:p>
       <w:pPr>
+        <w:jc w:val="center"/>
         <w:rPr>
           <w:b/>
           <w:bCs/>
@@ -180,7 +181,7 @@
           <w:szCs w:val="28"/>
           <w:u w:val="single"/>
         </w:rPr>
-        <w:t>Don Fabrizio e Don Tancredi: due inguaribili narcisi</w:t>
+        <w:t xml:space="preserve">Don Fabrizio e </w:t>
       </w:r>
       <w:r>
         <w:rPr>
@@ -192,10 +193,43 @@
           <w:szCs w:val="28"/>
           <w:u w:val="single"/>
         </w:rPr>
+        <w:t>d</w:t>
+      </w:r>
+      <w:r>
+        <w:rPr>
+          <w:b/>
+          <w:bCs/>
+          <w:i/>
+          <w:iCs/>
+          <w:sz w:val="28"/>
+          <w:szCs w:val="28"/>
+          <w:u w:val="single"/>
+        </w:rPr>
+        <w:t>on Tancredi: due inguaribili narcisi</w:t>
+      </w:r>
+      <w:r>
+        <w:rPr>
+          <w:b/>
+          <w:bCs/>
+          <w:i/>
+          <w:iCs/>
+          <w:sz w:val="28"/>
+          <w:szCs w:val="28"/>
+          <w:u w:val="single"/>
+        </w:rPr>
         <w:t xml:space="preserve"> dal fascino impareggiabile.</w:t>
       </w:r>
     </w:p>
     <w:p/>
+    <w:p>
+      <w:pPr>
+        <w:jc w:val="both"/>
+        <w:rPr>
+          <w:b/>
+          <w:bCs/>
+        </w:rPr>
+      </w:pPr>
+    </w:p>
     <w:p>
       <w:pPr>
         <w:jc w:val="both"/>
@@ -387,6 +421,29 @@
         <w:rPr>
           <w:b/>
           <w:bCs/>
+        </w:rPr>
+        <w:t xml:space="preserve">assistiamo ad un </w:t>
+      </w:r>
+      <w:r>
+        <w:rPr>
+          <w:b/>
+          <w:bCs/>
+          <w:i/>
+          <w:iCs/>
+        </w:rPr>
+        <w:t>dialogo tra</w:t>
+      </w:r>
+      <w:r>
+        <w:rPr>
+          <w:b/>
+          <w:bCs/>
+        </w:rPr>
+        <w:t xml:space="preserve"> </w:t>
+      </w:r>
+      <w:r>
+        <w:rPr>
+          <w:b/>
+          <w:bCs/>
           <w:i/>
           <w:iCs/>
         </w:rPr>
@@ -397,7 +454,23 @@
           <w:b/>
           <w:bCs/>
         </w:rPr>
-        <w:t xml:space="preserve"> appare nello specchio di fronte al quale lo zio </w:t>
+        <w:t xml:space="preserve"> </w:t>
+      </w:r>
+      <w:r>
+        <w:rPr>
+          <w:b/>
+          <w:bCs/>
+          <w:i/>
+          <w:iCs/>
+        </w:rPr>
+        <w:t>e lo zio</w:t>
+      </w:r>
+      <w:r>
+        <w:rPr>
+          <w:b/>
+          <w:bCs/>
+        </w:rPr>
+        <w:t xml:space="preserve"> </w:t>
       </w:r>
       <w:r>
         <w:t>-</w:t>
@@ -407,7 +480,41 @@
           <w:b/>
           <w:bCs/>
         </w:rPr>
-        <w:t xml:space="preserve"> il principe di Salina </w:t>
+        <w:t xml:space="preserve"> </w:t>
+      </w:r>
+      <w:r>
+        <w:rPr>
+          <w:b/>
+          <w:bCs/>
+          <w:i/>
+          <w:iCs/>
+        </w:rPr>
+        <w:t xml:space="preserve">il </w:t>
+      </w:r>
+      <w:r>
+        <w:rPr>
+          <w:b/>
+          <w:bCs/>
+          <w:i/>
+          <w:iCs/>
+        </w:rPr>
+        <w:t>P</w:t>
+      </w:r>
+      <w:r>
+        <w:rPr>
+          <w:b/>
+          <w:bCs/>
+          <w:i/>
+          <w:iCs/>
+        </w:rPr>
+        <w:t>rincipe di Salina</w:t>
+      </w:r>
+      <w:r>
+        <w:rPr>
+          <w:b/>
+          <w:bCs/>
+        </w:rPr>
+        <w:t xml:space="preserve"> </w:t>
       </w:r>
       <w:r>
         <w:t>-</w:t>
@@ -417,21 +524,14 @@
           <w:b/>
           <w:bCs/>
         </w:rPr>
-        <w:t xml:space="preserve"> </w:t>
-      </w:r>
-      <w:r>
-        <w:rPr>
-          <w:b/>
-          <w:bCs/>
-        </w:rPr>
-        <w:t>si sta radendo</w:t>
-      </w:r>
-      <w:r>
-        <w:rPr>
-          <w:b/>
-          <w:bCs/>
-        </w:rPr>
-        <w:t>.</w:t>
+        <w:t>,</w:t>
+      </w:r>
+      <w:r>
+        <w:rPr>
+          <w:b/>
+          <w:bCs/>
+        </w:rPr>
+        <w:t xml:space="preserve"> attestati su posizioni opposte.</w:t>
       </w:r>
     </w:p>
     <w:p>
@@ -641,6 +741,13 @@
           <w:iCs/>
         </w:rPr>
         <w:t>reazionario filoborbonico</w:t>
+      </w:r>
+      <w:r>
+        <w:rPr>
+          <w:i/>
+          <w:iCs/>
+        </w:rPr>
+        <w:t>,</w:t>
       </w:r>
       <w:r>
         <w:t xml:space="preserve"> che non comprende</w:t>
@@ -792,7 +899,14 @@
           <w:b/>
           <w:bCs/>
         </w:rPr>
-        <w:t xml:space="preserve">Quali elementi </w:t>
+        <w:t xml:space="preserve">Quali </w:t>
+      </w:r>
+      <w:r>
+        <w:rPr>
+          <w:b/>
+          <w:bCs/>
+        </w:rPr>
+        <w:t xml:space="preserve">scelte </w:t>
       </w:r>
       <w:r>
         <w:rPr>
@@ -886,7 +1000,10 @@
         <w:t xml:space="preserve"> </w:t>
       </w:r>
       <w:r>
-        <w:t xml:space="preserve">nutre deferenza verso il Principe, come si nota anche dall’appellativo </w:t>
+        <w:t xml:space="preserve">nutre deferenza verso il Principe, come si nota dall’appellativo </w:t>
+      </w:r>
+      <w:r>
+        <w:t xml:space="preserve">di </w:t>
       </w:r>
       <w:r>
         <w:t>“</w:t>
@@ -948,13 +1065,43 @@
         <w:t>“</w:t>
       </w:r>
       <w:r>
-        <w:t xml:space="preserve">Se non ci siamo anche noi, quelli ti combinano la repubblica. Se vogliamo che tutto rimanga com’è, bisogna che </w:t>
+        <w:t>Se non ci siamo anche noi, quelli ti combinano la repubblica</w:t>
+      </w:r>
+      <w:r>
+        <w:t>…</w:t>
+      </w:r>
+      <w:r>
+        <w:t xml:space="preserve"> Se vogliamo che tutto r</w:t>
+      </w:r>
+      <w:r>
+        <w:t>esti</w:t>
+      </w:r>
+      <w:r>
+        <w:t xml:space="preserve"> com’è, bisogna che </w:t>
       </w:r>
       <w:r>
         <w:t>tutto cambi.”</w:t>
       </w:r>
       <w:r>
-        <w:t xml:space="preserve"> Egli si orienterà verso scelte più in sintonia con i tempi nuovi sia in politica sia nella sua vita privata.</w:t>
+        <w:t xml:space="preserve"> Egli si orient</w:t>
+      </w:r>
+      <w:r>
+        <w:t>a</w:t>
+      </w:r>
+      <w:r>
+        <w:t xml:space="preserve"> verso scelte più in sintonia con i tempi nuovi </w:t>
+      </w:r>
+      <w:r>
+        <w:t xml:space="preserve">tanto </w:t>
+      </w:r>
+      <w:r>
+        <w:t xml:space="preserve">in politica </w:t>
+      </w:r>
+      <w:r>
+        <w:t xml:space="preserve">quanto </w:t>
+      </w:r>
+      <w:r>
+        <w:t>nella sua vita privata.</w:t>
       </w:r>
     </w:p>
     <w:p>
@@ -1098,44 +1245,43 @@
         <w:t xml:space="preserve">, </w:t>
       </w:r>
       <w:r>
-        <w:t xml:space="preserve">in molti luoghi diversi: </w:t>
-      </w:r>
-      <w:r>
-        <w:t xml:space="preserve">il Palazzo Salina </w:t>
-      </w:r>
-      <w:r>
-        <w:t xml:space="preserve">a </w:t>
-      </w:r>
-      <w:r>
-        <w:rPr>
-          <w:i/>
-          <w:iCs/>
-        </w:rPr>
-        <w:t>Palermo</w:t>
-      </w:r>
-      <w:r>
-        <w:t xml:space="preserve"> (</w:t>
-      </w:r>
-      <w:r>
-        <w:t xml:space="preserve">dove </w:t>
-      </w:r>
-      <w:r>
-        <w:t xml:space="preserve">avviene </w:t>
-      </w:r>
-      <w:r>
-        <w:t>il dialogo tra zio e nipote</w:t>
-      </w:r>
-      <w:r>
-        <w:t xml:space="preserve">); </w:t>
-      </w:r>
-      <w:r>
-        <w:t>la residenza estiva</w:t>
-      </w:r>
-      <w:r>
-        <w:t xml:space="preserve"> </w:t>
-      </w:r>
-      <w:r>
-        <w:t>dei Salina a</w:t>
+        <w:t xml:space="preserve">in </w:t>
+      </w:r>
+      <w:r>
+        <w:t xml:space="preserve">molti </w:t>
+      </w:r>
+      <w:r>
+        <w:t xml:space="preserve">luoghi diversi: </w:t>
+      </w:r>
+      <w:r>
+        <w:t xml:space="preserve">il dialogo avviene nella </w:t>
+      </w:r>
+      <w:r>
+        <w:rPr>
+          <w:i/>
+          <w:iCs/>
+        </w:rPr>
+        <w:t>villa di S. Lorenzo ai colli a Palermo</w:t>
+      </w:r>
+      <w:r>
+        <w:t>, dove i Salina possiedono anche un palazzo di città. Quindi, si trasferiscono nel</w:t>
+      </w:r>
+      <w:r>
+        <w:t xml:space="preserve">la </w:t>
+      </w:r>
+      <w:r>
+        <w:rPr>
+          <w:i/>
+          <w:iCs/>
+        </w:rPr>
+        <w:t xml:space="preserve">residenza estiva </w:t>
+      </w:r>
+      <w:r>
+        <w:rPr>
+          <w:i/>
+          <w:iCs/>
+        </w:rPr>
+        <w:t>di</w:t>
       </w:r>
       <w:r>
         <w:rPr>
@@ -1156,10 +1302,17 @@
           <w:i/>
           <w:iCs/>
         </w:rPr>
-        <w:t xml:space="preserve"> </w:t>
-      </w:r>
-      <w:r>
-        <w:t>(dove</w:t>
+        <w:t>,</w:t>
+      </w:r>
+      <w:r>
+        <w:rPr>
+          <w:i/>
+          <w:iCs/>
+        </w:rPr>
+        <w:t xml:space="preserve"> </w:t>
+      </w:r>
+      <w:r>
+        <w:t>dove</w:t>
       </w:r>
       <w:r>
         <w:t xml:space="preserve"> </w:t>
@@ -1174,93 +1327,51 @@
         <w:t>Angelica</w:t>
       </w:r>
       <w:r>
+        <w:t>.</w:t>
+      </w:r>
+    </w:p>
+    <w:p>
+      <w:pPr>
+        <w:ind w:left="708" w:firstLine="12"/>
+        <w:jc w:val="both"/>
+        <w:rPr>
+          <w:b/>
+          <w:bCs/>
+        </w:rPr>
+      </w:pPr>
+      <w:r>
+        <w:t xml:space="preserve">Gli anni sono quelli </w:t>
+      </w:r>
+      <w:r>
+        <w:rPr>
+          <w:i/>
+          <w:iCs/>
+        </w:rPr>
+        <w:t>a cavallo dell’Unità d’Italia</w:t>
+      </w:r>
+      <w:r>
+        <w:t xml:space="preserve"> (1860-6</w:t>
+      </w:r>
+      <w:r>
+        <w:t>2</w:t>
+      </w:r>
+      <w:r>
         <w:t>)</w:t>
       </w:r>
       <w:r>
-        <w:t xml:space="preserve">; </w:t>
-      </w:r>
-      <w:r>
-        <w:t>il Palazzo Ponteleone</w:t>
-      </w:r>
-      <w:r>
-        <w:t xml:space="preserve"> </w:t>
-      </w:r>
-      <w:r>
-        <w:t xml:space="preserve">a </w:t>
-      </w:r>
-      <w:r>
-        <w:rPr>
-          <w:i/>
-          <w:iCs/>
-        </w:rPr>
-        <w:t>Palermo</w:t>
-      </w:r>
-      <w:r>
-        <w:t xml:space="preserve"> </w:t>
-      </w:r>
-      <w:r>
-        <w:t>(</w:t>
-      </w:r>
-      <w:r>
-        <w:t>dove</w:t>
-      </w:r>
-      <w:r>
-        <w:t xml:space="preserve"> </w:t>
-      </w:r>
-      <w:r>
-        <w:t xml:space="preserve">si svolge il </w:t>
-      </w:r>
-      <w:r>
-        <w:t>ballo</w:t>
-      </w:r>
-      <w:r>
-        <w:t xml:space="preserve"> </w:t>
-      </w:r>
-      <w:r>
-        <w:t>di</w:t>
-      </w:r>
-      <w:r>
-        <w:t xml:space="preserve"> </w:t>
-      </w:r>
-      <w:r>
-        <w:t>fidanzamento tra Tancredi e</w:t>
-      </w:r>
-      <w:r>
-        <w:t xml:space="preserve"> </w:t>
-      </w:r>
-      <w:r>
-        <w:t>Angelica</w:t>
-      </w:r>
-      <w:r>
-        <w:t xml:space="preserve">) e infine nuovamente il Palazzo Salina. </w:t>
-      </w:r>
-      <w:r>
-        <w:t xml:space="preserve">Gli anni sono quelli </w:t>
-      </w:r>
-      <w:r>
-        <w:rPr>
-          <w:i/>
-          <w:iCs/>
-        </w:rPr>
-        <w:t>a cavallo dell’Unità d’Italia</w:t>
-      </w:r>
-      <w:r>
-        <w:t xml:space="preserve"> (1860-61)</w:t>
-      </w:r>
-      <w:r>
         <w:t>,</w:t>
       </w:r>
       <w:r>
         <w:t xml:space="preserve"> </w:t>
       </w:r>
       <w:r>
-        <w:t>con una puntata a fine secolo</w:t>
-      </w:r>
-      <w:r>
-        <w:t xml:space="preserve"> </w:t>
-      </w:r>
-      <w:r>
-        <w:t xml:space="preserve">(1910), </w:t>
+        <w:t>con una puntata</w:t>
+      </w:r>
+      <w:r>
+        <w:t xml:space="preserve"> al 1910</w:t>
+      </w:r>
+      <w:r>
+        <w:t xml:space="preserve">, </w:t>
       </w:r>
       <w:r>
         <w:t>per seguire il destino del</w:t>
@@ -1286,32 +1397,51 @@
       <w:r>
         <w:t>.</w:t>
       </w:r>
-    </w:p>
-    <w:p>
-      <w:pPr>
-        <w:jc w:val="both"/>
-      </w:pPr>
-      <w:r>
-        <w:t xml:space="preserve"> </w:t>
-      </w:r>
-      <w:r>
-        <w:t xml:space="preserve">          </w:t>
+      <w:r>
+        <w:rPr>
+          <w:b/>
+          <w:bCs/>
+        </w:rPr>
+        <w:t xml:space="preserve"> </w:t>
+      </w:r>
+      <w:r>
+        <w:rPr>
+          <w:b/>
+          <w:bCs/>
+        </w:rPr>
+        <w:t xml:space="preserve">      </w:t>
+      </w:r>
+    </w:p>
+    <w:p>
+      <w:pPr>
+        <w:ind w:left="708" w:firstLine="12"/>
+        <w:jc w:val="both"/>
+      </w:pPr>
+      <w:r>
+        <w:rPr>
+          <w:b/>
+          <w:bCs/>
+        </w:rPr>
+        <w:t xml:space="preserve">                                                                                                                                           </w:t>
+      </w:r>
+      <w:r>
+        <w:rPr>
+          <w:b/>
+          <w:bCs/>
+        </w:rPr>
+        <w:t>p. 1</w:t>
+      </w:r>
+      <w:r>
+        <w:t xml:space="preserve">            </w:t>
+      </w:r>
+      <w:r>
+        <w:t xml:space="preserve">    </w:t>
       </w:r>
       <w:r>
         <w:t xml:space="preserve">                                                                                                                                            </w:t>
       </w:r>
       <w:r>
         <w:t xml:space="preserve"> </w:t>
-      </w:r>
-      <w:r>
-        <w:rPr>
-          <w:b/>
-          <w:bCs/>
-        </w:rPr>
-        <w:t>p. 1</w:t>
-      </w:r>
-      <w:r>
-        <w:t xml:space="preserve">            </w:t>
       </w:r>
     </w:p>
     <w:p>
@@ -1847,16 +1977,19 @@
         <w:t xml:space="preserve">don Fabrizio e don Tancredi </w:t>
       </w:r>
       <w:r>
-        <w:t>avviene nella camera da letto del</w:t>
-      </w:r>
-      <w:r>
-        <w:t xml:space="preserve"> </w:t>
+        <w:t xml:space="preserve">avviene </w:t>
+      </w:r>
+      <w:r>
+        <w:t xml:space="preserve">mentre il </w:t>
       </w:r>
       <w:r>
         <w:t>Principe</w:t>
       </w:r>
       <w:r>
-        <w:t xml:space="preserve"> davanti </w:t>
+        <w:t xml:space="preserve"> si sta radendo </w:t>
+      </w:r>
+      <w:r>
+        <w:t xml:space="preserve">davanti </w:t>
       </w:r>
       <w:r>
         <w:t>a uno</w:t>
@@ -1922,7 +2055,13 @@
         <w:t xml:space="preserve"> </w:t>
       </w:r>
       <w:r>
-        <w:t>comune appartenenza di classe; ma perché sono</w:t>
+        <w:t>comune appartenenza di classe</w:t>
+      </w:r>
+      <w:r>
+        <w:t>,</w:t>
+      </w:r>
+      <w:r>
+        <w:t xml:space="preserve"> ma perché sono</w:t>
       </w:r>
       <w:r>
         <w:t xml:space="preserve"> </w:t>
@@ -2015,65 +2154,47 @@
         </w:rPr>
       </w:pPr>
       <w:r>
-        <w:t xml:space="preserve">Di </w:t>
-      </w:r>
-      <w:r>
-        <w:t>Tancredi</w:t>
-      </w:r>
-      <w:r>
-        <w:t xml:space="preserve">, che in precedenza ha </w:t>
-      </w:r>
-      <w:r>
-        <w:t xml:space="preserve">illuso </w:t>
-      </w:r>
-      <w:r>
-        <w:t>la cugina Concetta</w:t>
-      </w:r>
-      <w:r>
-        <w:t xml:space="preserve"> Salina</w:t>
-      </w:r>
-      <w:r>
-        <w:t>,</w:t>
-      </w:r>
-      <w:r>
-        <w:t xml:space="preserve"> </w:t>
-      </w:r>
-      <w:r>
-        <w:t>conosc</w:t>
-      </w:r>
-      <w:r>
-        <w:t>iamo</w:t>
-      </w:r>
-      <w:r>
-        <w:t xml:space="preserve"> soprattutto la </w:t>
-      </w:r>
-      <w:r>
-        <w:rPr>
-          <w:i/>
-          <w:iCs/>
-        </w:rPr>
-        <w:t>storia d’amore</w:t>
-      </w:r>
-      <w:r>
-        <w:t xml:space="preserve"> con la bella Angelica</w:t>
-      </w:r>
-      <w:r>
-        <w:t xml:space="preserve"> (figlia del borghese arricchito Calogero Sedara)</w:t>
-      </w:r>
-      <w:r>
-        <w:t>,</w:t>
-      </w:r>
-      <w:r>
-        <w:t xml:space="preserve"> che </w:t>
-      </w:r>
-      <w:r>
-        <w:t xml:space="preserve">si </w:t>
-      </w:r>
-      <w:r>
-        <w:t xml:space="preserve">concluderà con </w:t>
-      </w:r>
-      <w:r>
-        <w:t xml:space="preserve">un </w:t>
+        <w:t>D</w:t>
+      </w:r>
+      <w:r>
+        <w:t xml:space="preserve">on Tancredi </w:t>
+      </w:r>
+      <w:r>
+        <w:t xml:space="preserve">dapprima illude </w:t>
+      </w:r>
+      <w:r>
+        <w:t xml:space="preserve">la cugina Concetta Salina, </w:t>
+      </w:r>
+      <w:r>
+        <w:t>ma di fronte alla bellezza e all</w:t>
+      </w:r>
+      <w:r>
+        <w:t>a</w:t>
+      </w:r>
+      <w:r>
+        <w:t xml:space="preserve"> </w:t>
+      </w:r>
+      <w:r>
+        <w:t xml:space="preserve">cospicua dote </w:t>
+      </w:r>
+      <w:r>
+        <w:t xml:space="preserve">di Angelica </w:t>
+      </w:r>
+      <w:r>
+        <w:t xml:space="preserve">(figlia del borghese arricchito Calogero Sedara), </w:t>
+      </w:r>
+      <w:r>
+        <w:t xml:space="preserve">si fidanza con quest’ultima. </w:t>
+      </w:r>
+      <w:r>
+        <w:rPr>
+          <w:i/>
+          <w:iCs/>
+        </w:rPr>
+        <w:t>Il</w:t>
+      </w:r>
+      <w:r>
+        <w:t xml:space="preserve"> </w:t>
       </w:r>
       <w:r>
         <w:rPr>
@@ -2100,7 +2221,10 @@
         <w:t xml:space="preserve"> diverse</w:t>
       </w:r>
       <w:r>
-        <w:t>, cosa impensabile prima del 1860.</w:t>
+        <w:t xml:space="preserve"> era</w:t>
+      </w:r>
+      <w:r>
+        <w:t xml:space="preserve"> cosa impensabile prima del 1860.</w:t>
       </w:r>
       <w:r>
         <w:rPr>
@@ -2131,15 +2255,10 @@
       <w:pPr>
         <w:ind w:left="708" w:firstLine="12"/>
         <w:jc w:val="both"/>
-        <w:rPr>
-          <w:b/>
-          <w:bCs/>
-        </w:rPr>
-      </w:pPr>
-    </w:p>
-    <w:p>
-      <w:pPr>
-        <w:ind w:left="708" w:firstLine="12"/>
+      </w:pPr>
+    </w:p>
+    <w:p>
+      <w:pPr>
         <w:jc w:val="both"/>
       </w:pPr>
       <w:r>
@@ -2563,6 +2682,7 @@
     </w:p>
     <w:p>
       <w:pPr>
+        <w:pStyle w:val="Paragrafoelenco"/>
         <w:jc w:val="both"/>
         <w:rPr>
           <w:b/>
@@ -2575,6 +2695,128 @@
           <w:bCs/>
         </w:rPr>
         <w:lastRenderedPageBreak/>
+        <w:t xml:space="preserve">Con il suo </w:t>
+      </w:r>
+      <w:r>
+        <w:rPr>
+          <w:b/>
+          <w:bCs/>
+          <w:i/>
+          <w:iCs/>
+        </w:rPr>
+        <w:t>sguardo disincantato sulla Storia</w:t>
+      </w:r>
+      <w:r>
+        <w:rPr>
+          <w:b/>
+          <w:bCs/>
+        </w:rPr>
+        <w:t xml:space="preserve"> </w:t>
+      </w:r>
+      <w:r>
+        <w:rPr>
+          <w:b/>
+          <w:bCs/>
+          <w:i/>
+          <w:iCs/>
+        </w:rPr>
+        <w:t>del Risorgimento</w:t>
+      </w:r>
+      <w:r>
+        <w:rPr>
+          <w:b/>
+          <w:bCs/>
+          <w:i/>
+          <w:iCs/>
+        </w:rPr>
+        <w:t>,</w:t>
+      </w:r>
+      <w:r>
+        <w:rPr>
+          <w:b/>
+          <w:bCs/>
+        </w:rPr>
+        <w:t xml:space="preserve"> quest’opera segna </w:t>
+      </w:r>
+      <w:r>
+        <w:rPr>
+          <w:b/>
+          <w:bCs/>
+          <w:i/>
+          <w:iCs/>
+        </w:rPr>
+        <w:t xml:space="preserve">la fine del neorealismo </w:t>
+      </w:r>
+      <w:r>
+        <w:rPr>
+          <w:b/>
+          <w:bCs/>
+        </w:rPr>
+        <w:t>e del romanzo d’impegno politico</w:t>
+      </w:r>
+      <w:r>
+        <w:rPr>
+          <w:b/>
+          <w:bCs/>
+        </w:rPr>
+        <w:t>, ottenendo comunque un grande successo di pubblico e la vittoria nel ’59 al Premio Strega</w:t>
+      </w:r>
+      <w:r>
+        <w:rPr>
+          <w:b/>
+          <w:bCs/>
+          <w:vertAlign w:val="superscript"/>
+        </w:rPr>
+        <w:t>1</w:t>
+      </w:r>
+      <w:r>
+        <w:rPr>
+          <w:b/>
+          <w:bCs/>
+        </w:rPr>
+        <w:t>.</w:t>
+      </w:r>
+    </w:p>
+    <w:p>
+      <w:pPr>
+        <w:jc w:val="both"/>
+        <w:rPr>
+          <w:b/>
+          <w:bCs/>
+        </w:rPr>
+      </w:pPr>
+    </w:p>
+    <w:p>
+      <w:pPr>
+        <w:jc w:val="both"/>
+        <w:rPr>
+          <w:b/>
+          <w:bCs/>
+        </w:rPr>
+      </w:pPr>
+    </w:p>
+    <w:p>
+      <w:pPr>
+        <w:jc w:val="both"/>
+        <w:rPr>
+          <w:b/>
+          <w:bCs/>
+        </w:rPr>
+      </w:pPr>
+    </w:p>
+    <w:p>
+      <w:pPr>
+        <w:jc w:val="both"/>
+        <w:rPr>
+          <w:b/>
+          <w:bCs/>
+        </w:rPr>
+      </w:pPr>
+      <w:r>
+        <w:rPr>
+          <w:b/>
+          <w:bCs/>
+        </w:rPr>
         <w:t>IL CONTESTO</w:t>
       </w:r>
     </w:p>
@@ -2761,7 +3003,13 @@
         <w:t xml:space="preserve"> di Tancredi</w:t>
       </w:r>
       <w:r>
-        <w:t>, che il Principe riprende più tardi, riformulando</w:t>
+        <w:t xml:space="preserve">, che il Principe </w:t>
+      </w:r>
+      <w:r>
+        <w:t>fa sua</w:t>
+      </w:r>
+      <w:r>
+        <w:t>, riformulando</w:t>
       </w:r>
       <w:r>
         <w:t>la</w:t>
@@ -3062,45 +3310,42 @@
         <w:t>scorrere del Tempo</w:t>
       </w:r>
       <w:r>
+        <w:t>.</w:t>
+      </w:r>
+      <w:r>
+        <w:t xml:space="preserve"> </w:t>
+      </w:r>
+      <w:r>
+        <w:t>D</w:t>
+      </w:r>
+      <w:r>
+        <w:t>urante</w:t>
+      </w:r>
+      <w:r>
+        <w:rPr>
+          <w:i/>
+          <w:iCs/>
+        </w:rPr>
+        <w:t xml:space="preserve"> </w:t>
+      </w:r>
+      <w:r>
+        <w:t>il ballo a Palazzo Ponteleone</w:t>
+      </w:r>
+      <w:r>
         <w:t>,</w:t>
       </w:r>
       <w:r>
-        <w:t xml:space="preserve"> </w:t>
-      </w:r>
-      <w:r>
-        <w:t>che trova il suo culmine</w:t>
-      </w:r>
-      <w:r>
-        <w:t xml:space="preserve"> </w:t>
-      </w:r>
-      <w:r>
-        <w:t>-</w:t>
-      </w:r>
-      <w:r>
-        <w:t xml:space="preserve"> </w:t>
-      </w:r>
-      <w:r>
-        <w:t>durante</w:t>
-      </w:r>
-      <w:r>
-        <w:rPr>
-          <w:i/>
-          <w:iCs/>
-        </w:rPr>
-        <w:t xml:space="preserve"> </w:t>
-      </w:r>
-      <w:r>
-        <w:t>il ballo a Palazzo Ponteleone</w:t>
-      </w:r>
-      <w:r>
-        <w:rPr>
-          <w:i/>
-          <w:iCs/>
-        </w:rPr>
-        <w:t xml:space="preserve"> </w:t>
-      </w:r>
-      <w:r>
-        <w:t>- quando don Fabrizi</w:t>
+        <w:rPr>
+          <w:i/>
+          <w:iCs/>
+        </w:rPr>
+        <w:t xml:space="preserve"> </w:t>
+      </w:r>
+      <w:r>
+        <w:t xml:space="preserve">dove avviene il fidanzamento ufficiale di Tancredi con Angelica, </w:t>
+      </w:r>
+      <w:r>
+        <w:t>don Fabrizi</w:t>
       </w:r>
       <w:r>
         <w:t>o</w:t>
@@ -3129,7 +3374,7 @@
         <w:t xml:space="preserve"> </w:t>
       </w:r>
       <w:r>
-        <w:t xml:space="preserve">Mentre i giovani Tancredi e Angelica si divertono, prendendo </w:t>
+        <w:t xml:space="preserve">Mentre i giovani si divertono, prendendo </w:t>
       </w:r>
       <w:r>
         <w:t xml:space="preserve">gioiosamente parte </w:t>
@@ -3168,369 +3413,401 @@
           <w:i/>
           <w:iCs/>
         </w:rPr>
+        <w:t>Principe</w:t>
+      </w:r>
+      <w:r>
+        <w:rPr>
+          <w:i/>
+          <w:iCs/>
+        </w:rPr>
+        <w:t>,</w:t>
+      </w:r>
+      <w:r>
+        <w:rPr>
+          <w:i/>
+          <w:iCs/>
+        </w:rPr>
+        <w:t xml:space="preserve"> </w:t>
+      </w:r>
+      <w:r>
+        <w:rPr>
+          <w:i/>
+          <w:iCs/>
+        </w:rPr>
+        <w:t xml:space="preserve">ormai </w:t>
+      </w:r>
+      <w:r>
+        <w:rPr>
+          <w:i/>
+          <w:iCs/>
+        </w:rPr>
+        <w:t>cinquantenne</w:t>
+      </w:r>
+      <w:r>
+        <w:rPr>
+          <w:i/>
+          <w:iCs/>
+        </w:rPr>
+        <w:t>,</w:t>
+      </w:r>
+      <w:r>
+        <w:rPr>
+          <w:i/>
+          <w:iCs/>
+        </w:rPr>
+        <w:t xml:space="preserve"> </w:t>
+      </w:r>
+      <w:r>
+        <w:rPr>
+          <w:i/>
+          <w:iCs/>
+        </w:rPr>
+        <w:t xml:space="preserve">sente </w:t>
+      </w:r>
+      <w:r>
+        <w:rPr>
+          <w:i/>
+          <w:iCs/>
+        </w:rPr>
+        <w:t xml:space="preserve">la morte </w:t>
+      </w:r>
+      <w:r>
+        <w:rPr>
+          <w:i/>
+          <w:iCs/>
+        </w:rPr>
+        <w:t>aleggia</w:t>
+      </w:r>
+      <w:r>
+        <w:rPr>
+          <w:i/>
+          <w:iCs/>
+        </w:rPr>
+        <w:t>rgli</w:t>
+      </w:r>
+      <w:r>
+        <w:rPr>
+          <w:i/>
+          <w:iCs/>
+        </w:rPr>
+        <w:t xml:space="preserve"> intorno</w:t>
+      </w:r>
+      <w:r>
+        <w:t>.</w:t>
+      </w:r>
+    </w:p>
+    <w:p>
+      <w:pPr>
+        <w:ind w:left="708" w:firstLine="12"/>
+        <w:jc w:val="both"/>
+      </w:pPr>
+      <w:r>
+        <w:t xml:space="preserve">Scaturisce da qui </w:t>
+      </w:r>
+      <w:r>
+        <w:rPr>
+          <w:i/>
+          <w:iCs/>
+        </w:rPr>
+        <w:t xml:space="preserve">il suo </w:t>
+      </w:r>
+      <w:r>
+        <w:rPr>
+          <w:i/>
+          <w:iCs/>
+        </w:rPr>
+        <w:t>atteggiamento rinunciatario</w:t>
+      </w:r>
+      <w:r>
+        <w:t xml:space="preserve">, che </w:t>
+      </w:r>
+      <w:r>
+        <w:t xml:space="preserve">lo porterà a </w:t>
+      </w:r>
+      <w:r>
+        <w:t>rifiut</w:t>
+      </w:r>
+      <w:r>
+        <w:t>are</w:t>
+      </w:r>
+      <w:r>
+        <w:t xml:space="preserve"> la nomina </w:t>
+      </w:r>
+      <w:r>
+        <w:t xml:space="preserve">a </w:t>
+      </w:r>
+      <w:r>
+        <w:rPr>
+          <w:i/>
+          <w:iCs/>
+        </w:rPr>
+        <w:t>senatore</w:t>
+      </w:r>
+      <w:r>
+        <w:t xml:space="preserve"> </w:t>
+      </w:r>
+      <w:r>
+        <w:rPr>
+          <w:i/>
+          <w:iCs/>
+        </w:rPr>
+        <w:t>del Regno</w:t>
+      </w:r>
+      <w:r>
+        <w:t>, offertagli dal governo di Torino</w:t>
+      </w:r>
+      <w:r>
+        <w:t>.</w:t>
+      </w:r>
+      <w:r>
+        <w:t xml:space="preserve"> </w:t>
+      </w:r>
+    </w:p>
+    <w:p>
+      <w:pPr>
+        <w:jc w:val="both"/>
+      </w:pPr>
+    </w:p>
+    <w:p>
+      <w:pPr>
+        <w:ind w:left="708" w:firstLine="12"/>
+        <w:jc w:val="both"/>
+      </w:pPr>
+      <w:r>
+        <w:rPr>
+          <w:i/>
+          <w:iCs/>
+        </w:rPr>
+        <w:t>Don</w:t>
+      </w:r>
+      <w:r>
+        <w:t xml:space="preserve"> </w:t>
+      </w:r>
+      <w:r>
+        <w:rPr>
+          <w:i/>
+          <w:iCs/>
+        </w:rPr>
+        <w:t>Tancredi</w:t>
+      </w:r>
+      <w:r>
+        <w:rPr>
+          <w:i/>
+          <w:iCs/>
+        </w:rPr>
+        <w:t xml:space="preserve">, </w:t>
+      </w:r>
+      <w:r>
+        <w:t>invece,</w:t>
+      </w:r>
+      <w:r>
+        <w:t xml:space="preserve"> </w:t>
+      </w:r>
+      <w:r>
+        <w:t xml:space="preserve">facendosi eleggere </w:t>
+      </w:r>
+      <w:r>
+        <w:t>deputato,</w:t>
+      </w:r>
+      <w:r>
+        <w:t xml:space="preserve"> mante</w:t>
+      </w:r>
+      <w:r>
+        <w:t>rrà</w:t>
+      </w:r>
+      <w:r>
+        <w:t xml:space="preserve"> </w:t>
+      </w:r>
+      <w:r>
+        <w:t>ancora per un qualche</w:t>
+      </w:r>
+      <w:r>
+        <w:t xml:space="preserve"> tempo</w:t>
+      </w:r>
+      <w:r>
+        <w:t xml:space="preserve"> </w:t>
+      </w:r>
+      <w:r>
+        <w:t>una</w:t>
+      </w:r>
+      <w:r>
+        <w:t xml:space="preserve"> </w:t>
+      </w:r>
+      <w:r>
+        <w:t>forma di</w:t>
+      </w:r>
+      <w:r>
+        <w:rPr>
+          <w:i/>
+          <w:iCs/>
+        </w:rPr>
+        <w:t xml:space="preserve"> </w:t>
+      </w:r>
+      <w:r>
+        <w:rPr>
+          <w:i/>
+          <w:iCs/>
+        </w:rPr>
+        <w:t>notabilato</w:t>
+      </w:r>
+      <w:r>
+        <w:t xml:space="preserve">. Però, </w:t>
+      </w:r>
+      <w:r>
+        <w:rPr>
+          <w:i/>
+          <w:iCs/>
+        </w:rPr>
+        <w:t>il suo</w:t>
+      </w:r>
+      <w:r>
+        <w:t xml:space="preserve"> </w:t>
+      </w:r>
+      <w:r>
+        <w:rPr>
+          <w:i/>
+          <w:iCs/>
+        </w:rPr>
+        <w:t>TRASFORMISMO</w:t>
+      </w:r>
+      <w:r>
+        <w:t xml:space="preserve"> (da rivoluzionario garibaldino a</w:t>
+      </w:r>
+      <w:r>
+        <w:t xml:space="preserve"> </w:t>
+      </w:r>
+      <w:r>
+        <w:t>liberale</w:t>
+      </w:r>
+      <w:r>
+        <w:t xml:space="preserve"> </w:t>
+      </w:r>
+      <w:r>
+        <w:t>conservatore</w:t>
+      </w:r>
+      <w:r>
+        <w:t xml:space="preserve"> </w:t>
+      </w:r>
+      <w:r>
+        <w:t xml:space="preserve">che plaude ai fatti di Aspromonte), </w:t>
+      </w:r>
+      <w:r>
+        <w:rPr>
+          <w:i/>
+          <w:iCs/>
+        </w:rPr>
+        <w:t>delude e</w:t>
+      </w:r>
+      <w:r>
+        <w:t xml:space="preserve"> </w:t>
+      </w:r>
+      <w:r>
+        <w:rPr>
+          <w:i/>
+          <w:iCs/>
+        </w:rPr>
+        <w:t>fa piangere</w:t>
+      </w:r>
+      <w:r>
+        <w:t xml:space="preserve"> </w:t>
+      </w:r>
+      <w:r>
+        <w:rPr>
+          <w:i/>
+          <w:iCs/>
+        </w:rPr>
+        <w:t>la</w:t>
+      </w:r>
+      <w:r>
+        <w:t xml:space="preserve"> </w:t>
+      </w:r>
+      <w:r>
+        <w:rPr>
+          <w:i/>
+          <w:iCs/>
+        </w:rPr>
+        <w:t>cugina</w:t>
+      </w:r>
+      <w:r>
+        <w:t xml:space="preserve"> </w:t>
+      </w:r>
+      <w:r>
+        <w:rPr>
+          <w:i/>
+          <w:iCs/>
+        </w:rPr>
+        <w:t>Concetta</w:t>
+      </w:r>
+      <w:r>
+        <w:t>.</w:t>
+      </w:r>
+      <w:r>
+        <w:t xml:space="preserve"> </w:t>
+      </w:r>
+      <w:r>
+        <w:t xml:space="preserve">Costei non </w:t>
+      </w:r>
+      <w:r>
+        <w:t>è</w:t>
+      </w:r>
+      <w:r>
+        <w:t xml:space="preserve"> </w:t>
+      </w:r>
+      <w:r>
+        <w:t xml:space="preserve">solo </w:t>
+      </w:r>
+      <w:r>
+        <w:t xml:space="preserve">innamorata di lui, è </w:t>
+      </w:r>
+      <w:r>
+        <w:rPr>
+          <w:i/>
+          <w:iCs/>
+        </w:rPr>
+        <w:t>un’</w:t>
+      </w:r>
+      <w:r>
+        <w:rPr>
+          <w:i/>
+          <w:iCs/>
+        </w:rPr>
+        <w:t>autentica anima bella</w:t>
+      </w:r>
+      <w:r>
+        <w:rPr>
+          <w:i/>
+          <w:iCs/>
+        </w:rPr>
+        <w:t>,</w:t>
+      </w:r>
+      <w:r>
+        <w:t xml:space="preserve"> che ha creduto sinceramente</w:t>
+      </w:r>
+      <w:r>
+        <w:t xml:space="preserve"> </w:t>
+      </w:r>
+      <w:r>
+        <w:t>all’infatuazione</w:t>
+      </w:r>
+      <w:r>
+        <w:t xml:space="preserve"> </w:t>
+      </w:r>
+      <w:r>
+        <w:t>giovanile del cugino per gl’ideali patriottici.</w:t>
+      </w:r>
+    </w:p>
+    <w:p>
+      <w:pPr>
+        <w:ind w:left="708" w:firstLine="12"/>
+        <w:jc w:val="both"/>
+      </w:pPr>
+      <w:r>
+        <w:t xml:space="preserve">La sconfitta sentimentale di Concetta, che - dopo la morte del </w:t>
+      </w:r>
+      <w:r>
         <w:t xml:space="preserve">Principe </w:t>
       </w:r>
       <w:r>
-        <w:rPr>
-          <w:i/>
-          <w:iCs/>
-        </w:rPr>
-        <w:t xml:space="preserve">ormai </w:t>
-      </w:r>
-      <w:r>
-        <w:rPr>
-          <w:i/>
-          <w:iCs/>
-        </w:rPr>
-        <w:t xml:space="preserve">cinquantenne </w:t>
-      </w:r>
-      <w:r>
-        <w:rPr>
-          <w:i/>
-          <w:iCs/>
-        </w:rPr>
-        <w:t xml:space="preserve">sente </w:t>
-      </w:r>
-      <w:r>
-        <w:rPr>
-          <w:i/>
-          <w:iCs/>
-        </w:rPr>
-        <w:t xml:space="preserve">la morte </w:t>
-      </w:r>
-      <w:r>
-        <w:rPr>
-          <w:i/>
-          <w:iCs/>
-        </w:rPr>
-        <w:t>aleggia</w:t>
-      </w:r>
-      <w:r>
-        <w:rPr>
-          <w:i/>
-          <w:iCs/>
-        </w:rPr>
-        <w:t>rgli</w:t>
-      </w:r>
-      <w:r>
-        <w:rPr>
-          <w:i/>
-          <w:iCs/>
-        </w:rPr>
-        <w:t xml:space="preserve"> intorno</w:t>
-      </w:r>
-      <w:r>
-        <w:t>.</w:t>
-      </w:r>
-    </w:p>
-    <w:p>
-      <w:pPr>
-        <w:ind w:left="708" w:firstLine="12"/>
-        <w:jc w:val="both"/>
-      </w:pPr>
-      <w:r>
-        <w:t xml:space="preserve">Scaturisce da qui </w:t>
-      </w:r>
-      <w:r>
-        <w:rPr>
-          <w:i/>
-          <w:iCs/>
-        </w:rPr>
-        <w:t xml:space="preserve">il suo </w:t>
-      </w:r>
-      <w:r>
-        <w:rPr>
-          <w:i/>
-          <w:iCs/>
-        </w:rPr>
-        <w:t>atteggiamento rinunciatario</w:t>
-      </w:r>
-      <w:r>
-        <w:t xml:space="preserve">, che </w:t>
-      </w:r>
-      <w:r>
-        <w:t xml:space="preserve">lo porterà a </w:t>
-      </w:r>
-      <w:r>
-        <w:t>rifiut</w:t>
-      </w:r>
-      <w:r>
-        <w:t>are</w:t>
-      </w:r>
-      <w:r>
-        <w:t xml:space="preserve"> la nomina </w:t>
-      </w:r>
-      <w:r>
-        <w:t xml:space="preserve">a </w:t>
-      </w:r>
-      <w:r>
-        <w:rPr>
-          <w:i/>
-          <w:iCs/>
-        </w:rPr>
-        <w:t>senatore</w:t>
-      </w:r>
-      <w:r>
-        <w:t xml:space="preserve"> </w:t>
-      </w:r>
-      <w:r>
-        <w:rPr>
-          <w:i/>
-          <w:iCs/>
-        </w:rPr>
-        <w:t>del Regno</w:t>
-      </w:r>
-      <w:r>
-        <w:t>, offertagli dal governo di Torino</w:t>
-      </w:r>
-      <w:r>
-        <w:t>.</w:t>
-      </w:r>
-      <w:r>
-        <w:t xml:space="preserve"> </w:t>
-      </w:r>
-    </w:p>
-    <w:p>
-      <w:pPr>
-        <w:jc w:val="both"/>
-      </w:pPr>
-    </w:p>
-    <w:p>
-      <w:pPr>
-        <w:ind w:left="708" w:firstLine="12"/>
-        <w:jc w:val="both"/>
-      </w:pPr>
-      <w:r>
-        <w:rPr>
-          <w:i/>
-          <w:iCs/>
-        </w:rPr>
-        <w:t>Don</w:t>
-      </w:r>
-      <w:r>
-        <w:t xml:space="preserve"> </w:t>
-      </w:r>
-      <w:r>
-        <w:rPr>
-          <w:i/>
-          <w:iCs/>
-        </w:rPr>
-        <w:t>Tancredi</w:t>
-      </w:r>
-      <w:r>
-        <w:rPr>
-          <w:i/>
-          <w:iCs/>
-        </w:rPr>
-        <w:t xml:space="preserve">, </w:t>
-      </w:r>
-      <w:r>
-        <w:t>invece,</w:t>
-      </w:r>
-      <w:r>
-        <w:t xml:space="preserve"> </w:t>
-      </w:r>
-      <w:r>
-        <w:t xml:space="preserve">facendosi eleggere </w:t>
-      </w:r>
-      <w:r>
-        <w:t>deputato,</w:t>
-      </w:r>
-      <w:r>
-        <w:t xml:space="preserve"> mante</w:t>
-      </w:r>
-      <w:r>
-        <w:t>rrà</w:t>
-      </w:r>
-      <w:r>
-        <w:t xml:space="preserve"> </w:t>
-      </w:r>
-      <w:r>
-        <w:t>ancora per un qualche</w:t>
-      </w:r>
-      <w:r>
-        <w:t xml:space="preserve"> tempo</w:t>
-      </w:r>
-      <w:r>
-        <w:t xml:space="preserve"> </w:t>
-      </w:r>
-      <w:r>
-        <w:t>una</w:t>
-      </w:r>
-      <w:r>
-        <w:t xml:space="preserve"> </w:t>
-      </w:r>
-      <w:r>
-        <w:t>forma di</w:t>
-      </w:r>
-      <w:r>
-        <w:rPr>
-          <w:i/>
-          <w:iCs/>
-        </w:rPr>
-        <w:t xml:space="preserve"> </w:t>
-      </w:r>
-      <w:r>
-        <w:rPr>
-          <w:i/>
-          <w:iCs/>
-        </w:rPr>
-        <w:t>notabilato</w:t>
-      </w:r>
-      <w:r>
-        <w:t xml:space="preserve">. Però, </w:t>
-      </w:r>
-      <w:r>
-        <w:rPr>
-          <w:i/>
-          <w:iCs/>
-        </w:rPr>
-        <w:t>il suo</w:t>
-      </w:r>
-      <w:r>
-        <w:t xml:space="preserve"> </w:t>
-      </w:r>
-      <w:r>
-        <w:t>TRASFORMISMO</w:t>
-      </w:r>
-      <w:r>
-        <w:t xml:space="preserve"> (da rivoluzionario garibaldino a</w:t>
-      </w:r>
-      <w:r>
-        <w:t xml:space="preserve"> </w:t>
-      </w:r>
-      <w:r>
-        <w:t>liberale</w:t>
-      </w:r>
-      <w:r>
-        <w:t xml:space="preserve"> </w:t>
-      </w:r>
-      <w:r>
-        <w:t>conservatore</w:t>
-      </w:r>
-      <w:r>
-        <w:t xml:space="preserve"> </w:t>
-      </w:r>
-      <w:r>
-        <w:t xml:space="preserve">che plaude ai fatti di Aspromonte), </w:t>
-      </w:r>
-      <w:r>
-        <w:rPr>
-          <w:i/>
-          <w:iCs/>
-        </w:rPr>
-        <w:t>delude e</w:t>
-      </w:r>
-      <w:r>
-        <w:t xml:space="preserve"> </w:t>
-      </w:r>
-      <w:r>
-        <w:rPr>
-          <w:i/>
-          <w:iCs/>
-        </w:rPr>
-        <w:t>fa piangere</w:t>
-      </w:r>
-      <w:r>
-        <w:t xml:space="preserve"> </w:t>
-      </w:r>
-      <w:r>
-        <w:rPr>
-          <w:i/>
-          <w:iCs/>
-        </w:rPr>
-        <w:t>la</w:t>
-      </w:r>
-      <w:r>
-        <w:t xml:space="preserve"> </w:t>
-      </w:r>
-      <w:r>
-        <w:rPr>
-          <w:i/>
-          <w:iCs/>
-        </w:rPr>
-        <w:t>cugina</w:t>
-      </w:r>
-      <w:r>
-        <w:t xml:space="preserve"> </w:t>
-      </w:r>
-      <w:r>
-        <w:rPr>
-          <w:i/>
-          <w:iCs/>
-        </w:rPr>
-        <w:t>Concetta</w:t>
-      </w:r>
-      <w:r>
-        <w:t>.</w:t>
-      </w:r>
-      <w:r>
-        <w:t xml:space="preserve"> </w:t>
-      </w:r>
-      <w:r>
-        <w:t xml:space="preserve">Costei non </w:t>
-      </w:r>
-      <w:r>
-        <w:t>è</w:t>
-      </w:r>
-      <w:r>
-        <w:t xml:space="preserve"> </w:t>
-      </w:r>
-      <w:r>
-        <w:t xml:space="preserve">solo </w:t>
-      </w:r>
-      <w:r>
-        <w:t xml:space="preserve">innamorata di lui, è </w:t>
-      </w:r>
-      <w:r>
-        <w:rPr>
-          <w:i/>
-          <w:iCs/>
-        </w:rPr>
-        <w:t>un’</w:t>
-      </w:r>
-      <w:r>
-        <w:rPr>
-          <w:i/>
-          <w:iCs/>
-        </w:rPr>
-        <w:t>autentica anima bella</w:t>
-      </w:r>
-      <w:r>
-        <w:rPr>
-          <w:i/>
-          <w:iCs/>
-        </w:rPr>
-        <w:t>,</w:t>
-      </w:r>
-      <w:r>
-        <w:t xml:space="preserve"> che ha creduto sinceramente</w:t>
-      </w:r>
-      <w:r>
-        <w:t xml:space="preserve"> </w:t>
-      </w:r>
-      <w:r>
-        <w:t>all’infatuazione</w:t>
-      </w:r>
-      <w:r>
-        <w:t xml:space="preserve"> </w:t>
-      </w:r>
-      <w:r>
-        <w:t>giovanile del cugino per gl’ideali patriottici.</w:t>
-      </w:r>
-    </w:p>
-    <w:p>
-      <w:pPr>
-        <w:ind w:left="708" w:firstLine="12"/>
-        <w:jc w:val="both"/>
-      </w:pPr>
-      <w:r>
-        <w:t xml:space="preserve">La sconfitta sentimentale di Concetta, che - dopo la morte del </w:t>
-      </w:r>
-      <w:r>
-        <w:t xml:space="preserve">Principe </w:t>
-      </w:r>
-      <w:r>
         <w:t>- rimane sola</w:t>
       </w:r>
       <w:r>
@@ -3546,7 +3823,7 @@
         <w:rPr>
           <w:vertAlign w:val="superscript"/>
         </w:rPr>
-        <w:t>1</w:t>
+        <w:t>2</w:t>
       </w:r>
       <w:r>
         <w:t xml:space="preserve">, è </w:t>
@@ -3567,112 +3844,6 @@
     </w:p>
     <w:p>
       <w:pPr>
-        <w:pStyle w:val="Paragrafoelenco"/>
-        <w:jc w:val="both"/>
-        <w:rPr>
-          <w:b/>
-          <w:bCs/>
-        </w:rPr>
-      </w:pPr>
-    </w:p>
-    <w:p>
-      <w:pPr>
-        <w:pStyle w:val="Paragrafoelenco"/>
-        <w:jc w:val="both"/>
-        <w:rPr>
-          <w:b/>
-          <w:bCs/>
-        </w:rPr>
-      </w:pPr>
-      <w:r>
-        <w:rPr>
-          <w:b/>
-          <w:bCs/>
-        </w:rPr>
-        <w:t xml:space="preserve">Con il suo </w:t>
-      </w:r>
-      <w:r>
-        <w:rPr>
-          <w:b/>
-          <w:bCs/>
-          <w:i/>
-          <w:iCs/>
-        </w:rPr>
-        <w:t>sguardo disincantato sulla Storia</w:t>
-      </w:r>
-      <w:r>
-        <w:rPr>
-          <w:b/>
-          <w:bCs/>
-        </w:rPr>
-        <w:t xml:space="preserve"> </w:t>
-      </w:r>
-      <w:r>
-        <w:rPr>
-          <w:b/>
-          <w:bCs/>
-          <w:i/>
-          <w:iCs/>
-        </w:rPr>
-        <w:t>del Risorgimento</w:t>
-      </w:r>
-      <w:r>
-        <w:rPr>
-          <w:b/>
-          <w:bCs/>
-          <w:i/>
-          <w:iCs/>
-        </w:rPr>
-        <w:t>,</w:t>
-      </w:r>
-      <w:r>
-        <w:rPr>
-          <w:b/>
-          <w:bCs/>
-        </w:rPr>
-        <w:t xml:space="preserve"> quest’opera segna </w:t>
-      </w:r>
-      <w:r>
-        <w:rPr>
-          <w:b/>
-          <w:bCs/>
-          <w:i/>
-          <w:iCs/>
-        </w:rPr>
-        <w:t xml:space="preserve">la fine del neorealismo </w:t>
-      </w:r>
-      <w:r>
-        <w:rPr>
-          <w:b/>
-          <w:bCs/>
-        </w:rPr>
-        <w:t>e del romanzo d’impegno politico</w:t>
-      </w:r>
-      <w:r>
-        <w:rPr>
-          <w:b/>
-          <w:bCs/>
-        </w:rPr>
-        <w:t xml:space="preserve">, ottenendo </w:t>
-      </w:r>
-      <w:r>
-        <w:rPr>
-          <w:b/>
-          <w:bCs/>
-        </w:rPr>
-        <w:t xml:space="preserve">comunque </w:t>
-      </w:r>
-      <w:r>
-        <w:rPr>
-          <w:b/>
-          <w:bCs/>
-        </w:rPr>
-        <w:t>un grande successo di pubblico e la vittoria nel ’59 al Premio Strega.</w:t>
-      </w:r>
-    </w:p>
-    <w:p>
-      <w:pPr>
-        <w:ind w:left="360"/>
         <w:jc w:val="both"/>
         <w:rPr>
           <w:b/>
@@ -3815,23 +3986,7 @@
         <w:t xml:space="preserve">Nel film di </w:t>
       </w:r>
       <w:r>
-        <w:t>Luchino Visconti</w:t>
-      </w:r>
-      <w:r>
-        <w:rPr>
-          <w:i/>
-          <w:iCs/>
-        </w:rPr>
-        <w:t xml:space="preserve"> </w:t>
-      </w:r>
-      <w:r>
-        <w:t>(</w:t>
-      </w:r>
-      <w:r>
-        <w:t>1963</w:t>
-      </w:r>
-      <w:r>
-        <w:t>), la narrazione si ferma al</w:t>
+        <w:t>Luchino Visconti, la narrazione si ferma al</w:t>
       </w:r>
       <w:r>
         <w:t xml:space="preserve"> </w:t>
@@ -3863,10 +4018,25 @@
         <w:t>famosa scena del ballo</w:t>
       </w:r>
       <w:r>
-        <w:t xml:space="preserve"> a Palazzo Ponteleone</w:t>
-      </w:r>
-      <w:r>
-        <w:t xml:space="preserve"> (in realtà Valguarnera-Gangi)</w:t>
+        <w:t xml:space="preserve"> </w:t>
+      </w:r>
+      <w:r>
+        <w:t>a</w:t>
+      </w:r>
+      <w:r>
+        <w:t xml:space="preserve"> Palazzo Ponteleone</w:t>
+      </w:r>
+      <w:r>
+        <w:t xml:space="preserve"> (in realtà Valguarnera-Gangi</w:t>
+      </w:r>
+      <w:r>
+        <w:rPr>
+          <w:vertAlign w:val="superscript"/>
+        </w:rPr>
+        <w:t>3</w:t>
+      </w:r>
+      <w:r>
+        <w:t>)</w:t>
       </w:r>
       <w:r>
         <w:t xml:space="preserve">, </w:t>
@@ -3898,6 +4068,10 @@
       <w:pPr>
         <w:ind w:left="708" w:firstLine="12"/>
         <w:jc w:val="both"/>
+        <w:rPr>
+          <w:b/>
+          <w:bCs/>
+        </w:rPr>
       </w:pPr>
       <w:r>
         <w:t>Ma soprattutto il cinema ha un linguaggio suo proprio e tempi di fruizione diversi rispetto</w:t>
@@ -3906,7 +4080,19 @@
         <w:t xml:space="preserve"> </w:t>
       </w:r>
       <w:r>
-        <w:t xml:space="preserve">all’opera letteraria: ciò impone al regista delle scelte, come quella di riprendere </w:t>
+        <w:t>all’opera letteraria</w:t>
+      </w:r>
+      <w:r>
+        <w:t>.</w:t>
+      </w:r>
+      <w:r>
+        <w:t xml:space="preserve"> </w:t>
+      </w:r>
+      <w:r>
+        <w:t>C</w:t>
+      </w:r>
+      <w:r>
+        <w:t xml:space="preserve">iò impone al regista delle scelte, come quella di riprendere </w:t>
       </w:r>
       <w:r>
         <w:rPr>
@@ -3997,25 +4183,19 @@
       <w:r>
         <w:t>epico all’impresa garibaldina.</w:t>
       </w:r>
-    </w:p>
-    <w:p>
-      <w:pPr>
-        <w:jc w:val="both"/>
-      </w:pPr>
-      <w:r>
-        <w:t xml:space="preserve">            </w:t>
-      </w:r>
-    </w:p>
-    <w:p>
-      <w:pPr>
-        <w:jc w:val="both"/>
-        <w:rPr>
-          <w:b/>
-          <w:bCs/>
-        </w:rPr>
-      </w:pPr>
-      <w:r>
-        <w:t xml:space="preserve">                                                                                                                                                         </w:t>
+      <w:r>
+        <w:rPr>
+          <w:b/>
+          <w:bCs/>
+        </w:rPr>
+        <w:t xml:space="preserve"> </w:t>
+      </w:r>
+      <w:r>
+        <w:rPr>
+          <w:b/>
+          <w:bCs/>
+        </w:rPr>
+        <w:t xml:space="preserve">                                                                                                      </w:t>
       </w:r>
       <w:r>
         <w:rPr>
@@ -4369,256 +4549,1076 @@
         <w:rPr>
           <w:vertAlign w:val="superscript"/>
         </w:rPr>
+        <w:t>4</w:t>
+      </w:r>
+      <w:r>
+        <w:t>.</w:t>
+      </w:r>
+    </w:p>
+    <w:p>
+      <w:pPr>
+        <w:ind w:left="708" w:firstLine="12"/>
+        <w:jc w:val="both"/>
+      </w:pPr>
+      <w:r>
+        <w:t xml:space="preserve">Ma la </w:t>
+      </w:r>
+      <w:r>
+        <w:t xml:space="preserve">rilettura critica della </w:t>
+      </w:r>
+      <w:r>
+        <w:t xml:space="preserve">nostra </w:t>
+      </w:r>
+      <w:r>
+        <w:t xml:space="preserve">storia nazionale </w:t>
+      </w:r>
+      <w:r>
+        <w:t xml:space="preserve">da parte del regista milanese </w:t>
+      </w:r>
+      <w:r>
+        <w:t xml:space="preserve">e </w:t>
+      </w:r>
+      <w:r>
+        <w:t>la</w:t>
+      </w:r>
+      <w:r>
+        <w:t xml:space="preserve"> </w:t>
+      </w:r>
+      <w:r>
+        <w:t xml:space="preserve">consapevolezza </w:t>
+      </w:r>
+      <w:r>
+        <w:t xml:space="preserve">degli errori </w:t>
+      </w:r>
+      <w:r>
+        <w:t>commessi n</w:t>
+      </w:r>
+      <w:r>
+        <w:t xml:space="preserve">el passato </w:t>
+      </w:r>
+      <w:r>
+        <w:t>apr</w:t>
+      </w:r>
+      <w:r>
+        <w:t>ono</w:t>
+      </w:r>
+      <w:r>
+        <w:t xml:space="preserve"> </w:t>
+      </w:r>
+      <w:r>
+        <w:t xml:space="preserve">le porte </w:t>
+      </w:r>
+      <w:r>
+        <w:t xml:space="preserve">alla speranza </w:t>
+      </w:r>
+      <w:r>
+        <w:t>in</w:t>
+      </w:r>
+      <w:r>
+        <w:t xml:space="preserve"> </w:t>
+      </w:r>
+      <w:r>
+        <w:t>un doman</w:t>
+      </w:r>
+      <w:r>
+        <w:t xml:space="preserve">i </w:t>
+      </w:r>
+      <w:r>
+        <w:t>migliore</w:t>
+      </w:r>
+      <w:r>
+        <w:t>, in accordo con il nuovo clima che si respira nel paese</w:t>
+      </w:r>
+      <w:r>
+        <w:rPr>
+          <w:vertAlign w:val="superscript"/>
+        </w:rPr>
+        <w:t>5</w:t>
+      </w:r>
+      <w:r>
+        <w:t>.</w:t>
+      </w:r>
+      <w:r>
+        <w:rPr>
+          <w:sz w:val="20"/>
+          <w:szCs w:val="20"/>
+        </w:rPr>
+        <w:t xml:space="preserve"> </w:t>
+      </w:r>
+    </w:p>
+    <w:p>
+      <w:pPr>
+        <w:jc w:val="both"/>
+      </w:pPr>
+    </w:p>
+    <w:p>
+      <w:pPr>
+        <w:ind w:left="708" w:firstLine="12"/>
+        <w:jc w:val="both"/>
+      </w:pPr>
+      <w:r>
+        <w:t>Il film</w:t>
+      </w:r>
+      <w:r>
+        <w:t xml:space="preserve">, che dispone di un cast di attori </w:t>
+      </w:r>
+      <w:r>
+        <w:t xml:space="preserve">prestigioso </w:t>
+      </w:r>
+      <w:r>
+        <w:t>(Burt Lancaster,</w:t>
+      </w:r>
+      <w:r>
+        <w:t xml:space="preserve"> </w:t>
+      </w:r>
+      <w:r>
+        <w:t>Alain Delon,</w:t>
+      </w:r>
+      <w:r>
+        <w:t xml:space="preserve"> </w:t>
+      </w:r>
+      <w:r>
+        <w:t>Claudia</w:t>
+      </w:r>
+      <w:r>
+        <w:t xml:space="preserve"> </w:t>
+      </w:r>
+      <w:r>
+        <w:t>Cardinale ecc.)</w:t>
+      </w:r>
+      <w:r>
+        <w:t xml:space="preserve"> </w:t>
+      </w:r>
+      <w:r>
+        <w:t xml:space="preserve">e </w:t>
+      </w:r>
+      <w:r>
+        <w:t xml:space="preserve">si avvale delle </w:t>
+      </w:r>
+      <w:r>
+        <w:t>musiche di Nino Rota,</w:t>
+      </w:r>
+      <w:r>
+        <w:t xml:space="preserve"> </w:t>
+      </w:r>
+      <w:r>
+        <w:t>v</w:t>
+      </w:r>
+      <w:r>
+        <w:t>incerà la Palma d’oro al Festival del</w:t>
+      </w:r>
+    </w:p>
+    <w:p>
+      <w:pPr>
+        <w:jc w:val="both"/>
+      </w:pPr>
+      <w:r>
+        <w:t xml:space="preserve">           </w:t>
+      </w:r>
+      <w:r>
+        <w:t xml:space="preserve"> cinema</w:t>
+      </w:r>
+      <w:r>
+        <w:t xml:space="preserve"> </w:t>
+      </w:r>
+      <w:r>
+        <w:t>di Cannes</w:t>
+      </w:r>
+      <w:r>
+        <w:t xml:space="preserve"> nel </w:t>
+      </w:r>
+      <w:r>
+        <w:t>19</w:t>
+      </w:r>
+      <w:r>
+        <w:t>63.</w:t>
+      </w:r>
+    </w:p>
+    <w:p>
+      <w:pPr>
+        <w:jc w:val="both"/>
+      </w:pPr>
+      <w:r>
+        <w:t xml:space="preserve">              </w:t>
+      </w:r>
+      <w:r>
+        <w:t xml:space="preserve">                                                                                                                                          </w:t>
+      </w:r>
+      <w:r>
+        <w:rPr>
+          <w:b/>
+          <w:bCs/>
+        </w:rPr>
+        <w:t>p. 4</w:t>
+      </w:r>
+    </w:p>
+    <w:p>
+      <w:pPr>
+        <w:jc w:val="both"/>
+        <w:rPr>
+          <w:sz w:val="20"/>
+          <w:szCs w:val="20"/>
+        </w:rPr>
+      </w:pPr>
+    </w:p>
+    <w:p>
+      <w:pPr>
+        <w:ind w:firstLine="708"/>
+        <w:jc w:val="both"/>
+        <w:rPr>
+          <w:sz w:val="20"/>
+          <w:szCs w:val="20"/>
+        </w:rPr>
+      </w:pPr>
+    </w:p>
+    <w:p>
+      <w:pPr>
+        <w:ind w:firstLine="708"/>
+        <w:jc w:val="both"/>
+        <w:rPr>
+          <w:sz w:val="20"/>
+          <w:szCs w:val="20"/>
+        </w:rPr>
+      </w:pPr>
+    </w:p>
+    <w:p>
+      <w:pPr>
+        <w:ind w:firstLine="708"/>
+        <w:jc w:val="both"/>
+        <w:rPr>
+          <w:sz w:val="20"/>
+          <w:szCs w:val="20"/>
+        </w:rPr>
+      </w:pPr>
+      <w:r>
+        <w:rPr>
+          <w:sz w:val="20"/>
+          <w:szCs w:val="20"/>
+        </w:rPr>
+        <w:t>NOTE</w:t>
+      </w:r>
+    </w:p>
+    <w:p>
+      <w:pPr>
+        <w:ind w:left="708"/>
+        <w:jc w:val="both"/>
+        <w:rPr>
+          <w:sz w:val="20"/>
+          <w:szCs w:val="20"/>
+        </w:rPr>
+      </w:pPr>
+      <w:r>
+        <w:rPr>
+          <w:sz w:val="20"/>
+          <w:szCs w:val="20"/>
+          <w:vertAlign w:val="superscript"/>
+        </w:rPr>
+        <w:t>1</w:t>
+      </w:r>
+      <w:r>
+        <w:rPr>
+          <w:sz w:val="20"/>
+          <w:szCs w:val="20"/>
+        </w:rPr>
+        <w:t xml:space="preserve">Nello stesso anno concorre per il premio Strega anche Pasolini con </w:t>
+      </w:r>
+      <w:r>
+        <w:rPr>
+          <w:i/>
+          <w:iCs/>
+          <w:sz w:val="20"/>
+          <w:szCs w:val="20"/>
+        </w:rPr>
+        <w:t>Ragazzi di vita</w:t>
+      </w:r>
+      <w:r>
+        <w:rPr>
+          <w:sz w:val="20"/>
+          <w:szCs w:val="20"/>
+        </w:rPr>
+        <w:t xml:space="preserve">; ma la vittoria va a Tomasi di Lampedusa con </w:t>
+      </w:r>
+      <w:r>
+        <w:rPr>
+          <w:i/>
+          <w:iCs/>
+          <w:sz w:val="20"/>
+          <w:szCs w:val="20"/>
+        </w:rPr>
+        <w:t>Il Gattopardo</w:t>
+      </w:r>
+      <w:r>
+        <w:rPr>
+          <w:sz w:val="20"/>
+          <w:szCs w:val="20"/>
+        </w:rPr>
+        <w:t>.</w:t>
+      </w:r>
+    </w:p>
+    <w:p>
+      <w:pPr>
+        <w:ind w:left="708"/>
+        <w:jc w:val="both"/>
+        <w:rPr>
+          <w:sz w:val="20"/>
+          <w:szCs w:val="20"/>
+        </w:rPr>
+      </w:pPr>
+    </w:p>
+    <w:p>
+      <w:pPr>
+        <w:ind w:left="708"/>
+        <w:jc w:val="both"/>
+        <w:rPr>
+          <w:sz w:val="20"/>
+          <w:szCs w:val="20"/>
+        </w:rPr>
+      </w:pPr>
+      <w:r>
+        <w:rPr>
+          <w:sz w:val="20"/>
+          <w:szCs w:val="20"/>
+          <w:vertAlign w:val="superscript"/>
+        </w:rPr>
         <w:t>2</w:t>
       </w:r>
       <w:r>
+        <w:rPr>
+          <w:sz w:val="20"/>
+          <w:szCs w:val="20"/>
+        </w:rPr>
+        <w:t>Concetta rifiuta la soluzione di ripiego offertale da Tancredi, che le presenta un suo commilitone interessato a lei (il Conte Cavriaghi di Milano), perché rimane fedele ai suoi sentimenti. È l’unica grande vittima di questa vicenda.</w:t>
+      </w:r>
+    </w:p>
+    <w:p>
+      <w:pPr>
+        <w:ind w:left="708"/>
+        <w:jc w:val="both"/>
+        <w:rPr>
+          <w:sz w:val="20"/>
+          <w:szCs w:val="20"/>
+        </w:rPr>
+      </w:pPr>
+    </w:p>
+    <w:p>
+      <w:pPr>
+        <w:ind w:left="708"/>
+        <w:jc w:val="both"/>
+        <w:rPr>
+          <w:sz w:val="20"/>
+          <w:szCs w:val="20"/>
+        </w:rPr>
+      </w:pPr>
+      <w:r>
+        <w:rPr>
+          <w:sz w:val="20"/>
+          <w:szCs w:val="20"/>
+          <w:vertAlign w:val="superscript"/>
+        </w:rPr>
+        <w:t>3</w:t>
+      </w:r>
+      <w:r>
+        <w:rPr>
+          <w:sz w:val="20"/>
+          <w:szCs w:val="20"/>
+        </w:rPr>
+        <w:t xml:space="preserve">Molti palazzi nobiliari (tra cui quello dell’autore) sono andati distrutti durante i bombardamenti di Palermo </w:t>
+      </w:r>
+      <w:r>
+        <w:rPr>
+          <w:sz w:val="20"/>
+          <w:szCs w:val="20"/>
+        </w:rPr>
+        <w:t xml:space="preserve">avvenuti nel corso </w:t>
+      </w:r>
+      <w:r>
+        <w:rPr>
+          <w:sz w:val="20"/>
+          <w:szCs w:val="20"/>
+        </w:rPr>
+        <w:t>della seconda guerra mondiale.</w:t>
+      </w:r>
+    </w:p>
+    <w:p>
+      <w:pPr>
+        <w:ind w:left="708"/>
+        <w:jc w:val="both"/>
+        <w:rPr>
+          <w:sz w:val="20"/>
+          <w:szCs w:val="20"/>
+        </w:rPr>
+      </w:pPr>
+    </w:p>
+    <w:p>
+      <w:pPr>
+        <w:ind w:left="708"/>
+        <w:jc w:val="both"/>
+        <w:rPr>
+          <w:sz w:val="20"/>
+          <w:szCs w:val="20"/>
+        </w:rPr>
+      </w:pPr>
+      <w:r>
+        <w:rPr>
+          <w:sz w:val="20"/>
+          <w:szCs w:val="20"/>
+          <w:vertAlign w:val="superscript"/>
+        </w:rPr>
+        <w:t>4</w:t>
+      </w:r>
+      <w:r>
+        <w:rPr>
+          <w:sz w:val="20"/>
+          <w:szCs w:val="20"/>
+        </w:rPr>
+        <w:t>Espressione usata dall’antropologo Ernesto De Martino come t</w:t>
+      </w:r>
+      <w:r>
+        <w:rPr>
+          <w:sz w:val="20"/>
+          <w:szCs w:val="20"/>
+        </w:rPr>
+        <w:t>itolo</w:t>
+      </w:r>
+      <w:r>
+        <w:rPr>
+          <w:sz w:val="20"/>
+          <w:szCs w:val="20"/>
+        </w:rPr>
+        <w:t xml:space="preserve"> di uno </w:t>
+      </w:r>
+      <w:r>
+        <w:rPr>
+          <w:i/>
+          <w:iCs/>
+          <w:sz w:val="20"/>
+          <w:szCs w:val="20"/>
+        </w:rPr>
+        <w:t>studio etnografico</w:t>
+      </w:r>
+      <w:r>
+        <w:rPr>
+          <w:sz w:val="20"/>
+          <w:szCs w:val="20"/>
+        </w:rPr>
+        <w:t xml:space="preserve"> sul Sud d’Italia </w:t>
+      </w:r>
+      <w:r>
+        <w:rPr>
+          <w:sz w:val="20"/>
+          <w:szCs w:val="20"/>
+        </w:rPr>
+        <w:t xml:space="preserve">(uscito nel 1961). </w:t>
+      </w:r>
+    </w:p>
+    <w:p>
+      <w:pPr>
+        <w:jc w:val="both"/>
+        <w:rPr>
+          <w:sz w:val="20"/>
+          <w:szCs w:val="20"/>
+        </w:rPr>
+      </w:pPr>
+    </w:p>
+    <w:p>
+      <w:pPr>
+        <w:ind w:left="708"/>
+        <w:jc w:val="both"/>
+        <w:rPr>
+          <w:sz w:val="20"/>
+          <w:szCs w:val="20"/>
+        </w:rPr>
+      </w:pPr>
+      <w:r>
+        <w:rPr>
+          <w:sz w:val="20"/>
+          <w:szCs w:val="20"/>
+          <w:vertAlign w:val="superscript"/>
+        </w:rPr>
+        <w:t>5</w:t>
+      </w:r>
+      <w:r>
+        <w:rPr>
+          <w:sz w:val="20"/>
+          <w:szCs w:val="20"/>
+        </w:rPr>
+        <w:t xml:space="preserve">I provvedimenti per il Sud </w:t>
+      </w:r>
+      <w:r>
+        <w:rPr>
+          <w:sz w:val="20"/>
+          <w:szCs w:val="20"/>
+        </w:rPr>
+        <w:t xml:space="preserve">varati </w:t>
+      </w:r>
+      <w:r>
+        <w:rPr>
+          <w:sz w:val="20"/>
+          <w:szCs w:val="20"/>
+        </w:rPr>
+        <w:t>d</w:t>
+      </w:r>
+      <w:r>
+        <w:rPr>
+          <w:sz w:val="20"/>
+          <w:szCs w:val="20"/>
+        </w:rPr>
+        <w:t>a</w:t>
+      </w:r>
+      <w:r>
+        <w:rPr>
+          <w:sz w:val="20"/>
+          <w:szCs w:val="20"/>
+        </w:rPr>
+        <w:t xml:space="preserve"> Zanardelli </w:t>
+      </w:r>
+      <w:r>
+        <w:rPr>
+          <w:sz w:val="20"/>
+          <w:szCs w:val="20"/>
+        </w:rPr>
+        <w:t xml:space="preserve">a inizio Novecento </w:t>
+      </w:r>
+      <w:r>
+        <w:rPr>
+          <w:sz w:val="20"/>
+          <w:szCs w:val="20"/>
+        </w:rPr>
+        <w:t>non sono più rinnovati</w:t>
+      </w:r>
+      <w:r>
+        <w:rPr>
+          <w:sz w:val="20"/>
+          <w:szCs w:val="20"/>
+        </w:rPr>
+        <w:t xml:space="preserve"> da Giolitti</w:t>
+      </w:r>
+      <w:r>
+        <w:rPr>
+          <w:sz w:val="20"/>
+          <w:szCs w:val="20"/>
+        </w:rPr>
+        <w:t xml:space="preserve">, </w:t>
+      </w:r>
+      <w:r>
+        <w:rPr>
+          <w:sz w:val="20"/>
+          <w:szCs w:val="20"/>
+        </w:rPr>
+        <w:t xml:space="preserve">che lascia </w:t>
+      </w:r>
+      <w:r>
+        <w:rPr>
+          <w:sz w:val="20"/>
+          <w:szCs w:val="20"/>
+        </w:rPr>
+        <w:t>a</w:t>
+      </w:r>
+      <w:r>
+        <w:rPr>
+          <w:sz w:val="20"/>
+          <w:szCs w:val="20"/>
+        </w:rPr>
+        <w:t>gli abitanti</w:t>
+      </w:r>
+      <w:r>
+        <w:rPr>
+          <w:sz w:val="20"/>
+          <w:szCs w:val="20"/>
+        </w:rPr>
+        <w:t xml:space="preserve"> di queste regioni solo la prospettiva dell’</w:t>
+      </w:r>
+      <w:r>
+        <w:rPr>
+          <w:i/>
+          <w:iCs/>
+          <w:sz w:val="20"/>
+          <w:szCs w:val="20"/>
+        </w:rPr>
+        <w:t>emigrazione</w:t>
+      </w:r>
+      <w:r>
+        <w:rPr>
+          <w:sz w:val="20"/>
+          <w:szCs w:val="20"/>
+        </w:rPr>
+        <w:t xml:space="preserve">. </w:t>
+      </w:r>
+      <w:r>
+        <w:rPr>
+          <w:sz w:val="20"/>
+          <w:szCs w:val="20"/>
+        </w:rPr>
+        <w:t>Nel secondo dopoguerra</w:t>
+      </w:r>
+      <w:r>
+        <w:rPr>
+          <w:sz w:val="20"/>
+          <w:szCs w:val="20"/>
+        </w:rPr>
+        <w:t>,</w:t>
+      </w:r>
+      <w:r>
+        <w:rPr>
+          <w:sz w:val="20"/>
+          <w:szCs w:val="20"/>
+        </w:rPr>
+        <w:t xml:space="preserve"> </w:t>
+      </w:r>
+      <w:r>
+        <w:rPr>
+          <w:sz w:val="20"/>
+          <w:szCs w:val="20"/>
+        </w:rPr>
+        <w:t xml:space="preserve">invece, </w:t>
+      </w:r>
+      <w:r>
+        <w:rPr>
+          <w:i/>
+          <w:iCs/>
+          <w:sz w:val="20"/>
+          <w:szCs w:val="20"/>
+        </w:rPr>
+        <w:t>la politica economica keynesiana</w:t>
+      </w:r>
+      <w:r>
+        <w:rPr>
+          <w:sz w:val="20"/>
+          <w:szCs w:val="20"/>
+        </w:rPr>
+        <w:t xml:space="preserve">, inaugurata da </w:t>
+      </w:r>
+      <w:r>
+        <w:rPr>
+          <w:b/>
+          <w:bCs/>
+          <w:sz w:val="20"/>
+          <w:szCs w:val="20"/>
+        </w:rPr>
+        <w:t>Franklin Delano</w:t>
+      </w:r>
+      <w:r>
+        <w:rPr>
+          <w:sz w:val="20"/>
+          <w:szCs w:val="20"/>
+        </w:rPr>
+        <w:t xml:space="preserve"> </w:t>
+      </w:r>
+      <w:r>
+        <w:rPr>
+          <w:b/>
+          <w:bCs/>
+          <w:sz w:val="20"/>
+          <w:szCs w:val="20"/>
+        </w:rPr>
+        <w:t>Roosevelt</w:t>
+      </w:r>
+      <w:r>
+        <w:rPr>
+          <w:sz w:val="20"/>
+          <w:szCs w:val="20"/>
+        </w:rPr>
+        <w:t xml:space="preserve"> </w:t>
+      </w:r>
+      <w:r>
+        <w:rPr>
+          <w:sz w:val="20"/>
+          <w:szCs w:val="20"/>
+        </w:rPr>
+        <w:t xml:space="preserve">tra il ’33 e il ’43 </w:t>
+      </w:r>
+      <w:r>
+        <w:rPr>
+          <w:sz w:val="20"/>
+          <w:szCs w:val="20"/>
+        </w:rPr>
+        <w:t xml:space="preserve">con il </w:t>
+      </w:r>
+      <w:r>
+        <w:rPr>
+          <w:i/>
+          <w:iCs/>
+          <w:sz w:val="20"/>
+          <w:szCs w:val="20"/>
+        </w:rPr>
+        <w:t>New Deal</w:t>
+      </w:r>
+      <w:r>
+        <w:rPr>
+          <w:sz w:val="20"/>
+          <w:szCs w:val="20"/>
+        </w:rPr>
+        <w:t xml:space="preserve">, </w:t>
+      </w:r>
+      <w:r>
+        <w:rPr>
+          <w:sz w:val="20"/>
+          <w:szCs w:val="20"/>
+        </w:rPr>
+        <w:t>viene estes</w:t>
+      </w:r>
+      <w:r>
+        <w:rPr>
+          <w:sz w:val="20"/>
+          <w:szCs w:val="20"/>
+        </w:rPr>
+        <w:t>a</w:t>
+      </w:r>
+      <w:r>
+        <w:rPr>
+          <w:sz w:val="20"/>
+          <w:szCs w:val="20"/>
+        </w:rPr>
+        <w:t xml:space="preserve"> </w:t>
+      </w:r>
+      <w:r>
+        <w:rPr>
+          <w:sz w:val="20"/>
+          <w:szCs w:val="20"/>
+        </w:rPr>
+        <w:t xml:space="preserve">anche </w:t>
+      </w:r>
+      <w:r>
+        <w:rPr>
+          <w:sz w:val="20"/>
+          <w:szCs w:val="20"/>
+        </w:rPr>
+        <w:t xml:space="preserve">ai paesi dell’Europa liberata, impegnando </w:t>
+      </w:r>
+      <w:r>
+        <w:rPr>
+          <w:sz w:val="20"/>
+          <w:szCs w:val="20"/>
+        </w:rPr>
+        <w:t xml:space="preserve">gli </w:t>
+      </w:r>
+      <w:r>
+        <w:rPr>
+          <w:sz w:val="20"/>
+          <w:szCs w:val="20"/>
+        </w:rPr>
+        <w:t>Stat</w:t>
+      </w:r>
+      <w:r>
+        <w:rPr>
+          <w:sz w:val="20"/>
+          <w:szCs w:val="20"/>
+        </w:rPr>
+        <w:t>i</w:t>
+      </w:r>
+      <w:r>
+        <w:rPr>
+          <w:sz w:val="20"/>
+          <w:szCs w:val="20"/>
+        </w:rPr>
+        <w:t xml:space="preserve"> </w:t>
+      </w:r>
+      <w:r>
+        <w:rPr>
+          <w:sz w:val="20"/>
+          <w:szCs w:val="20"/>
+        </w:rPr>
+        <w:t xml:space="preserve">ad </w:t>
+      </w:r>
+      <w:r>
+        <w:rPr>
+          <w:i/>
+          <w:iCs/>
+          <w:sz w:val="20"/>
+          <w:szCs w:val="20"/>
+        </w:rPr>
+        <w:t>investi</w:t>
+      </w:r>
+      <w:r>
+        <w:rPr>
+          <w:i/>
+          <w:iCs/>
+          <w:sz w:val="20"/>
+          <w:szCs w:val="20"/>
+        </w:rPr>
+        <w:t>re</w:t>
+      </w:r>
+      <w:r>
+        <w:rPr>
+          <w:i/>
+          <w:iCs/>
+          <w:sz w:val="20"/>
+          <w:szCs w:val="20"/>
+        </w:rPr>
+        <w:t xml:space="preserve"> nelle aree depresse</w:t>
+      </w:r>
+      <w:r>
+        <w:rPr>
+          <w:sz w:val="20"/>
+          <w:szCs w:val="20"/>
+        </w:rPr>
         <w:t>.</w:t>
       </w:r>
     </w:p>
     <w:p>
       <w:pPr>
-        <w:ind w:left="708" w:firstLine="12"/>
-        <w:jc w:val="both"/>
-      </w:pPr>
-      <w:r>
-        <w:t xml:space="preserve">Ma la </w:t>
-      </w:r>
-      <w:r>
-        <w:t xml:space="preserve">rilettura critica della </w:t>
-      </w:r>
-      <w:r>
-        <w:t xml:space="preserve">nostra </w:t>
-      </w:r>
-      <w:r>
-        <w:t xml:space="preserve">storia nazionale </w:t>
-      </w:r>
-      <w:r>
-        <w:t xml:space="preserve">da parte del regista milanese </w:t>
-      </w:r>
-      <w:r>
-        <w:t xml:space="preserve">e </w:t>
-      </w:r>
-      <w:r>
-        <w:t>la</w:t>
-      </w:r>
-      <w:r>
-        <w:t xml:space="preserve"> </w:t>
-      </w:r>
-      <w:r>
-        <w:t xml:space="preserve">consapevolezza </w:t>
-      </w:r>
-      <w:r>
-        <w:t xml:space="preserve">degli errori </w:t>
-      </w:r>
-      <w:r>
-        <w:t>commessi n</w:t>
-      </w:r>
-      <w:r>
-        <w:t xml:space="preserve">el passato </w:t>
-      </w:r>
-      <w:r>
-        <w:t>apr</w:t>
-      </w:r>
-      <w:r>
-        <w:t>ono</w:t>
-      </w:r>
-      <w:r>
-        <w:t xml:space="preserve"> </w:t>
-      </w:r>
-      <w:r>
-        <w:t xml:space="preserve">le porte </w:t>
-      </w:r>
-      <w:r>
-        <w:t xml:space="preserve">alla speranza </w:t>
-      </w:r>
-      <w:r>
-        <w:t>in</w:t>
-      </w:r>
-      <w:r>
-        <w:t xml:space="preserve"> </w:t>
-      </w:r>
-      <w:r>
-        <w:t>un doman</w:t>
-      </w:r>
-      <w:r>
-        <w:t xml:space="preserve">i </w:t>
-      </w:r>
-      <w:r>
-        <w:t>migliore</w:t>
-      </w:r>
-      <w:r>
-        <w:t>, in accordo con il nuovo clima che si respira nel paese</w:t>
-      </w:r>
-      <w:r>
-        <w:rPr>
-          <w:vertAlign w:val="superscript"/>
-        </w:rPr>
-        <w:t>3</w:t>
-      </w:r>
-      <w:r>
+        <w:ind w:left="708"/>
+        <w:jc w:val="both"/>
+        <w:rPr>
+          <w:sz w:val="20"/>
+          <w:szCs w:val="20"/>
+        </w:rPr>
+      </w:pPr>
+      <w:r>
+        <w:rPr>
+          <w:sz w:val="20"/>
+          <w:szCs w:val="20"/>
+        </w:rPr>
+        <w:t xml:space="preserve">La </w:t>
+      </w:r>
+      <w:r>
+        <w:rPr>
+          <w:b/>
+          <w:bCs/>
+          <w:sz w:val="20"/>
+          <w:szCs w:val="20"/>
+        </w:rPr>
+        <w:t>Cassa del Mezzogiorno</w:t>
+      </w:r>
+      <w:r>
+        <w:rPr>
+          <w:sz w:val="20"/>
+          <w:szCs w:val="20"/>
+        </w:rPr>
+        <w:t xml:space="preserve">, fondata nel 1950, trova il suo massimo slancio dopo il </w:t>
+      </w:r>
+      <w:r>
+        <w:rPr>
+          <w:b/>
+          <w:bCs/>
+          <w:sz w:val="20"/>
+          <w:szCs w:val="20"/>
+        </w:rPr>
+        <w:t>1963</w:t>
+      </w:r>
+      <w:r>
+        <w:rPr>
+          <w:sz w:val="20"/>
+          <w:szCs w:val="20"/>
+        </w:rPr>
+        <w:t xml:space="preserve">, quando il segretario della DC, Amintore Fanfani, fa entrare i socialisti di </w:t>
+      </w:r>
+      <w:r>
+        <w:rPr>
+          <w:b/>
+          <w:bCs/>
+          <w:sz w:val="20"/>
+          <w:szCs w:val="20"/>
+        </w:rPr>
+        <w:t xml:space="preserve">Pietro </w:t>
+      </w:r>
+      <w:r>
+        <w:rPr>
+          <w:b/>
+          <w:bCs/>
+          <w:sz w:val="20"/>
+          <w:szCs w:val="20"/>
+        </w:rPr>
+        <w:t>Nenni</w:t>
+      </w:r>
+      <w:r>
+        <w:rPr>
+          <w:sz w:val="20"/>
+          <w:szCs w:val="20"/>
+        </w:rPr>
+        <w:t xml:space="preserve"> nell’area di governo</w:t>
+      </w:r>
+      <w:r>
+        <w:rPr>
+          <w:sz w:val="20"/>
+          <w:szCs w:val="20"/>
+        </w:rPr>
+        <w:t>,</w:t>
+      </w:r>
+      <w:r>
+        <w:rPr>
+          <w:sz w:val="20"/>
+          <w:szCs w:val="20"/>
+        </w:rPr>
+        <w:t xml:space="preserve"> inaugurando la stagione del </w:t>
+      </w:r>
+      <w:r>
+        <w:rPr>
+          <w:b/>
+          <w:bCs/>
+          <w:sz w:val="20"/>
+          <w:szCs w:val="20"/>
+        </w:rPr>
+        <w:t>Centro-Sinistra</w:t>
+      </w:r>
+      <w:r>
+        <w:rPr>
+          <w:b/>
+          <w:bCs/>
+          <w:sz w:val="20"/>
+          <w:szCs w:val="20"/>
+        </w:rPr>
         <w:t>.</w:t>
       </w:r>
-      <w:r>
-        <w:rPr>
-          <w:sz w:val="20"/>
-          <w:szCs w:val="20"/>
-        </w:rPr>
-        <w:t xml:space="preserve"> </w:t>
-      </w:r>
-    </w:p>
-    <w:p>
-      <w:pPr>
-        <w:jc w:val="both"/>
-      </w:pPr>
-    </w:p>
-    <w:p>
-      <w:pPr>
-        <w:ind w:left="708" w:firstLine="12"/>
-        <w:jc w:val="both"/>
-      </w:pPr>
-      <w:r>
-        <w:t>Il film</w:t>
-      </w:r>
-      <w:r>
-        <w:t xml:space="preserve">, che dispone di un cast di attori </w:t>
-      </w:r>
-      <w:r>
-        <w:t xml:space="preserve">prestigioso </w:t>
-      </w:r>
-      <w:r>
-        <w:t>(Burt Lancaster,</w:t>
-      </w:r>
-      <w:r>
-        <w:t xml:space="preserve"> </w:t>
-      </w:r>
-      <w:r>
-        <w:t>Alain Delon,</w:t>
-      </w:r>
-      <w:r>
-        <w:t xml:space="preserve"> </w:t>
-      </w:r>
-      <w:r>
-        <w:t>Claudia</w:t>
-      </w:r>
-      <w:r>
-        <w:t xml:space="preserve"> </w:t>
-      </w:r>
-      <w:r>
-        <w:t>Cardinale ecc.)</w:t>
-      </w:r>
-      <w:r>
-        <w:t xml:space="preserve"> </w:t>
-      </w:r>
-      <w:r>
-        <w:t xml:space="preserve">e </w:t>
-      </w:r>
-      <w:r>
-        <w:t xml:space="preserve">si avvale delle </w:t>
-      </w:r>
-      <w:r>
-        <w:t>musiche di Nino Rota,</w:t>
-      </w:r>
-      <w:r>
-        <w:t xml:space="preserve"> </w:t>
-      </w:r>
-      <w:r>
-        <w:t>v</w:t>
-      </w:r>
-      <w:r>
-        <w:t>incerà la Palma d’oro al Festival del</w:t>
-      </w:r>
-    </w:p>
-    <w:p>
-      <w:pPr>
-        <w:jc w:val="both"/>
-      </w:pPr>
-      <w:r>
-        <w:t xml:space="preserve">           </w:t>
-      </w:r>
-      <w:r>
-        <w:t xml:space="preserve"> cinema</w:t>
-      </w:r>
-      <w:r>
-        <w:t xml:space="preserve"> </w:t>
-      </w:r>
-      <w:r>
-        <w:t>di Cannes</w:t>
-      </w:r>
-      <w:r>
-        <w:t xml:space="preserve"> nel ‘63</w:t>
-      </w:r>
-      <w:r>
-        <w:rPr>
-          <w:vertAlign w:val="superscript"/>
-        </w:rPr>
-        <w:t>4</w:t>
-      </w:r>
-      <w:r>
+    </w:p>
+    <w:p>
+      <w:pPr>
+        <w:ind w:left="708"/>
+        <w:jc w:val="both"/>
+        <w:rPr>
+          <w:sz w:val="20"/>
+          <w:szCs w:val="20"/>
+        </w:rPr>
+      </w:pPr>
+      <w:r>
+        <w:rPr>
+          <w:sz w:val="20"/>
+          <w:szCs w:val="20"/>
+        </w:rPr>
+        <w:t xml:space="preserve">Alla guida di quest’istituzione, in un primo tempo, viene posto </w:t>
+      </w:r>
+      <w:r>
+        <w:rPr>
+          <w:b/>
+          <w:bCs/>
+          <w:sz w:val="20"/>
+          <w:szCs w:val="20"/>
+        </w:rPr>
+        <w:t>Pasquale Saraceno</w:t>
+      </w:r>
+      <w:r>
+        <w:rPr>
+          <w:sz w:val="20"/>
+          <w:szCs w:val="20"/>
+        </w:rPr>
+        <w:t>, un’economista dell’Università cattolica di Milano di origini meridionali, che ottiene risultati incoraggianti: creazione di acquedotti per l’agricoltura, d’infrastrutture logistiche, dei centri siderurgici di Taranto e Bagnoli (Napoli) e d’industrie metalmeccaniche (Alfasud</w:t>
+      </w:r>
+      <w:r>
+        <w:rPr>
+          <w:sz w:val="20"/>
+          <w:szCs w:val="20"/>
+        </w:rPr>
+        <w:t>, a Pomigliano d’Arco vicino a Napoli</w:t>
+      </w:r>
+      <w:r>
+        <w:rPr>
+          <w:sz w:val="20"/>
+          <w:szCs w:val="20"/>
+        </w:rPr>
+        <w:t>)</w:t>
+      </w:r>
+      <w:r>
+        <w:rPr>
+          <w:sz w:val="20"/>
+          <w:szCs w:val="20"/>
+        </w:rPr>
+        <w:t xml:space="preserve"> ecc</w:t>
+      </w:r>
+      <w:r>
+        <w:rPr>
+          <w:sz w:val="20"/>
+          <w:szCs w:val="20"/>
+        </w:rPr>
+        <w:t xml:space="preserve">. </w:t>
+      </w:r>
+      <w:r>
+        <w:rPr>
+          <w:i/>
+          <w:iCs/>
+          <w:sz w:val="20"/>
+          <w:szCs w:val="20"/>
+        </w:rPr>
+        <w:t xml:space="preserve">Finché è rimasta un’istituzione nazionale, </w:t>
+      </w:r>
+      <w:r>
+        <w:rPr>
+          <w:i/>
+          <w:iCs/>
+          <w:sz w:val="20"/>
+          <w:szCs w:val="20"/>
+        </w:rPr>
+        <w:t xml:space="preserve">la Cassa </w:t>
+      </w:r>
+      <w:r>
+        <w:rPr>
+          <w:i/>
+          <w:iCs/>
+          <w:sz w:val="20"/>
+          <w:szCs w:val="20"/>
+        </w:rPr>
+        <w:t xml:space="preserve">del Mezzogiorno </w:t>
+      </w:r>
+      <w:r>
+        <w:rPr>
+          <w:i/>
+          <w:iCs/>
+          <w:sz w:val="20"/>
+          <w:szCs w:val="20"/>
+        </w:rPr>
+        <w:t xml:space="preserve">ha funzionato bene. </w:t>
+      </w:r>
+      <w:r>
+        <w:rPr>
+          <w:sz w:val="20"/>
+          <w:szCs w:val="20"/>
+        </w:rPr>
+        <w:t xml:space="preserve">Purtroppo, non pochi politici hanno preteso di </w:t>
+      </w:r>
+      <w:r>
+        <w:rPr>
+          <w:i/>
+          <w:iCs/>
+          <w:sz w:val="20"/>
+          <w:szCs w:val="20"/>
+        </w:rPr>
+        <w:t>regionalizzarla</w:t>
+      </w:r>
+      <w:r>
+        <w:rPr>
+          <w:sz w:val="20"/>
+          <w:szCs w:val="20"/>
+        </w:rPr>
+        <w:t xml:space="preserve">, per favorire proprie clientele locali, portandola </w:t>
+      </w:r>
+      <w:r>
+        <w:rPr>
+          <w:sz w:val="20"/>
+          <w:szCs w:val="20"/>
+        </w:rPr>
+        <w:t xml:space="preserve">così </w:t>
+      </w:r>
+      <w:r>
+        <w:rPr>
+          <w:sz w:val="20"/>
+          <w:szCs w:val="20"/>
+        </w:rPr>
+        <w:t xml:space="preserve">al </w:t>
+      </w:r>
+      <w:r>
+        <w:rPr>
+          <w:i/>
+          <w:iCs/>
+          <w:sz w:val="20"/>
+          <w:szCs w:val="20"/>
+        </w:rPr>
+        <w:t>fallimento</w:t>
+      </w:r>
+      <w:r>
+        <w:rPr>
+          <w:sz w:val="20"/>
+          <w:szCs w:val="20"/>
+        </w:rPr>
         <w:t>.</w:t>
       </w:r>
     </w:p>
     <w:p>
       <w:pPr>
         <w:jc w:val="both"/>
-      </w:pPr>
-      <w:r>
-        <w:t xml:space="preserve">              </w:t>
-      </w:r>
-    </w:p>
-    <w:p>
-      <w:pPr>
-        <w:jc w:val="both"/>
-      </w:pPr>
-      <w:r>
-        <w:t xml:space="preserve">                                                                                                                                         </w:t>
-      </w:r>
-      <w:r>
-        <w:rPr>
-          <w:b/>
-          <w:bCs/>
-        </w:rPr>
-        <w:t xml:space="preserve"> </w:t>
-      </w:r>
-      <w:r>
-        <w:rPr>
-          <w:b/>
-          <w:bCs/>
-        </w:rPr>
-        <w:t xml:space="preserve">             </w:t>
-      </w:r>
-      <w:r>
-        <w:rPr>
-          <w:b/>
-          <w:bCs/>
-        </w:rPr>
-        <w:t>p. 4</w:t>
-      </w:r>
-    </w:p>
-    <w:p>
-      <w:pPr>
-        <w:jc w:val="both"/>
-        <w:rPr>
-          <w:sz w:val="20"/>
-          <w:szCs w:val="20"/>
-        </w:rPr>
-      </w:pPr>
-    </w:p>
-    <w:p>
-      <w:pPr>
-        <w:ind w:firstLine="708"/>
-        <w:jc w:val="both"/>
-        <w:rPr>
-          <w:sz w:val="20"/>
-          <w:szCs w:val="20"/>
-        </w:rPr>
-      </w:pPr>
-      <w:r>
-        <w:rPr>
-          <w:sz w:val="20"/>
-          <w:szCs w:val="20"/>
-        </w:rPr>
-        <w:t>NOTE</w:t>
-      </w:r>
+        <w:rPr>
+          <w:sz w:val="20"/>
+          <w:szCs w:val="20"/>
+        </w:rPr>
+      </w:pPr>
     </w:p>
     <w:p>
       <w:pPr>
@@ -4633,16 +5633,464 @@
         <w:rPr>
           <w:sz w:val="20"/>
           <w:szCs w:val="20"/>
-          <w:vertAlign w:val="superscript"/>
-        </w:rPr>
-        <w:t>1</w:t>
-      </w:r>
-      <w:r>
-        <w:rPr>
-          <w:sz w:val="20"/>
-          <w:szCs w:val="20"/>
-        </w:rPr>
-        <w:t>Concetta rifiuta la soluzione di ripiego offertale da Tancredi, che le presenta un suo commilitone interessato a lei (il Conte Cavriaghi di Milano), perché rimane fedele ai suoi sentimenti. È l’unica grande vittima di questa vicenda.</w:t>
+        </w:rPr>
+        <w:t>Sul piano internazionale, a</w:t>
+      </w:r>
+      <w:r>
+        <w:rPr>
+          <w:sz w:val="20"/>
+          <w:szCs w:val="20"/>
+        </w:rPr>
+        <w:t xml:space="preserve">ll’inizio degli </w:t>
+      </w:r>
+      <w:r>
+        <w:rPr>
+          <w:sz w:val="20"/>
+          <w:szCs w:val="20"/>
+        </w:rPr>
+        <w:t>anni ’60</w:t>
+      </w:r>
+      <w:r>
+        <w:rPr>
+          <w:sz w:val="20"/>
+          <w:szCs w:val="20"/>
+        </w:rPr>
+        <w:t>,</w:t>
+      </w:r>
+      <w:r>
+        <w:rPr>
+          <w:sz w:val="20"/>
+          <w:szCs w:val="20"/>
+        </w:rPr>
+        <w:t xml:space="preserve"> l’elezione </w:t>
+      </w:r>
+      <w:r>
+        <w:rPr>
+          <w:sz w:val="20"/>
+          <w:szCs w:val="20"/>
+        </w:rPr>
+        <w:t xml:space="preserve">di </w:t>
+      </w:r>
+      <w:r>
+        <w:rPr>
+          <w:b/>
+          <w:bCs/>
+          <w:sz w:val="20"/>
+          <w:szCs w:val="20"/>
+        </w:rPr>
+        <w:t>John Kennedy</w:t>
+      </w:r>
+      <w:r>
+        <w:rPr>
+          <w:sz w:val="20"/>
+          <w:szCs w:val="20"/>
+        </w:rPr>
+        <w:t xml:space="preserve"> </w:t>
+      </w:r>
+      <w:r>
+        <w:rPr>
+          <w:sz w:val="20"/>
+          <w:szCs w:val="20"/>
+        </w:rPr>
+        <w:t>a p</w:t>
+      </w:r>
+      <w:r>
+        <w:rPr>
+          <w:sz w:val="20"/>
+          <w:szCs w:val="20"/>
+        </w:rPr>
+        <w:t>residente</w:t>
+      </w:r>
+      <w:r>
+        <w:rPr>
+          <w:sz w:val="20"/>
+          <w:szCs w:val="20"/>
+        </w:rPr>
+        <w:t xml:space="preserve"> d</w:t>
+      </w:r>
+      <w:r>
+        <w:rPr>
+          <w:sz w:val="20"/>
+          <w:szCs w:val="20"/>
+        </w:rPr>
+        <w:t xml:space="preserve">egli USA </w:t>
+      </w:r>
+      <w:r>
+        <w:rPr>
+          <w:sz w:val="20"/>
+          <w:szCs w:val="20"/>
+        </w:rPr>
+        <w:t>(</w:t>
+      </w:r>
+      <w:r>
+        <w:rPr>
+          <w:sz w:val="20"/>
+          <w:szCs w:val="20"/>
+        </w:rPr>
+        <w:t xml:space="preserve">cosa </w:t>
+      </w:r>
+      <w:r>
+        <w:rPr>
+          <w:sz w:val="20"/>
+          <w:szCs w:val="20"/>
+        </w:rPr>
+        <w:t xml:space="preserve">che mette fine al maccartismo), </w:t>
+      </w:r>
+      <w:r>
+        <w:rPr>
+          <w:sz w:val="20"/>
+          <w:szCs w:val="20"/>
+        </w:rPr>
+        <w:t xml:space="preserve">quella </w:t>
+      </w:r>
+      <w:r>
+        <w:rPr>
+          <w:sz w:val="20"/>
+          <w:szCs w:val="20"/>
+        </w:rPr>
+        <w:t xml:space="preserve">di </w:t>
+      </w:r>
+      <w:r>
+        <w:rPr>
+          <w:b/>
+          <w:bCs/>
+          <w:sz w:val="20"/>
+          <w:szCs w:val="20"/>
+        </w:rPr>
+        <w:t>Nikita Kruscev</w:t>
+      </w:r>
+      <w:r>
+        <w:rPr>
+          <w:sz w:val="20"/>
+          <w:szCs w:val="20"/>
+        </w:rPr>
+        <w:t xml:space="preserve"> </w:t>
+      </w:r>
+      <w:r>
+        <w:rPr>
+          <w:sz w:val="20"/>
+          <w:szCs w:val="20"/>
+        </w:rPr>
+        <w:t xml:space="preserve">a </w:t>
+      </w:r>
+      <w:r>
+        <w:rPr>
+          <w:sz w:val="20"/>
+          <w:szCs w:val="20"/>
+        </w:rPr>
+        <w:t>s</w:t>
+      </w:r>
+      <w:r>
+        <w:rPr>
+          <w:sz w:val="20"/>
+          <w:szCs w:val="20"/>
+        </w:rPr>
+        <w:t>egretario del PCUS</w:t>
+      </w:r>
+      <w:r>
+        <w:rPr>
+          <w:sz w:val="20"/>
+          <w:szCs w:val="20"/>
+        </w:rPr>
+        <w:t xml:space="preserve"> (</w:t>
+      </w:r>
+      <w:r>
+        <w:rPr>
+          <w:sz w:val="20"/>
+          <w:szCs w:val="20"/>
+        </w:rPr>
+        <w:t>che dà avvio alla destalinizzazione</w:t>
+      </w:r>
+      <w:r>
+        <w:rPr>
+          <w:sz w:val="20"/>
+          <w:szCs w:val="20"/>
+        </w:rPr>
+        <w:t>)</w:t>
+      </w:r>
+      <w:r>
+        <w:rPr>
+          <w:sz w:val="20"/>
+          <w:szCs w:val="20"/>
+        </w:rPr>
+        <w:t xml:space="preserve"> e </w:t>
+      </w:r>
+      <w:r>
+        <w:rPr>
+          <w:sz w:val="20"/>
+          <w:szCs w:val="20"/>
+        </w:rPr>
+        <w:t>quella</w:t>
+      </w:r>
+      <w:r>
+        <w:rPr>
+          <w:sz w:val="20"/>
+          <w:szCs w:val="20"/>
+        </w:rPr>
+        <w:t xml:space="preserve"> </w:t>
+      </w:r>
+      <w:r>
+        <w:rPr>
+          <w:sz w:val="20"/>
+          <w:szCs w:val="20"/>
+        </w:rPr>
+        <w:t xml:space="preserve">di </w:t>
+      </w:r>
+      <w:r>
+        <w:rPr>
+          <w:b/>
+          <w:bCs/>
+          <w:sz w:val="20"/>
+          <w:szCs w:val="20"/>
+        </w:rPr>
+        <w:t>Giovanni XXIII</w:t>
+      </w:r>
+      <w:r>
+        <w:rPr>
+          <w:sz w:val="20"/>
+          <w:szCs w:val="20"/>
+        </w:rPr>
+        <w:t xml:space="preserve"> </w:t>
+      </w:r>
+      <w:r>
+        <w:rPr>
+          <w:sz w:val="20"/>
+          <w:szCs w:val="20"/>
+        </w:rPr>
+        <w:t xml:space="preserve">al soglio pontificio </w:t>
+      </w:r>
+      <w:r>
+        <w:rPr>
+          <w:sz w:val="20"/>
+          <w:szCs w:val="20"/>
+        </w:rPr>
+        <w:t>(</w:t>
+      </w:r>
+      <w:r>
+        <w:rPr>
+          <w:sz w:val="20"/>
+          <w:szCs w:val="20"/>
+        </w:rPr>
+        <w:t xml:space="preserve">un papa illuminato </w:t>
+      </w:r>
+      <w:r>
+        <w:rPr>
+          <w:sz w:val="20"/>
+          <w:szCs w:val="20"/>
+        </w:rPr>
+        <w:t xml:space="preserve">che </w:t>
+      </w:r>
+      <w:r>
+        <w:rPr>
+          <w:sz w:val="20"/>
+          <w:szCs w:val="20"/>
+        </w:rPr>
+        <w:t xml:space="preserve">subentra al reazionario Pio XII) creano le condizioni per una fase di </w:t>
+      </w:r>
+      <w:r>
+        <w:rPr>
+          <w:i/>
+          <w:iCs/>
+          <w:sz w:val="20"/>
+          <w:szCs w:val="20"/>
+        </w:rPr>
+        <w:t>distensione internazionale</w:t>
+      </w:r>
+      <w:r>
+        <w:rPr>
+          <w:sz w:val="20"/>
+          <w:szCs w:val="20"/>
+        </w:rPr>
+        <w:t xml:space="preserve"> </w:t>
+      </w:r>
+      <w:r>
+        <w:rPr>
+          <w:i/>
+          <w:iCs/>
+          <w:sz w:val="20"/>
+          <w:szCs w:val="20"/>
+        </w:rPr>
+        <w:t>tra le due superpotenze</w:t>
+      </w:r>
+      <w:r>
+        <w:rPr>
+          <w:sz w:val="20"/>
+          <w:szCs w:val="20"/>
+        </w:rPr>
+        <w:t>, in un clima collettivo carico di</w:t>
+      </w:r>
+      <w:r>
+        <w:rPr>
+          <w:sz w:val="20"/>
+          <w:szCs w:val="20"/>
+        </w:rPr>
+        <w:t xml:space="preserve"> </w:t>
+      </w:r>
+      <w:r>
+        <w:rPr>
+          <w:i/>
+          <w:iCs/>
+          <w:sz w:val="20"/>
+          <w:szCs w:val="20"/>
+        </w:rPr>
+        <w:t>speranz</w:t>
+      </w:r>
+      <w:r>
+        <w:rPr>
+          <w:i/>
+          <w:iCs/>
+          <w:sz w:val="20"/>
+          <w:szCs w:val="20"/>
+        </w:rPr>
+        <w:t>e</w:t>
+      </w:r>
+      <w:r>
+        <w:rPr>
+          <w:sz w:val="20"/>
+          <w:szCs w:val="20"/>
+        </w:rPr>
+        <w:t xml:space="preserve"> e di </w:t>
+      </w:r>
+      <w:r>
+        <w:rPr>
+          <w:i/>
+          <w:iCs/>
+          <w:sz w:val="20"/>
+          <w:szCs w:val="20"/>
+        </w:rPr>
+        <w:t>aspirazioni</w:t>
+      </w:r>
+      <w:r>
+        <w:rPr>
+          <w:i/>
+          <w:iCs/>
+          <w:sz w:val="20"/>
+          <w:szCs w:val="20"/>
+        </w:rPr>
+        <w:t xml:space="preserve"> </w:t>
+      </w:r>
+      <w:r>
+        <w:rPr>
+          <w:i/>
+          <w:iCs/>
+          <w:sz w:val="20"/>
+          <w:szCs w:val="20"/>
+        </w:rPr>
+        <w:t xml:space="preserve">alla </w:t>
+      </w:r>
+      <w:r>
+        <w:rPr>
+          <w:i/>
+          <w:iCs/>
+          <w:sz w:val="20"/>
+          <w:szCs w:val="20"/>
+        </w:rPr>
+        <w:t>pace</w:t>
+      </w:r>
+      <w:r>
+        <w:rPr>
+          <w:sz w:val="20"/>
+          <w:szCs w:val="20"/>
+        </w:rPr>
+        <w:t xml:space="preserve">. </w:t>
+      </w:r>
+      <w:r>
+        <w:rPr>
+          <w:sz w:val="20"/>
+          <w:szCs w:val="20"/>
+        </w:rPr>
+        <w:t>Nel 1961 l’U</w:t>
+      </w:r>
+      <w:r>
+        <w:rPr>
+          <w:sz w:val="20"/>
+          <w:szCs w:val="20"/>
+        </w:rPr>
+        <w:t>RSS</w:t>
+      </w:r>
+      <w:r>
+        <w:rPr>
+          <w:sz w:val="20"/>
+          <w:szCs w:val="20"/>
+        </w:rPr>
+        <w:t xml:space="preserve"> dà inizio all’esplorazione dello</w:t>
+      </w:r>
+      <w:r>
+        <w:rPr>
+          <w:sz w:val="20"/>
+          <w:szCs w:val="20"/>
+        </w:rPr>
+        <w:t xml:space="preserve"> </w:t>
+      </w:r>
+      <w:r>
+        <w:rPr>
+          <w:sz w:val="20"/>
+          <w:szCs w:val="20"/>
+        </w:rPr>
+        <w:t xml:space="preserve">spazio con il cosmonauta Jurij Gagarin; </w:t>
+      </w:r>
+      <w:r>
+        <w:rPr>
+          <w:sz w:val="20"/>
+          <w:szCs w:val="20"/>
+        </w:rPr>
+        <w:t xml:space="preserve">invece </w:t>
+      </w:r>
+      <w:r>
+        <w:rPr>
+          <w:sz w:val="20"/>
+          <w:szCs w:val="20"/>
+        </w:rPr>
+        <w:t xml:space="preserve">nel 1969 </w:t>
+      </w:r>
+      <w:r>
+        <w:rPr>
+          <w:sz w:val="20"/>
+          <w:szCs w:val="20"/>
+        </w:rPr>
+        <w:t xml:space="preserve">gli Stati Uniti porteranno i loro astronauti </w:t>
+      </w:r>
+      <w:r>
+        <w:rPr>
+          <w:sz w:val="20"/>
+          <w:szCs w:val="20"/>
+        </w:rPr>
+        <w:t xml:space="preserve">Armstrong e Aldrin </w:t>
+      </w:r>
+      <w:r>
+        <w:rPr>
+          <w:sz w:val="20"/>
+          <w:szCs w:val="20"/>
+        </w:rPr>
+        <w:t>a mettere piede sulla Luna</w:t>
+      </w:r>
+      <w:r>
+        <w:rPr>
+          <w:sz w:val="20"/>
+          <w:szCs w:val="20"/>
+        </w:rPr>
+        <w:t>, mentre Collins rest</w:t>
+      </w:r>
+      <w:r>
+        <w:rPr>
+          <w:sz w:val="20"/>
+          <w:szCs w:val="20"/>
+        </w:rPr>
+        <w:t>erà</w:t>
+      </w:r>
+      <w:r>
+        <w:rPr>
+          <w:sz w:val="20"/>
+          <w:szCs w:val="20"/>
+        </w:rPr>
+        <w:t xml:space="preserve"> in orbita sulla navicella spaziale</w:t>
+      </w:r>
+      <w:r>
+        <w:rPr>
+          <w:sz w:val="20"/>
+          <w:szCs w:val="20"/>
+        </w:rPr>
+        <w:t>.</w:t>
       </w:r>
     </w:p>
     <w:p>
@@ -4655,1081 +6103,8 @@
         </w:rPr>
       </w:pPr>
     </w:p>
-    <w:p>
-      <w:pPr>
-        <w:ind w:left="708"/>
-        <w:jc w:val="both"/>
-        <w:rPr>
-          <w:sz w:val="20"/>
-          <w:szCs w:val="20"/>
-        </w:rPr>
-      </w:pPr>
-      <w:r>
-        <w:rPr>
-          <w:sz w:val="20"/>
-          <w:szCs w:val="20"/>
-          <w:vertAlign w:val="superscript"/>
-        </w:rPr>
-        <w:t>2</w:t>
-      </w:r>
-      <w:r>
-        <w:rPr>
-          <w:sz w:val="20"/>
-          <w:szCs w:val="20"/>
-        </w:rPr>
-        <w:t>Espressione usata dall’antropologo Ernesto De Martino come t</w:t>
-      </w:r>
-      <w:r>
-        <w:rPr>
-          <w:sz w:val="20"/>
-          <w:szCs w:val="20"/>
-        </w:rPr>
-        <w:t>itolo</w:t>
-      </w:r>
-      <w:r>
-        <w:rPr>
-          <w:sz w:val="20"/>
-          <w:szCs w:val="20"/>
-        </w:rPr>
-        <w:t xml:space="preserve"> di uno </w:t>
-      </w:r>
-      <w:r>
-        <w:rPr>
-          <w:i/>
-          <w:iCs/>
-          <w:sz w:val="20"/>
-          <w:szCs w:val="20"/>
-        </w:rPr>
-        <w:t>studio etnografico</w:t>
-      </w:r>
-      <w:r>
-        <w:rPr>
-          <w:sz w:val="20"/>
-          <w:szCs w:val="20"/>
-        </w:rPr>
-        <w:t xml:space="preserve"> sul Sud d’Italia </w:t>
-      </w:r>
-      <w:r>
-        <w:rPr>
-          <w:sz w:val="20"/>
-          <w:szCs w:val="20"/>
-        </w:rPr>
-        <w:t xml:space="preserve">(uscito nel 1961). </w:t>
-      </w:r>
-    </w:p>
-    <w:p>
-      <w:pPr>
-        <w:jc w:val="both"/>
-        <w:rPr>
-          <w:sz w:val="20"/>
-          <w:szCs w:val="20"/>
-        </w:rPr>
-      </w:pPr>
-    </w:p>
-    <w:p>
-      <w:pPr>
-        <w:ind w:left="708"/>
-        <w:jc w:val="both"/>
-        <w:rPr>
-          <w:sz w:val="20"/>
-          <w:szCs w:val="20"/>
-        </w:rPr>
-      </w:pPr>
-      <w:r>
-        <w:rPr>
-          <w:sz w:val="20"/>
-          <w:szCs w:val="20"/>
-          <w:vertAlign w:val="superscript"/>
-        </w:rPr>
-        <w:t>3</w:t>
-      </w:r>
-      <w:r>
-        <w:rPr>
-          <w:sz w:val="20"/>
-          <w:szCs w:val="20"/>
-        </w:rPr>
-        <w:t xml:space="preserve">I provvedimenti per il Sud </w:t>
-      </w:r>
-      <w:r>
-        <w:rPr>
-          <w:sz w:val="20"/>
-          <w:szCs w:val="20"/>
-        </w:rPr>
-        <w:t xml:space="preserve">varati </w:t>
-      </w:r>
-      <w:r>
-        <w:rPr>
-          <w:sz w:val="20"/>
-          <w:szCs w:val="20"/>
-        </w:rPr>
-        <w:t>d</w:t>
-      </w:r>
-      <w:r>
-        <w:rPr>
-          <w:sz w:val="20"/>
-          <w:szCs w:val="20"/>
-        </w:rPr>
-        <w:t>a</w:t>
-      </w:r>
-      <w:r>
-        <w:rPr>
-          <w:sz w:val="20"/>
-          <w:szCs w:val="20"/>
-        </w:rPr>
-        <w:t xml:space="preserve"> Zanardelli </w:t>
-      </w:r>
-      <w:r>
-        <w:rPr>
-          <w:sz w:val="20"/>
-          <w:szCs w:val="20"/>
-        </w:rPr>
-        <w:t xml:space="preserve">a inizio Novecento </w:t>
-      </w:r>
-      <w:r>
-        <w:rPr>
-          <w:sz w:val="20"/>
-          <w:szCs w:val="20"/>
-        </w:rPr>
-        <w:t>non sono più rinnovati</w:t>
-      </w:r>
-      <w:r>
-        <w:rPr>
-          <w:sz w:val="20"/>
-          <w:szCs w:val="20"/>
-        </w:rPr>
-        <w:t xml:space="preserve"> da Giolitti</w:t>
-      </w:r>
-      <w:r>
-        <w:rPr>
-          <w:sz w:val="20"/>
-          <w:szCs w:val="20"/>
-        </w:rPr>
-        <w:t xml:space="preserve">, </w:t>
-      </w:r>
-      <w:r>
-        <w:rPr>
-          <w:sz w:val="20"/>
-          <w:szCs w:val="20"/>
-        </w:rPr>
-        <w:t xml:space="preserve">che lascia </w:t>
-      </w:r>
-      <w:r>
-        <w:rPr>
-          <w:sz w:val="20"/>
-          <w:szCs w:val="20"/>
-        </w:rPr>
-        <w:t>a</w:t>
-      </w:r>
-      <w:r>
-        <w:rPr>
-          <w:sz w:val="20"/>
-          <w:szCs w:val="20"/>
-        </w:rPr>
-        <w:t>gli abitanti</w:t>
-      </w:r>
-      <w:r>
-        <w:rPr>
-          <w:sz w:val="20"/>
-          <w:szCs w:val="20"/>
-        </w:rPr>
-        <w:t xml:space="preserve"> di queste regioni solo la prospettiva dell’</w:t>
-      </w:r>
-      <w:r>
-        <w:rPr>
-          <w:i/>
-          <w:iCs/>
-          <w:sz w:val="20"/>
-          <w:szCs w:val="20"/>
-        </w:rPr>
-        <w:t>emigrazione</w:t>
-      </w:r>
-      <w:r>
-        <w:rPr>
-          <w:sz w:val="20"/>
-          <w:szCs w:val="20"/>
-        </w:rPr>
-        <w:t xml:space="preserve">. </w:t>
-      </w:r>
-      <w:r>
-        <w:rPr>
-          <w:sz w:val="20"/>
-          <w:szCs w:val="20"/>
-        </w:rPr>
-        <w:t>Nel secondo dopoguerra</w:t>
-      </w:r>
-      <w:r>
-        <w:rPr>
-          <w:sz w:val="20"/>
-          <w:szCs w:val="20"/>
-        </w:rPr>
-        <w:t>,</w:t>
-      </w:r>
-      <w:r>
-        <w:rPr>
-          <w:sz w:val="20"/>
-          <w:szCs w:val="20"/>
-        </w:rPr>
-        <w:t xml:space="preserve"> </w:t>
-      </w:r>
-      <w:r>
-        <w:rPr>
-          <w:sz w:val="20"/>
-          <w:szCs w:val="20"/>
-        </w:rPr>
-        <w:t xml:space="preserve">invece, </w:t>
-      </w:r>
-      <w:r>
-        <w:rPr>
-          <w:i/>
-          <w:iCs/>
-          <w:sz w:val="20"/>
-          <w:szCs w:val="20"/>
-        </w:rPr>
-        <w:t>la politica economica keynesiana</w:t>
-      </w:r>
-      <w:r>
-        <w:rPr>
-          <w:sz w:val="20"/>
-          <w:szCs w:val="20"/>
-        </w:rPr>
-        <w:t xml:space="preserve">, inaugurata da </w:t>
-      </w:r>
-      <w:r>
-        <w:rPr>
-          <w:b/>
-          <w:bCs/>
-          <w:sz w:val="20"/>
-          <w:szCs w:val="20"/>
-        </w:rPr>
-        <w:t>Franklin Delano</w:t>
-      </w:r>
-      <w:r>
-        <w:rPr>
-          <w:sz w:val="20"/>
-          <w:szCs w:val="20"/>
-        </w:rPr>
-        <w:t xml:space="preserve"> </w:t>
-      </w:r>
-      <w:r>
-        <w:rPr>
-          <w:b/>
-          <w:bCs/>
-          <w:sz w:val="20"/>
-          <w:szCs w:val="20"/>
-        </w:rPr>
-        <w:t>Roosevelt</w:t>
-      </w:r>
-      <w:r>
-        <w:rPr>
-          <w:sz w:val="20"/>
-          <w:szCs w:val="20"/>
-        </w:rPr>
-        <w:t xml:space="preserve"> </w:t>
-      </w:r>
-      <w:r>
-        <w:rPr>
-          <w:sz w:val="20"/>
-          <w:szCs w:val="20"/>
-        </w:rPr>
-        <w:t xml:space="preserve">tra il ’33 e il ’43 </w:t>
-      </w:r>
-      <w:r>
-        <w:rPr>
-          <w:sz w:val="20"/>
-          <w:szCs w:val="20"/>
-        </w:rPr>
-        <w:t xml:space="preserve">con il </w:t>
-      </w:r>
-      <w:r>
-        <w:rPr>
-          <w:i/>
-          <w:iCs/>
-          <w:sz w:val="20"/>
-          <w:szCs w:val="20"/>
-        </w:rPr>
-        <w:t>New Deal</w:t>
-      </w:r>
-      <w:r>
-        <w:rPr>
-          <w:sz w:val="20"/>
-          <w:szCs w:val="20"/>
-        </w:rPr>
-        <w:t xml:space="preserve">, </w:t>
-      </w:r>
-      <w:r>
-        <w:rPr>
-          <w:sz w:val="20"/>
-          <w:szCs w:val="20"/>
-        </w:rPr>
-        <w:t>viene estes</w:t>
-      </w:r>
-      <w:r>
-        <w:rPr>
-          <w:sz w:val="20"/>
-          <w:szCs w:val="20"/>
-        </w:rPr>
-        <w:t>a</w:t>
-      </w:r>
-      <w:r>
-        <w:rPr>
-          <w:sz w:val="20"/>
-          <w:szCs w:val="20"/>
-        </w:rPr>
-        <w:t xml:space="preserve"> </w:t>
-      </w:r>
-      <w:r>
-        <w:rPr>
-          <w:sz w:val="20"/>
-          <w:szCs w:val="20"/>
-        </w:rPr>
-        <w:t xml:space="preserve">anche </w:t>
-      </w:r>
-      <w:r>
-        <w:rPr>
-          <w:sz w:val="20"/>
-          <w:szCs w:val="20"/>
-        </w:rPr>
-        <w:t xml:space="preserve">ai paesi dell’Europa liberata, impegnando </w:t>
-      </w:r>
-      <w:r>
-        <w:rPr>
-          <w:sz w:val="20"/>
-          <w:szCs w:val="20"/>
-        </w:rPr>
-        <w:t xml:space="preserve">gli </w:t>
-      </w:r>
-      <w:r>
-        <w:rPr>
-          <w:sz w:val="20"/>
-          <w:szCs w:val="20"/>
-        </w:rPr>
-        <w:t>Stat</w:t>
-      </w:r>
-      <w:r>
-        <w:rPr>
-          <w:sz w:val="20"/>
-          <w:szCs w:val="20"/>
-        </w:rPr>
-        <w:t>i</w:t>
-      </w:r>
-      <w:r>
-        <w:rPr>
-          <w:sz w:val="20"/>
-          <w:szCs w:val="20"/>
-        </w:rPr>
-        <w:t xml:space="preserve"> </w:t>
-      </w:r>
-      <w:r>
-        <w:rPr>
-          <w:sz w:val="20"/>
-          <w:szCs w:val="20"/>
-        </w:rPr>
-        <w:t xml:space="preserve">ad </w:t>
-      </w:r>
-      <w:r>
-        <w:rPr>
-          <w:i/>
-          <w:iCs/>
-          <w:sz w:val="20"/>
-          <w:szCs w:val="20"/>
-        </w:rPr>
-        <w:t>investi</w:t>
-      </w:r>
-      <w:r>
-        <w:rPr>
-          <w:i/>
-          <w:iCs/>
-          <w:sz w:val="20"/>
-          <w:szCs w:val="20"/>
-        </w:rPr>
-        <w:t>re</w:t>
-      </w:r>
-      <w:r>
-        <w:rPr>
-          <w:i/>
-          <w:iCs/>
-          <w:sz w:val="20"/>
-          <w:szCs w:val="20"/>
-        </w:rPr>
-        <w:t xml:space="preserve"> nelle aree depresse</w:t>
-      </w:r>
-      <w:r>
-        <w:rPr>
-          <w:sz w:val="20"/>
-          <w:szCs w:val="20"/>
-        </w:rPr>
-        <w:t>.</w:t>
-      </w:r>
-    </w:p>
-    <w:p>
-      <w:pPr>
-        <w:ind w:left="708"/>
-        <w:jc w:val="both"/>
-        <w:rPr>
-          <w:sz w:val="20"/>
-          <w:szCs w:val="20"/>
-        </w:rPr>
-      </w:pPr>
-      <w:r>
-        <w:rPr>
-          <w:sz w:val="20"/>
-          <w:szCs w:val="20"/>
-        </w:rPr>
-        <w:t xml:space="preserve">La </w:t>
-      </w:r>
-      <w:r>
-        <w:rPr>
-          <w:b/>
-          <w:bCs/>
-          <w:sz w:val="20"/>
-          <w:szCs w:val="20"/>
-        </w:rPr>
-        <w:t>Cassa del Mezzogiorno</w:t>
-      </w:r>
-      <w:r>
-        <w:rPr>
-          <w:sz w:val="20"/>
-          <w:szCs w:val="20"/>
-        </w:rPr>
-        <w:t xml:space="preserve">, fondata nel 1950, trova il suo massimo slancio dopo il </w:t>
-      </w:r>
-      <w:r>
-        <w:rPr>
-          <w:b/>
-          <w:bCs/>
-          <w:sz w:val="20"/>
-          <w:szCs w:val="20"/>
-        </w:rPr>
-        <w:t>1963</w:t>
-      </w:r>
-      <w:r>
-        <w:rPr>
-          <w:sz w:val="20"/>
-          <w:szCs w:val="20"/>
-        </w:rPr>
-        <w:t xml:space="preserve">, quando il segretario della DC, Amintore Fanfani, fa entrare i socialisti di </w:t>
-      </w:r>
-      <w:r>
-        <w:rPr>
-          <w:b/>
-          <w:bCs/>
-          <w:sz w:val="20"/>
-          <w:szCs w:val="20"/>
-        </w:rPr>
-        <w:t xml:space="preserve">Pietro </w:t>
-      </w:r>
-      <w:r>
-        <w:rPr>
-          <w:b/>
-          <w:bCs/>
-          <w:sz w:val="20"/>
-          <w:szCs w:val="20"/>
-        </w:rPr>
-        <w:t>Nenni</w:t>
-      </w:r>
-      <w:r>
-        <w:rPr>
-          <w:sz w:val="20"/>
-          <w:szCs w:val="20"/>
-        </w:rPr>
-        <w:t xml:space="preserve"> nell’area di governo</w:t>
-      </w:r>
-      <w:r>
-        <w:rPr>
-          <w:sz w:val="20"/>
-          <w:szCs w:val="20"/>
-        </w:rPr>
-        <w:t>,</w:t>
-      </w:r>
-      <w:r>
-        <w:rPr>
-          <w:sz w:val="20"/>
-          <w:szCs w:val="20"/>
-        </w:rPr>
-        <w:t xml:space="preserve"> inaugurando la stagione del </w:t>
-      </w:r>
-      <w:r>
-        <w:rPr>
-          <w:b/>
-          <w:bCs/>
-          <w:sz w:val="20"/>
-          <w:szCs w:val="20"/>
-        </w:rPr>
-        <w:t>Centro-Sinistra</w:t>
-      </w:r>
-      <w:r>
-        <w:rPr>
-          <w:b/>
-          <w:bCs/>
-          <w:sz w:val="20"/>
-          <w:szCs w:val="20"/>
-        </w:rPr>
-        <w:t>.</w:t>
-      </w:r>
-    </w:p>
-    <w:p>
-      <w:pPr>
-        <w:ind w:left="708"/>
-        <w:jc w:val="both"/>
-        <w:rPr>
-          <w:sz w:val="20"/>
-          <w:szCs w:val="20"/>
-        </w:rPr>
-      </w:pPr>
-      <w:r>
-        <w:rPr>
-          <w:sz w:val="20"/>
-          <w:szCs w:val="20"/>
-        </w:rPr>
-        <w:t xml:space="preserve">Alla guida di quest’istituzione, in un primo tempo, viene posto </w:t>
-      </w:r>
-      <w:r>
-        <w:rPr>
-          <w:b/>
-          <w:bCs/>
-          <w:sz w:val="20"/>
-          <w:szCs w:val="20"/>
-        </w:rPr>
-        <w:t>Pasquale Saraceno</w:t>
-      </w:r>
-      <w:r>
-        <w:rPr>
-          <w:sz w:val="20"/>
-          <w:szCs w:val="20"/>
-        </w:rPr>
-        <w:t xml:space="preserve">, un’economista dell’Università cattolica di Milano di origini meridionali, che ottiene risultati incoraggianti: creazione di acquedotti per l’agricoltura, d’infrastrutture logistiche, dei centri siderurgici di Taranto e Bagnoli (Napoli) e d’industrie metalmeccaniche (Alfasud). </w:t>
-      </w:r>
-      <w:r>
-        <w:rPr>
-          <w:i/>
-          <w:iCs/>
-          <w:sz w:val="20"/>
-          <w:szCs w:val="20"/>
-        </w:rPr>
-        <w:t xml:space="preserve">Finché è rimasta un’istituzione nazionale, </w:t>
-      </w:r>
-      <w:r>
-        <w:rPr>
-          <w:i/>
-          <w:iCs/>
-          <w:sz w:val="20"/>
-          <w:szCs w:val="20"/>
-        </w:rPr>
-        <w:t xml:space="preserve">la Cassa </w:t>
-      </w:r>
-      <w:r>
-        <w:rPr>
-          <w:i/>
-          <w:iCs/>
-          <w:sz w:val="20"/>
-          <w:szCs w:val="20"/>
-        </w:rPr>
-        <w:t xml:space="preserve">del Mezzogiorno </w:t>
-      </w:r>
-      <w:r>
-        <w:rPr>
-          <w:i/>
-          <w:iCs/>
-          <w:sz w:val="20"/>
-          <w:szCs w:val="20"/>
-        </w:rPr>
-        <w:t xml:space="preserve">ha funzionato bene. </w:t>
-      </w:r>
-      <w:r>
-        <w:rPr>
-          <w:sz w:val="20"/>
-          <w:szCs w:val="20"/>
-        </w:rPr>
-        <w:t xml:space="preserve">Purtroppo, non pochi politici hanno preteso di </w:t>
-      </w:r>
-      <w:r>
-        <w:rPr>
-          <w:i/>
-          <w:iCs/>
-          <w:sz w:val="20"/>
-          <w:szCs w:val="20"/>
-        </w:rPr>
-        <w:t>regionalizzarla</w:t>
-      </w:r>
-      <w:r>
-        <w:rPr>
-          <w:sz w:val="20"/>
-          <w:szCs w:val="20"/>
-        </w:rPr>
-        <w:t xml:space="preserve">, per favorire proprie clientele locali, portandola </w:t>
-      </w:r>
-      <w:r>
-        <w:rPr>
-          <w:sz w:val="20"/>
-          <w:szCs w:val="20"/>
-        </w:rPr>
-        <w:t xml:space="preserve">così </w:t>
-      </w:r>
-      <w:r>
-        <w:rPr>
-          <w:sz w:val="20"/>
-          <w:szCs w:val="20"/>
-        </w:rPr>
-        <w:t xml:space="preserve">al </w:t>
-      </w:r>
-      <w:r>
-        <w:rPr>
-          <w:i/>
-          <w:iCs/>
-          <w:sz w:val="20"/>
-          <w:szCs w:val="20"/>
-        </w:rPr>
-        <w:t>fallimento</w:t>
-      </w:r>
-      <w:r>
-        <w:rPr>
-          <w:sz w:val="20"/>
-          <w:szCs w:val="20"/>
-        </w:rPr>
-        <w:t>.</w:t>
-      </w:r>
-    </w:p>
-    <w:p>
-      <w:pPr>
-        <w:jc w:val="both"/>
-        <w:rPr>
-          <w:sz w:val="20"/>
-          <w:szCs w:val="20"/>
-        </w:rPr>
-      </w:pPr>
-    </w:p>
-    <w:p>
-      <w:pPr>
-        <w:ind w:left="708"/>
-        <w:jc w:val="both"/>
-        <w:rPr>
-          <w:sz w:val="20"/>
-          <w:szCs w:val="20"/>
-        </w:rPr>
-      </w:pPr>
-      <w:r>
-        <w:rPr>
-          <w:sz w:val="20"/>
-          <w:szCs w:val="20"/>
-          <w:vertAlign w:val="superscript"/>
-        </w:rPr>
-        <w:t>4</w:t>
-      </w:r>
-      <w:r>
-        <w:rPr>
-          <w:sz w:val="20"/>
-          <w:szCs w:val="20"/>
-        </w:rPr>
-        <w:t xml:space="preserve">All’inizio degli </w:t>
-      </w:r>
-      <w:r>
-        <w:rPr>
-          <w:sz w:val="20"/>
-          <w:szCs w:val="20"/>
-        </w:rPr>
-        <w:t xml:space="preserve">anni ’60 l’elezione </w:t>
-      </w:r>
-      <w:r>
-        <w:rPr>
-          <w:sz w:val="20"/>
-          <w:szCs w:val="20"/>
-        </w:rPr>
-        <w:t xml:space="preserve">di </w:t>
-      </w:r>
-      <w:r>
-        <w:rPr>
-          <w:b/>
-          <w:bCs/>
-          <w:sz w:val="20"/>
-          <w:szCs w:val="20"/>
-        </w:rPr>
-        <w:t>John Kennedy</w:t>
-      </w:r>
-      <w:r>
-        <w:rPr>
-          <w:sz w:val="20"/>
-          <w:szCs w:val="20"/>
-        </w:rPr>
-        <w:t xml:space="preserve"> </w:t>
-      </w:r>
-      <w:r>
-        <w:rPr>
-          <w:sz w:val="20"/>
-          <w:szCs w:val="20"/>
-        </w:rPr>
-        <w:t>a p</w:t>
-      </w:r>
-      <w:r>
-        <w:rPr>
-          <w:sz w:val="20"/>
-          <w:szCs w:val="20"/>
-        </w:rPr>
-        <w:t>residente</w:t>
-      </w:r>
-      <w:r>
-        <w:rPr>
-          <w:sz w:val="20"/>
-          <w:szCs w:val="20"/>
-        </w:rPr>
-        <w:t xml:space="preserve"> d</w:t>
-      </w:r>
-      <w:r>
-        <w:rPr>
-          <w:sz w:val="20"/>
-          <w:szCs w:val="20"/>
-        </w:rPr>
-        <w:t xml:space="preserve">egli USA </w:t>
-      </w:r>
-      <w:r>
-        <w:rPr>
-          <w:sz w:val="20"/>
-          <w:szCs w:val="20"/>
-        </w:rPr>
-        <w:t>(</w:t>
-      </w:r>
-      <w:r>
-        <w:rPr>
-          <w:sz w:val="20"/>
-          <w:szCs w:val="20"/>
-        </w:rPr>
-        <w:t xml:space="preserve">cosa </w:t>
-      </w:r>
-      <w:r>
-        <w:rPr>
-          <w:sz w:val="20"/>
-          <w:szCs w:val="20"/>
-        </w:rPr>
-        <w:t xml:space="preserve">che mette fine al maccartismo), </w:t>
-      </w:r>
-      <w:r>
-        <w:rPr>
-          <w:sz w:val="20"/>
-          <w:szCs w:val="20"/>
-        </w:rPr>
-        <w:t xml:space="preserve">quella </w:t>
-      </w:r>
-      <w:r>
-        <w:rPr>
-          <w:sz w:val="20"/>
-          <w:szCs w:val="20"/>
-        </w:rPr>
-        <w:t xml:space="preserve">di </w:t>
-      </w:r>
-      <w:r>
-        <w:rPr>
-          <w:b/>
-          <w:bCs/>
-          <w:sz w:val="20"/>
-          <w:szCs w:val="20"/>
-        </w:rPr>
-        <w:t>Nikita Kruscev</w:t>
-      </w:r>
-      <w:r>
-        <w:rPr>
-          <w:sz w:val="20"/>
-          <w:szCs w:val="20"/>
-        </w:rPr>
-        <w:t xml:space="preserve"> </w:t>
-      </w:r>
-      <w:r>
-        <w:rPr>
-          <w:sz w:val="20"/>
-          <w:szCs w:val="20"/>
-        </w:rPr>
-        <w:t xml:space="preserve">a </w:t>
-      </w:r>
-      <w:r>
-        <w:rPr>
-          <w:sz w:val="20"/>
-          <w:szCs w:val="20"/>
-        </w:rPr>
-        <w:t>s</w:t>
-      </w:r>
-      <w:r>
-        <w:rPr>
-          <w:sz w:val="20"/>
-          <w:szCs w:val="20"/>
-        </w:rPr>
-        <w:t>egretario del PCUS</w:t>
-      </w:r>
-      <w:r>
-        <w:rPr>
-          <w:sz w:val="20"/>
-          <w:szCs w:val="20"/>
-        </w:rPr>
-        <w:t xml:space="preserve"> (</w:t>
-      </w:r>
-      <w:r>
-        <w:rPr>
-          <w:sz w:val="20"/>
-          <w:szCs w:val="20"/>
-        </w:rPr>
-        <w:t>che dà avvio alla destalinizzazione</w:t>
-      </w:r>
-      <w:r>
-        <w:rPr>
-          <w:sz w:val="20"/>
-          <w:szCs w:val="20"/>
-        </w:rPr>
-        <w:t>)</w:t>
-      </w:r>
-      <w:r>
-        <w:rPr>
-          <w:sz w:val="20"/>
-          <w:szCs w:val="20"/>
-        </w:rPr>
-        <w:t xml:space="preserve"> e l’elezione </w:t>
-      </w:r>
-      <w:r>
-        <w:rPr>
-          <w:sz w:val="20"/>
-          <w:szCs w:val="20"/>
-        </w:rPr>
-        <w:t xml:space="preserve">di </w:t>
-      </w:r>
-      <w:r>
-        <w:rPr>
-          <w:b/>
-          <w:bCs/>
-          <w:sz w:val="20"/>
-          <w:szCs w:val="20"/>
-        </w:rPr>
-        <w:t>Giovanni XXIII</w:t>
-      </w:r>
-      <w:r>
-        <w:rPr>
-          <w:sz w:val="20"/>
-          <w:szCs w:val="20"/>
-        </w:rPr>
-        <w:t xml:space="preserve"> </w:t>
-      </w:r>
-      <w:r>
-        <w:rPr>
-          <w:sz w:val="20"/>
-          <w:szCs w:val="20"/>
-        </w:rPr>
-        <w:t xml:space="preserve">al soglio pontificio </w:t>
-      </w:r>
-      <w:r>
-        <w:rPr>
-          <w:sz w:val="20"/>
-          <w:szCs w:val="20"/>
-        </w:rPr>
-        <w:t>(</w:t>
-      </w:r>
-      <w:r>
-        <w:rPr>
-          <w:sz w:val="20"/>
-          <w:szCs w:val="20"/>
-        </w:rPr>
-        <w:t xml:space="preserve">un papa illuminato </w:t>
-      </w:r>
-      <w:r>
-        <w:rPr>
-          <w:sz w:val="20"/>
-          <w:szCs w:val="20"/>
-        </w:rPr>
-        <w:t xml:space="preserve">che </w:t>
-      </w:r>
-      <w:r>
-        <w:rPr>
-          <w:sz w:val="20"/>
-          <w:szCs w:val="20"/>
-        </w:rPr>
-        <w:t xml:space="preserve">subentra al reazionario Pio XII) creano le condizioni per una fase di </w:t>
-      </w:r>
-      <w:r>
-        <w:rPr>
-          <w:i/>
-          <w:iCs/>
-          <w:sz w:val="20"/>
-          <w:szCs w:val="20"/>
-        </w:rPr>
-        <w:t>distensione internazionale</w:t>
-      </w:r>
-      <w:r>
-        <w:rPr>
-          <w:sz w:val="20"/>
-          <w:szCs w:val="20"/>
-        </w:rPr>
-        <w:t xml:space="preserve"> </w:t>
-      </w:r>
-      <w:r>
-        <w:rPr>
-          <w:i/>
-          <w:iCs/>
-          <w:sz w:val="20"/>
-          <w:szCs w:val="20"/>
-        </w:rPr>
-        <w:t>tra le due superpotenze</w:t>
-      </w:r>
-      <w:r>
-        <w:rPr>
-          <w:sz w:val="20"/>
-          <w:szCs w:val="20"/>
-        </w:rPr>
-        <w:t>, in un clima collettivo carico di</w:t>
-      </w:r>
-      <w:r>
-        <w:rPr>
-          <w:sz w:val="20"/>
-          <w:szCs w:val="20"/>
-        </w:rPr>
-        <w:t xml:space="preserve"> </w:t>
-      </w:r>
-      <w:r>
-        <w:rPr>
-          <w:i/>
-          <w:iCs/>
-          <w:sz w:val="20"/>
-          <w:szCs w:val="20"/>
-        </w:rPr>
-        <w:t>aspirazioni</w:t>
-      </w:r>
-      <w:r>
-        <w:rPr>
-          <w:i/>
-          <w:iCs/>
-          <w:sz w:val="20"/>
-          <w:szCs w:val="20"/>
-        </w:rPr>
-        <w:t xml:space="preserve"> </w:t>
-      </w:r>
-      <w:r>
-        <w:rPr>
-          <w:i/>
-          <w:iCs/>
-          <w:sz w:val="20"/>
-          <w:szCs w:val="20"/>
-        </w:rPr>
-        <w:t xml:space="preserve">alla </w:t>
-      </w:r>
-      <w:r>
-        <w:rPr>
-          <w:i/>
-          <w:iCs/>
-          <w:sz w:val="20"/>
-          <w:szCs w:val="20"/>
-        </w:rPr>
-        <w:t>pace</w:t>
-      </w:r>
-      <w:r>
-        <w:rPr>
-          <w:sz w:val="20"/>
-          <w:szCs w:val="20"/>
-        </w:rPr>
-        <w:t xml:space="preserve">. </w:t>
-      </w:r>
-      <w:r>
-        <w:rPr>
-          <w:sz w:val="20"/>
-          <w:szCs w:val="20"/>
-        </w:rPr>
-        <w:t>Nel 1961 l’U</w:t>
-      </w:r>
-      <w:r>
-        <w:rPr>
-          <w:sz w:val="20"/>
-          <w:szCs w:val="20"/>
-        </w:rPr>
-        <w:t>RSS</w:t>
-      </w:r>
-      <w:r>
-        <w:rPr>
-          <w:sz w:val="20"/>
-          <w:szCs w:val="20"/>
-        </w:rPr>
-        <w:t xml:space="preserve"> dà inizio all’esplorazione dello</w:t>
-      </w:r>
-      <w:r>
-        <w:rPr>
-          <w:sz w:val="20"/>
-          <w:szCs w:val="20"/>
-        </w:rPr>
-        <w:t xml:space="preserve"> </w:t>
-      </w:r>
-      <w:r>
-        <w:rPr>
-          <w:sz w:val="20"/>
-          <w:szCs w:val="20"/>
-        </w:rPr>
-        <w:t xml:space="preserve">spazio con il cosmonauta Jurij Gagarin; </w:t>
-      </w:r>
-      <w:r>
-        <w:rPr>
-          <w:sz w:val="20"/>
-          <w:szCs w:val="20"/>
-        </w:rPr>
-        <w:t xml:space="preserve">invece </w:t>
-      </w:r>
-      <w:r>
-        <w:rPr>
-          <w:sz w:val="20"/>
-          <w:szCs w:val="20"/>
-        </w:rPr>
-        <w:t xml:space="preserve">nel 1969 </w:t>
-      </w:r>
-      <w:r>
-        <w:rPr>
-          <w:sz w:val="20"/>
-          <w:szCs w:val="20"/>
-        </w:rPr>
-        <w:t xml:space="preserve">gli Stati Uniti porteranno i loro astronauti </w:t>
-      </w:r>
-      <w:r>
-        <w:rPr>
-          <w:sz w:val="20"/>
-          <w:szCs w:val="20"/>
-        </w:rPr>
-        <w:t xml:space="preserve">Armstrong e Aldrin </w:t>
-      </w:r>
-      <w:r>
-        <w:rPr>
-          <w:sz w:val="20"/>
-          <w:szCs w:val="20"/>
-        </w:rPr>
-        <w:t>a mettere piede sulla Luna</w:t>
-      </w:r>
-      <w:r>
-        <w:rPr>
-          <w:sz w:val="20"/>
-          <w:szCs w:val="20"/>
-        </w:rPr>
-        <w:t>, mentre Collins rest</w:t>
-      </w:r>
-      <w:r>
-        <w:rPr>
-          <w:sz w:val="20"/>
-          <w:szCs w:val="20"/>
-        </w:rPr>
-        <w:t>erà</w:t>
-      </w:r>
-      <w:r>
-        <w:rPr>
-          <w:sz w:val="20"/>
-          <w:szCs w:val="20"/>
-        </w:rPr>
-        <w:t xml:space="preserve"> in orbita sulla navicella spaziale</w:t>
-      </w:r>
-      <w:r>
-        <w:rPr>
-          <w:sz w:val="20"/>
-          <w:szCs w:val="20"/>
-        </w:rPr>
-        <w:t>.</w:t>
-      </w:r>
-    </w:p>
-    <w:p>
-      <w:pPr>
-        <w:ind w:left="708"/>
-        <w:jc w:val="both"/>
-        <w:rPr>
-          <w:sz w:val="20"/>
-          <w:szCs w:val="20"/>
-        </w:rPr>
-      </w:pPr>
-    </w:p>
     <w:sectPr>
+      <w:headerReference w:type="default" r:id="rId8"/>
       <w:pgSz w:w="11906" w:h="16838"/>
       <w:pgMar w:top="1417" w:right="1134" w:bottom="1134" w:left="1134" w:header="708" w:footer="708" w:gutter="0"/>
       <w:pgBorders w:offsetFrom="page">
@@ -5743,6 +6118,129 @@
     </w:sectPr>
   </w:body>
 </w:document>
+</file>
+
+<file path=word/endnotes.xml><?xml version="1.0" encoding="utf-8"?>
+<w:endnotes xmlns:wpc="http://schemas.microsoft.com/office/word/2010/wordprocessingCanvas" xmlns:cx="http://schemas.microsoft.com/office/drawing/2014/chartex" xmlns:cx1="http://schemas.microsoft.com/office/drawing/2015/9/8/chartex" xmlns:cx2="http://schemas.microsoft.com/office/drawing/2015/10/21/chartex" xmlns:cx3="http://schemas.microsoft.com/office/drawing/2016/5/9/chartex" xmlns:cx4="http://schemas.microsoft.com/office/drawing/2016/5/10/chartex" xmlns:cx5="http://schemas.microsoft.com/office/drawing/2016/5/11/chartex" xmlns:cx6="http://schemas.microsoft.com/office/drawing/2016/5/12/chartex" xmlns:cx7="http://schemas.microsoft.com/office/drawing/2016/5/13/chartex" xmlns:cx8="http://schemas.microsoft.com/office/drawing/2016/5/14/chartex" xmlns:mc="http://schemas.openxmlformats.org/markup-compatibility/2006" xmlns:aink="http://schemas.microsoft.com/office/drawing/2016/ink" xmlns:am3d="http://schemas.microsoft.com/office/drawing/2017/model3d" xmlns:o="urn:schemas-microsoft-com:office:office" xmlns:oel="http://schemas.microsoft.com/office/2019/extlst" xmlns:r="http://schemas.openxmlformats.org/officeDocument/2006/relationships" xmlns:m="http://schemas.openxmlformats.org/officeDocument/2006/math" xmlns:v="urn:schemas-microsoft-com:vml" xmlns:wp14="http://schemas.microsoft.com/office/word/2010/wordprocessingDrawing" xmlns:wp="http://schemas.openxmlformats.org/drawingml/2006/wordprocessingDrawing" xmlns:w10="urn:schemas-microsoft-com:office:word" xmlns:w="http://schemas.openxmlformats.org/wordprocessingml/2006/main" xmlns:w14="http://schemas.microsoft.com/office/word/2010/wordml" xmlns:w15="http://schemas.microsoft.com/office/word/2012/wordml" xmlns:w16cex="http://schemas.microsoft.com/office/word/2018/wordml/cex" xmlns:w16cid="http://schemas.microsoft.com/office/word/2016/wordml/cid" xmlns:w16="http://schemas.microsoft.com/office/word/2018/wordml" xmlns:w16du="http://schemas.microsoft.com/office/word/2023/wordml/word16du" xmlns:w16sdtdh="http://schemas.microsoft.com/office/word/2020/wordml/sdtdatahash" xmlns:w16sdtfl="http://schemas.microsoft.com/office/word/2024/wordml/sdtformatlock" xmlns:w16se="http://schemas.microsoft.com/office/word/2015/wordml/symex" xmlns:wpg="http://schemas.microsoft.com/office/word/2010/wordprocessingGroup" xmlns:wpi="http://schemas.microsoft.com/office/word/2010/wordprocessingInk" xmlns:wne="http://schemas.microsoft.com/office/word/2006/wordml" xmlns:wps="http://schemas.microsoft.com/office/word/2010/wordprocessingShape" mc:Ignorable="w14 w15 w16se w16cid w16 w16cex w16sdtdh w16sdtfl w16du wp14">
+  <w:endnote w:type="separator" w:id="-1">
+    <w:p>
+      <w:r>
+        <w:separator/>
+      </w:r>
+    </w:p>
+  </w:endnote>
+  <w:endnote w:type="continuationSeparator" w:id="0">
+    <w:p>
+      <w:r>
+        <w:continuationSeparator/>
+      </w:r>
+    </w:p>
+  </w:endnote>
+</w:endnotes>
+</file>
+
+<file path=word/footnotes.xml><?xml version="1.0" encoding="utf-8"?>
+<w:footnotes xmlns:wpc="http://schemas.microsoft.com/office/word/2010/wordprocessingCanvas" xmlns:cx="http://schemas.microsoft.com/office/drawing/2014/chartex" xmlns:cx1="http://schemas.microsoft.com/office/drawing/2015/9/8/chartex" xmlns:cx2="http://schemas.microsoft.com/office/drawing/2015/10/21/chartex" xmlns:cx3="http://schemas.microsoft.com/office/drawing/2016/5/9/chartex" xmlns:cx4="http://schemas.microsoft.com/office/drawing/2016/5/10/chartex" xmlns:cx5="http://schemas.microsoft.com/office/drawing/2016/5/11/chartex" xmlns:cx6="http://schemas.microsoft.com/office/drawing/2016/5/12/chartex" xmlns:cx7="http://schemas.microsoft.com/office/drawing/2016/5/13/chartex" xmlns:cx8="http://schemas.microsoft.com/office/drawing/2016/5/14/chartex" xmlns:mc="http://schemas.openxmlformats.org/markup-compatibility/2006" xmlns:aink="http://schemas.microsoft.com/office/drawing/2016/ink" xmlns:am3d="http://schemas.microsoft.com/office/drawing/2017/model3d" xmlns:o="urn:schemas-microsoft-com:office:office" xmlns:oel="http://schemas.microsoft.com/office/2019/extlst" xmlns:r="http://schemas.openxmlformats.org/officeDocument/2006/relationships" xmlns:m="http://schemas.openxmlformats.org/officeDocument/2006/math" xmlns:v="urn:schemas-microsoft-com:vml" xmlns:wp14="http://schemas.microsoft.com/office/word/2010/wordprocessingDrawing" xmlns:wp="http://schemas.openxmlformats.org/drawingml/2006/wordprocessingDrawing" xmlns:w10="urn:schemas-microsoft-com:office:word" xmlns:w="http://schemas.openxmlformats.org/wordprocessingml/2006/main" xmlns:w14="http://schemas.microsoft.com/office/word/2010/wordml" xmlns:w15="http://schemas.microsoft.com/office/word/2012/wordml" xmlns:w16cex="http://schemas.microsoft.com/office/word/2018/wordml/cex" xmlns:w16cid="http://schemas.microsoft.com/office/word/2016/wordml/cid" xmlns:w16="http://schemas.microsoft.com/office/word/2018/wordml" xmlns:w16du="http://schemas.microsoft.com/office/word/2023/wordml/word16du" xmlns:w16sdtdh="http://schemas.microsoft.com/office/word/2020/wordml/sdtdatahash" xmlns:w16sdtfl="http://schemas.microsoft.com/office/word/2024/wordml/sdtformatlock" xmlns:w16se="http://schemas.microsoft.com/office/word/2015/wordml/symex" xmlns:wpg="http://schemas.microsoft.com/office/word/2010/wordprocessingGroup" xmlns:wpi="http://schemas.microsoft.com/office/word/2010/wordprocessingInk" xmlns:wne="http://schemas.microsoft.com/office/word/2006/wordml" xmlns:wps="http://schemas.microsoft.com/office/word/2010/wordprocessingShape" mc:Ignorable="w14 w15 w16se w16cid w16 w16cex w16sdtdh w16sdtfl w16du wp14">
+  <w:footnote w:type="separator" w:id="-1">
+    <w:p>
+      <w:r>
+        <w:separator/>
+      </w:r>
+    </w:p>
+  </w:footnote>
+  <w:footnote w:type="continuationSeparator" w:id="0">
+    <w:p>
+      <w:r>
+        <w:continuationSeparator/>
+      </w:r>
+    </w:p>
+  </w:footnote>
+</w:footnotes>
+</file>
+
+<file path=word/header1.xml><?xml version="1.0" encoding="utf-8"?>
+<w:hdr xmlns:wpc="http://schemas.microsoft.com/office/word/2010/wordprocessingCanvas" xmlns:cx="http://schemas.microsoft.com/office/drawing/2014/chartex" xmlns:cx1="http://schemas.microsoft.com/office/drawing/2015/9/8/chartex" xmlns:cx2="http://schemas.microsoft.com/office/drawing/2015/10/21/chartex" xmlns:cx3="http://schemas.microsoft.com/office/drawing/2016/5/9/chartex" xmlns:cx4="http://schemas.microsoft.com/office/drawing/2016/5/10/chartex" xmlns:cx5="http://schemas.microsoft.com/office/drawing/2016/5/11/chartex" xmlns:cx6="http://schemas.microsoft.com/office/drawing/2016/5/12/chartex" xmlns:cx7="http://schemas.microsoft.com/office/drawing/2016/5/13/chartex" xmlns:cx8="http://schemas.microsoft.com/office/drawing/2016/5/14/chartex" xmlns:mc="http://schemas.openxmlformats.org/markup-compatibility/2006" xmlns:aink="http://schemas.microsoft.com/office/drawing/2016/ink" xmlns:am3d="http://schemas.microsoft.com/office/drawing/2017/model3d" xmlns:o="urn:schemas-microsoft-com:office:office" xmlns:oel="http://schemas.microsoft.com/office/2019/extlst" xmlns:r="http://schemas.openxmlformats.org/officeDocument/2006/relationships" xmlns:m="http://schemas.openxmlformats.org/officeDocument/2006/math" xmlns:v="urn:schemas-microsoft-com:vml" xmlns:wp14="http://schemas.microsoft.com/office/word/2010/wordprocessingDrawing" xmlns:wp="http://schemas.openxmlformats.org/drawingml/2006/wordprocessingDrawing" xmlns:w10="urn:schemas-microsoft-com:office:word" xmlns:w="http://schemas.openxmlformats.org/wordprocessingml/2006/main" xmlns:w14="http://schemas.microsoft.com/office/word/2010/wordml" xmlns:w15="http://schemas.microsoft.com/office/word/2012/wordml" xmlns:w16cex="http://schemas.microsoft.com/office/word/2018/wordml/cex" xmlns:w16cid="http://schemas.microsoft.com/office/word/2016/wordml/cid" xmlns:w16="http://schemas.microsoft.com/office/word/2018/wordml" xmlns:w16du="http://schemas.microsoft.com/office/word/2023/wordml/word16du" xmlns:w16sdtdh="http://schemas.microsoft.com/office/word/2020/wordml/sdtdatahash" xmlns:w16sdtfl="http://schemas.microsoft.com/office/word/2024/wordml/sdtformatlock" xmlns:w16se="http://schemas.microsoft.com/office/word/2015/wordml/symex" xmlns:wpg="http://schemas.microsoft.com/office/word/2010/wordprocessingGroup" xmlns:wpi="http://schemas.microsoft.com/office/word/2010/wordprocessingInk" xmlns:wne="http://schemas.microsoft.com/office/word/2006/wordml" xmlns:wps="http://schemas.microsoft.com/office/word/2010/wordprocessingShape" mc:Ignorable="w14 w15 w16se w16cid w16 w16cex w16sdtdh w16sdtfl w16du wp14">
+  <w:sdt>
+    <w:sdtPr>
+      <w:rPr>
+        <w:color w:val="0070C0"/>
+      </w:rPr>
+      <w:alias w:val="Autore"/>
+      <w:tag w:val=""/>
+      <w:id w:val="-952397527"/>
+      <w:placeholder>
+        <w:docPart w:val="B3E5F63438B0459DA5A10BD5A066A4AC"/>
+      </w:placeholder>
+      <w:dataBinding w:prefixMappings="xmlns:ns0='http://purl.org/dc/elements/1.1/' xmlns:ns1='http://schemas.openxmlformats.org/package/2006/metadata/core-properties' " w:xpath="/ns1:coreProperties[1]/ns0:creator[1]" w:storeItemID="{6C3C8BC8-F283-45AE-878A-BAB7291924A1}"/>
+      <w:text/>
+    </w:sdtPr>
+    <w:sdtContent>
+      <w:p>
+        <w:pPr>
+          <w:pStyle w:val="Intestazione"/>
+          <w:jc w:val="center"/>
+          <w:rPr>
+            <w:color w:val="4F81BD" w:themeColor="accent1"/>
+            <w:sz w:val="20"/>
+          </w:rPr>
+        </w:pPr>
+        <w:r>
+          <w:rPr>
+            <w:color w:val="0070C0"/>
+          </w:rPr>
+          <w:t>Prof.ssa Silvana Cherubini</w:t>
+        </w:r>
+      </w:p>
+    </w:sdtContent>
+  </w:sdt>
+  <w:p>
+    <w:pPr>
+      <w:pStyle w:val="Intestazione"/>
+      <w:jc w:val="center"/>
+      <w:rPr>
+        <w:caps/>
+        <w:color w:val="0070C0"/>
+      </w:rPr>
+    </w:pPr>
+    <w:r>
+      <w:rPr>
+        <w:caps/>
+        <w:color w:val="0070C0"/>
+      </w:rPr>
+      <w:t xml:space="preserve"> </w:t>
+    </w:r>
+    <w:sdt>
+      <w:sdtPr>
+        <w:rPr>
+          <w:caps/>
+          <w:color w:val="0070C0"/>
+        </w:rPr>
+        <w:alias w:val="Titolo"/>
+        <w:tag w:val=""/>
+        <w:id w:val="-1954942076"/>
+        <w:placeholder>
+          <w:docPart w:val="FF970ED6C6744651911A62334CCA7DB5"/>
+        </w:placeholder>
+        <w:dataBinding w:prefixMappings="xmlns:ns0='http://purl.org/dc/elements/1.1/' xmlns:ns1='http://schemas.openxmlformats.org/package/2006/metadata/core-properties' " w:xpath="/ns1:coreProperties[1]/ns0:title[1]" w:storeItemID="{6C3C8BC8-F283-45AE-878A-BAB7291924A1}"/>
+        <w:text/>
+      </w:sdtPr>
+      <w:sdtContent>
+        <w:r>
+          <w:rPr>
+            <w:caps/>
+            <w:color w:val="0070C0"/>
+          </w:rPr>
+          <w:t>PASSEGGIATE NEI BOSCHI LETTERARI</w:t>
+        </w:r>
+      </w:sdtContent>
+    </w:sdt>
+  </w:p>
+  <w:p>
+    <w:pPr>
+      <w:pStyle w:val="Intestazione"/>
+    </w:pPr>
+  </w:p>
+</w:hdr>
 </file>
 
 <file path=word/numbering.xml><?xml version="1.0" encoding="utf-8"?>
@@ -6648,7 +7146,639 @@
       <w:contextualSpacing/>
     </w:pPr>
   </w:style>
+  <w:style w:type="paragraph" w:styleId="Intestazione">
+    <w:name w:val="header"/>
+    <w:basedOn w:val="Normale"/>
+    <w:link w:val="IntestazioneCarattere"/>
+    <w:uiPriority w:val="99"/>
+    <w:unhideWhenUsed/>
+    <w:rsid w:val="00A8313C"/>
+    <w:pPr>
+      <w:tabs>
+        <w:tab w:val="center" w:pos="4819"/>
+        <w:tab w:val="right" w:pos="9638"/>
+      </w:tabs>
+    </w:pPr>
+  </w:style>
+  <w:style w:type="character" w:customStyle="1" w:styleId="IntestazioneCarattere">
+    <w:name w:val="Intestazione Carattere"/>
+    <w:basedOn w:val="Carpredefinitoparagrafo"/>
+    <w:link w:val="Intestazione"/>
+    <w:uiPriority w:val="99"/>
+    <w:rsid w:val="00A8313C"/>
+  </w:style>
+  <w:style w:type="paragraph" w:styleId="Pidipagina">
+    <w:name w:val="footer"/>
+    <w:basedOn w:val="Normale"/>
+    <w:link w:val="PidipaginaCarattere"/>
+    <w:uiPriority w:val="99"/>
+    <w:unhideWhenUsed/>
+    <w:rsid w:val="00A8313C"/>
+    <w:pPr>
+      <w:tabs>
+        <w:tab w:val="center" w:pos="4819"/>
+        <w:tab w:val="right" w:pos="9638"/>
+      </w:tabs>
+    </w:pPr>
+  </w:style>
+  <w:style w:type="character" w:customStyle="1" w:styleId="PidipaginaCarattere">
+    <w:name w:val="Piè di pagina Carattere"/>
+    <w:basedOn w:val="Carpredefinitoparagrafo"/>
+    <w:link w:val="Pidipagina"/>
+    <w:uiPriority w:val="99"/>
+    <w:rsid w:val="00A8313C"/>
+  </w:style>
 </w:styles>
+</file>
+
+<file path=word/glossary/document.xml><?xml version="1.0" encoding="utf-8"?>
+<w:glossaryDocument xmlns:wpc="http://schemas.microsoft.com/office/word/2010/wordprocessingCanvas" xmlns:cx="http://schemas.microsoft.com/office/drawing/2014/chartex" xmlns:cx1="http://schemas.microsoft.com/office/drawing/2015/9/8/chartex" xmlns:cx2="http://schemas.microsoft.com/office/drawing/2015/10/21/chartex" xmlns:cx3="http://schemas.microsoft.com/office/drawing/2016/5/9/chartex" xmlns:cx4="http://schemas.microsoft.com/office/drawing/2016/5/10/chartex" xmlns:cx5="http://schemas.microsoft.com/office/drawing/2016/5/11/chartex" xmlns:cx6="http://schemas.microsoft.com/office/drawing/2016/5/12/chartex" xmlns:cx7="http://schemas.microsoft.com/office/drawing/2016/5/13/chartex" xmlns:cx8="http://schemas.microsoft.com/office/drawing/2016/5/14/chartex" xmlns:mc="http://schemas.openxmlformats.org/markup-compatibility/2006" xmlns:aink="http://schemas.microsoft.com/office/drawing/2016/ink" xmlns:am3d="http://schemas.microsoft.com/office/drawing/2017/model3d" xmlns:o="urn:schemas-microsoft-com:office:office" xmlns:oel="http://schemas.microsoft.com/office/2019/extlst" xmlns:r="http://schemas.openxmlformats.org/officeDocument/2006/relationships" xmlns:m="http://schemas.openxmlformats.org/officeDocument/2006/math" xmlns:v="urn:schemas-microsoft-com:vml" xmlns:wp14="http://schemas.microsoft.com/office/word/2010/wordprocessingDrawing" xmlns:wp="http://schemas.openxmlformats.org/drawingml/2006/wordprocessingDrawing" xmlns:w10="urn:schemas-microsoft-com:office:word" xmlns:w="http://schemas.openxmlformats.org/wordprocessingml/2006/main" xmlns:w14="http://schemas.microsoft.com/office/word/2010/wordml" xmlns:w15="http://schemas.microsoft.com/office/word/2012/wordml" xmlns:w16cex="http://schemas.microsoft.com/office/word/2018/wordml/cex" xmlns:w16cid="http://schemas.microsoft.com/office/word/2016/wordml/cid" xmlns:w16="http://schemas.microsoft.com/office/word/2018/wordml" xmlns:w16du="http://schemas.microsoft.com/office/word/2023/wordml/word16du" xmlns:w16sdtdh="http://schemas.microsoft.com/office/word/2020/wordml/sdtdatahash" xmlns:w16sdtfl="http://schemas.microsoft.com/office/word/2024/wordml/sdtformatlock" xmlns:w16se="http://schemas.microsoft.com/office/word/2015/wordml/symex" xmlns:wpg="http://schemas.microsoft.com/office/word/2010/wordprocessingGroup" xmlns:wpi="http://schemas.microsoft.com/office/word/2010/wordprocessingInk" xmlns:wne="http://schemas.microsoft.com/office/word/2006/wordml" xmlns:wps="http://schemas.microsoft.com/office/word/2010/wordprocessingShape" mc:Ignorable="w14 w15 w16se w16cid w16 w16cex w16sdtdh w16sdtfl w16du wp14">
+  <w:docParts>
+    <w:docPart>
+      <w:docPartPr>
+        <w:name w:val="B3E5F63438B0459DA5A10BD5A066A4AC"/>
+        <w:category>
+          <w:name w:val="Generale"/>
+          <w:gallery w:val="placeholder"/>
+        </w:category>
+        <w:types>
+          <w:type w:val="bbPlcHdr"/>
+        </w:types>
+        <w:behaviors>
+          <w:behavior w:val="content"/>
+        </w:behaviors>
+        <w:guid w:val="{A10E9FB0-1AD6-401E-B226-DE926EC042FE}"/>
+      </w:docPartPr>
+      <w:docPartBody>
+        <w:p>
+          <w:pPr>
+            <w:pStyle w:val="B3E5F63438B0459DA5A10BD5A066A4AC"/>
+          </w:pPr>
+          <w:r>
+            <w:rPr>
+              <w:color w:val="4472C4" w:themeColor="accent1"/>
+              <w:sz w:val="20"/>
+              <w:szCs w:val="20"/>
+            </w:rPr>
+            <w:t>[Nome dell'autore]</w:t>
+          </w:r>
+        </w:p>
+      </w:docPartBody>
+    </w:docPart>
+    <w:docPart>
+      <w:docPartPr>
+        <w:name w:val="FF970ED6C6744651911A62334CCA7DB5"/>
+        <w:category>
+          <w:name w:val="Generale"/>
+          <w:gallery w:val="placeholder"/>
+        </w:category>
+        <w:types>
+          <w:type w:val="bbPlcHdr"/>
+        </w:types>
+        <w:behaviors>
+          <w:behavior w:val="content"/>
+        </w:behaviors>
+        <w:guid w:val="{5C718970-7E0A-4FA2-A760-5F8A46B4996B}"/>
+      </w:docPartPr>
+      <w:docPartBody>
+        <w:p>
+          <w:pPr>
+            <w:pStyle w:val="FF970ED6C6744651911A62334CCA7DB5"/>
+          </w:pPr>
+          <w:r>
+            <w:rPr>
+              <w:caps/>
+              <w:color w:val="4472C4" w:themeColor="accent1"/>
+            </w:rPr>
+            <w:t>[Titolo del documento]</w:t>
+          </w:r>
+        </w:p>
+      </w:docPartBody>
+    </w:docPart>
+  </w:docParts>
+</w:glossaryDocument>
+</file>
+
+<file path=word/glossary/fontTable.xml><?xml version="1.0" encoding="utf-8"?>
+<w:fonts xmlns:mc="http://schemas.openxmlformats.org/markup-compatibility/2006" xmlns:r="http://schemas.openxmlformats.org/officeDocument/2006/relationships" xmlns:w="http://schemas.openxmlformats.org/wordprocessingml/2006/main" xmlns:w14="http://schemas.microsoft.com/office/word/2010/wordml" xmlns:w15="http://schemas.microsoft.com/office/word/2012/wordml" xmlns:w16cex="http://schemas.microsoft.com/office/word/2018/wordml/cex" xmlns:w16cid="http://schemas.microsoft.com/office/word/2016/wordml/cid" xmlns:w16="http://schemas.microsoft.com/office/word/2018/wordml" xmlns:w16du="http://schemas.microsoft.com/office/word/2023/wordml/word16du" xmlns:w16sdtdh="http://schemas.microsoft.com/office/word/2020/wordml/sdtdatahash" xmlns:w16sdtfl="http://schemas.microsoft.com/office/word/2024/wordml/sdtformatlock" xmlns:w16se="http://schemas.microsoft.com/office/word/2015/wordml/symex" mc:Ignorable="w14 w15 w16se w16cid w16 w16cex w16sdtdh w16sdtfl w16du">
+  <w:font w:name="Times New Roman">
+    <w:panose1 w:val="02020603050405020304"/>
+    <w:charset w:val="00"/>
+    <w:family w:val="roman"/>
+    <w:pitch w:val="variable"/>
+    <w:sig w:usb0="E0002EFF" w:usb1="C000785B" w:usb2="00000009" w:usb3="00000000" w:csb0="000001FF" w:csb1="00000000"/>
+  </w:font>
+  <w:font w:name="Cambria">
+    <w:panose1 w:val="02040503050406030204"/>
+    <w:charset w:val="00"/>
+    <w:family w:val="roman"/>
+    <w:pitch w:val="variable"/>
+    <w:sig w:usb0="E00006FF" w:usb1="420024FF" w:usb2="02000000" w:usb3="00000000" w:csb0="0000019F" w:csb1="00000000"/>
+  </w:font>
+  <w:font w:name="Calibri">
+    <w:panose1 w:val="020F0502020204030204"/>
+    <w:charset w:val="00"/>
+    <w:family w:val="swiss"/>
+    <w:pitch w:val="variable"/>
+    <w:sig w:usb0="E4002EFF" w:usb1="C200247B" w:usb2="00000009" w:usb3="00000000" w:csb0="000001FF" w:csb1="00000000"/>
+  </w:font>
+  <w:font w:name="Calibri Light">
+    <w:panose1 w:val="020F0302020204030204"/>
+    <w:charset w:val="00"/>
+    <w:family w:val="swiss"/>
+    <w:pitch w:val="variable"/>
+    <w:sig w:usb0="E4002EFF" w:usb1="C200247B" w:usb2="00000009" w:usb3="00000000" w:csb0="000001FF" w:csb1="00000000"/>
+  </w:font>
+</w:fonts>
+</file>
+
+<file path=word/glossary/settings.xml><?xml version="1.0" encoding="utf-8"?>
+<w:settings xmlns:mc="http://schemas.openxmlformats.org/markup-compatibility/2006" xmlns:o="urn:schemas-microsoft-com:office:office" xmlns:r="http://schemas.openxmlformats.org/officeDocument/2006/relationships" xmlns:m="http://schemas.openxmlformats.org/officeDocument/2006/math" xmlns:v="urn:schemas-microsoft-com:vml" xmlns:w10="urn:schemas-microsoft-com:office:word" xmlns:w="http://schemas.openxmlformats.org/wordprocessingml/2006/main" xmlns:w14="http://schemas.microsoft.com/office/word/2010/wordml" xmlns:w15="http://schemas.microsoft.com/office/word/2012/wordml" xmlns:w16cex="http://schemas.microsoft.com/office/word/2018/wordml/cex" xmlns:w16cid="http://schemas.microsoft.com/office/word/2016/wordml/cid" xmlns:w16="http://schemas.microsoft.com/office/word/2018/wordml" xmlns:w16du="http://schemas.microsoft.com/office/word/2023/wordml/word16du" xmlns:w16sdtdh="http://schemas.microsoft.com/office/word/2020/wordml/sdtdatahash" xmlns:w16sdtfl="http://schemas.microsoft.com/office/word/2024/wordml/sdtformatlock" xmlns:w16se="http://schemas.microsoft.com/office/word/2015/wordml/symex" xmlns:sl="http://schemas.openxmlformats.org/schemaLibrary/2006/main" mc:Ignorable="w14 w15 w16se w16cid w16 w16cex w16sdtdh w16sdtfl w16du">
+  <w:view w:val="normal"/>
+  <w:revisionView w:insDel="0" w:inkAnnotations="0"/>
+  <w:defaultTabStop w:val="708"/>
+  <w:hyphenationZone w:val="283"/>
+  <w:characterSpacingControl w:val="doNotCompress"/>
+  <w:compat>
+    <w:useFELayout/>
+    <w:compatSetting w:name="compatibilityMode" w:uri="http://schemas.microsoft.com/office/word" w:val="15"/>
+    <w:compatSetting w:name="overrideTableStyleFontSizeAndJustification" w:uri="http://schemas.microsoft.com/office/word" w:val="1"/>
+    <w:compatSetting w:name="enableOpenTypeFeatures" w:uri="http://schemas.microsoft.com/office/word" w:val="1"/>
+    <w:compatSetting w:name="doNotFlipMirrorIndents" w:uri="http://schemas.microsoft.com/office/word" w:val="1"/>
+    <w:compatSetting w:name="differentiateMultirowTableHeaders" w:uri="http://schemas.microsoft.com/office/word" w:val="1"/>
+    <w:compatSetting w:name="useWord2013TrackBottomHyphenation" w:uri="http://schemas.microsoft.com/office/word" w:val="0"/>
+  </w:compat>
+  <w:rsids>
+    <w:rsidRoot w:val="00861B5E"/>
+    <w:rsid w:val="004D5348"/>
+    <w:rsid w:val="0085779A"/>
+    <w:rsid w:val="00861B5E"/>
+  </w:rsids>
+  <m:mathPr>
+    <m:mathFont m:val="Cambria Math"/>
+    <m:brkBin m:val="before"/>
+    <m:brkBinSub m:val="--"/>
+    <m:smallFrac m:val="0"/>
+    <m:dispDef/>
+    <m:lMargin m:val="0"/>
+    <m:rMargin m:val="0"/>
+    <m:defJc m:val="centerGroup"/>
+    <m:wrapIndent m:val="1440"/>
+    <m:intLim m:val="subSup"/>
+    <m:naryLim m:val="undOvr"/>
+  </m:mathPr>
+  <w:themeFontLang w:val="it-IT"/>
+  <w:clrSchemeMapping w:bg1="light1" w:t1="dark1" w:bg2="light2" w:t2="dark2" w:accent1="accent1" w:accent2="accent2" w:accent3="accent3" w:accent4="accent4" w:accent5="accent5" w:accent6="accent6" w:hyperlink="hyperlink" w:followedHyperlink="followedHyperlink"/>
+  <w:decimalSymbol w:val=","/>
+  <w:listSeparator w:val=";"/>
+  <w15:chartTrackingRefBased/>
+</w:settings>
+</file>
+
+<file path=word/glossary/styles.xml><?xml version="1.0" encoding="utf-8"?>
+<w:styles xmlns:mc="http://schemas.openxmlformats.org/markup-compatibility/2006" xmlns:r="http://schemas.openxmlformats.org/officeDocument/2006/relationships" xmlns:w="http://schemas.openxmlformats.org/wordprocessingml/2006/main" xmlns:w14="http://schemas.microsoft.com/office/word/2010/wordml" xmlns:w15="http://schemas.microsoft.com/office/word/2012/wordml" xmlns:w16cex="http://schemas.microsoft.com/office/word/2018/wordml/cex" xmlns:w16cid="http://schemas.microsoft.com/office/word/2016/wordml/cid" xmlns:w16="http://schemas.microsoft.com/office/word/2018/wordml" xmlns:w16du="http://schemas.microsoft.com/office/word/2023/wordml/word16du" xmlns:w16sdtdh="http://schemas.microsoft.com/office/word/2020/wordml/sdtdatahash" xmlns:w16sdtfl="http://schemas.microsoft.com/office/word/2024/wordml/sdtformatlock" xmlns:w16se="http://schemas.microsoft.com/office/word/2015/wordml/symex" mc:Ignorable="w14 w15 w16se w16cid w16 w16cex w16sdtdh w16sdtfl w16du">
+  <w:docDefaults>
+    <w:rPrDefault>
+      <w:rPr>
+        <w:rFonts w:asciiTheme="minorHAnsi" w:eastAsiaTheme="minorEastAsia" w:hAnsiTheme="minorHAnsi" w:cstheme="minorBidi"/>
+        <w:kern w:val="2"/>
+        <w:sz w:val="24"/>
+        <w:szCs w:val="24"/>
+        <w:lang w:val="it-IT" w:eastAsia="it-IT" w:bidi="ar-SA"/>
+        <w14:ligatures w14:val="standardContextual"/>
+      </w:rPr>
+    </w:rPrDefault>
+    <w:pPrDefault>
+      <w:pPr>
+        <w:spacing w:after="160" w:line="278" w:lineRule="auto"/>
+      </w:pPr>
+    </w:pPrDefault>
+  </w:docDefaults>
+  <w:latentStyles w:defLockedState="0" w:defUIPriority="99" w:defSemiHidden="0" w:defUnhideWhenUsed="0" w:defQFormat="0" w:count="376">
+    <w:lsdException w:name="Normal" w:uiPriority="0" w:qFormat="1"/>
+    <w:lsdException w:name="heading 1" w:uiPriority="9" w:qFormat="1"/>
+    <w:lsdException w:name="heading 2" w:semiHidden="1" w:uiPriority="9" w:unhideWhenUsed="1" w:qFormat="1"/>
+    <w:lsdException w:name="heading 3" w:semiHidden="1" w:uiPriority="9" w:unhideWhenUsed="1" w:qFormat="1"/>
+    <w:lsdException w:name="heading 4" w:semiHidden="1" w:uiPriority="9" w:unhideWhenUsed="1" w:qFormat="1"/>
+    <w:lsdException w:name="heading 5" w:semiHidden="1" w:uiPriority="9" w:unhideWhenUsed="1" w:qFormat="1"/>
+    <w:lsdException w:name="heading 6" w:semiHidden="1" w:uiPriority="9" w:unhideWhenUsed="1" w:qFormat="1"/>
+    <w:lsdException w:name="heading 7" w:semiHidden="1" w:uiPriority="9" w:unhideWhenUsed="1" w:qFormat="1"/>
+    <w:lsdException w:name="heading 8" w:semiHidden="1" w:uiPriority="9" w:unhideWhenUsed="1" w:qFormat="1"/>
+    <w:lsdException w:name="heading 9" w:semiHidden="1" w:uiPriority="9" w:unhideWhenUsed="1" w:qFormat="1"/>
+    <w:lsdException w:name="index 1" w:semiHidden="1" w:unhideWhenUsed="1"/>
+    <w:lsdException w:name="index 2" w:semiHidden="1" w:unhideWhenUsed="1"/>
+    <w:lsdException w:name="index 3" w:semiHidden="1" w:unhideWhenUsed="1"/>
+    <w:lsdException w:name="index 4" w:semiHidden="1" w:unhideWhenUsed="1"/>
+    <w:lsdException w:name="index 5" w:semiHidden="1" w:unhideWhenUsed="1"/>
+    <w:lsdException w:name="index 6" w:semiHidden="1" w:unhideWhenUsed="1"/>
+    <w:lsdException w:name="index 7" w:semiHidden="1" w:unhideWhenUsed="1"/>
+    <w:lsdException w:name="index 8" w:semiHidden="1" w:unhideWhenUsed="1"/>
+    <w:lsdException w:name="index 9" w:semiHidden="1" w:unhideWhenUsed="1"/>
+    <w:lsdException w:name="toc 1" w:semiHidden="1" w:uiPriority="39" w:unhideWhenUsed="1"/>
+    <w:lsdException w:name="toc 2" w:semiHidden="1" w:uiPriority="39" w:unhideWhenUsed="1"/>
+    <w:lsdException w:name="toc 3" w:semiHidden="1" w:uiPriority="39" w:unhideWhenUsed="1"/>
+    <w:lsdException w:name="toc 4" w:semiHidden="1" w:uiPriority="39" w:unhideWhenUsed="1"/>
+    <w:lsdException w:name="toc 5" w:semiHidden="1" w:uiPriority="39" w:unhideWhenUsed="1"/>
+    <w:lsdException w:name="toc 6" w:semiHidden="1" w:uiPriority="39" w:unhideWhenUsed="1"/>
+    <w:lsdException w:name="toc 7" w:semiHidden="1" w:uiPriority="39" w:unhideWhenUsed="1"/>
+    <w:lsdException w:name="toc 8" w:semiHidden="1" w:uiPriority="39" w:unhideWhenUsed="1"/>
+    <w:lsdException w:name="toc 9" w:semiHidden="1" w:uiPriority="39" w:unhideWhenUsed="1"/>
+    <w:lsdException w:name="Normal Indent" w:semiHidden="1" w:unhideWhenUsed="1"/>
+    <w:lsdException w:name="footnote text" w:semiHidden="1" w:unhideWhenUsed="1"/>
+    <w:lsdException w:name="annotation text" w:semiHidden="1" w:unhideWhenUsed="1"/>
+    <w:lsdException w:name="header" w:semiHidden="1" w:unhideWhenUsed="1"/>
+    <w:lsdException w:name="footer" w:semiHidden="1" w:unhideWhenUsed="1"/>
+    <w:lsdException w:name="index heading" w:semiHidden="1" w:unhideWhenUsed="1"/>
+    <w:lsdException w:name="caption" w:semiHidden="1" w:uiPriority="35" w:unhideWhenUsed="1" w:qFormat="1"/>
+    <w:lsdException w:name="table of figures" w:semiHidden="1" w:unhideWhenUsed="1"/>
+    <w:lsdException w:name="envelope address" w:semiHidden="1" w:unhideWhenUsed="1"/>
+    <w:lsdException w:name="envelope return" w:semiHidden="1" w:unhideWhenUsed="1"/>
+    <w:lsdException w:name="footnote reference" w:semiHidden="1" w:unhideWhenUsed="1"/>
+    <w:lsdException w:name="annotation reference" w:semiHidden="1" w:unhideWhenUsed="1"/>
+    <w:lsdException w:name="line number" w:semiHidden="1" w:unhideWhenUsed="1"/>
+    <w:lsdException w:name="page number" w:semiHidden="1" w:unhideWhenUsed="1"/>
+    <w:lsdException w:name="endnote reference" w:semiHidden="1" w:unhideWhenUsed="1"/>
+    <w:lsdException w:name="endnote text" w:semiHidden="1" w:unhideWhenUsed="1"/>
+    <w:lsdException w:name="table of authorities" w:semiHidden="1" w:unhideWhenUsed="1"/>
+    <w:lsdException w:name="macro" w:semiHidden="1" w:unhideWhenUsed="1"/>
+    <w:lsdException w:name="toa heading" w:semiHidden="1" w:unhideWhenUsed="1"/>
+    <w:lsdException w:name="List" w:semiHidden="1" w:unhideWhenUsed="1"/>
+    <w:lsdException w:name="List Bullet" w:semiHidden="1" w:unhideWhenUsed="1"/>
+    <w:lsdException w:name="List Number" w:semiHidden="1" w:unhideWhenUsed="1"/>
+    <w:lsdException w:name="List 2" w:semiHidden="1" w:unhideWhenUsed="1"/>
+    <w:lsdException w:name="List 3" w:semiHidden="1" w:unhideWhenUsed="1"/>
+    <w:lsdException w:name="List 4" w:semiHidden="1" w:unhideWhenUsed="1"/>
+    <w:lsdException w:name="List 5" w:semiHidden="1" w:unhideWhenUsed="1"/>
+    <w:lsdException w:name="List Bullet 2" w:semiHidden="1" w:unhideWhenUsed="1"/>
+    <w:lsdException w:name="List Bullet 3" w:semiHidden="1" w:unhideWhenUsed="1"/>
+    <w:lsdException w:name="List Bullet 4" w:semiHidden="1" w:unhideWhenUsed="1"/>
+    <w:lsdException w:name="List Bullet 5" w:semiHidden="1" w:unhideWhenUsed="1"/>
+    <w:lsdException w:name="List Number 2" w:semiHidden="1" w:unhideWhenUsed="1"/>
+    <w:lsdException w:name="List Number 3" w:semiHidden="1" w:unhideWhenUsed="1"/>
+    <w:lsdException w:name="List Number 4" w:semiHidden="1" w:unhideWhenUsed="1"/>
+    <w:lsdException w:name="List Number 5" w:semiHidden="1" w:unhideWhenUsed="1"/>
+    <w:lsdException w:name="Title" w:uiPriority="10" w:qFormat="1"/>
+    <w:lsdException w:name="Closing" w:semiHidden="1" w:unhideWhenUsed="1"/>
+    <w:lsdException w:name="Signature" w:semiHidden="1" w:unhideWhenUsed="1"/>
+    <w:lsdException w:name="Default Paragraph Font" w:semiHidden="1" w:uiPriority="1" w:unhideWhenUsed="1"/>
+    <w:lsdException w:name="Body Text" w:semiHidden="1" w:unhideWhenUsed="1"/>
+    <w:lsdException w:name="Body Text Indent" w:semiHidden="1" w:unhideWhenUsed="1"/>
+    <w:lsdException w:name="List Continue" w:semiHidden="1" w:unhideWhenUsed="1"/>
+    <w:lsdException w:name="List Continue 2" w:semiHidden="1" w:unhideWhenUsed="1"/>
+    <w:lsdException w:name="List Continue 3" w:semiHidden="1" w:unhideWhenUsed="1"/>
+    <w:lsdException w:name="List Continue 4" w:semiHidden="1" w:unhideWhenUsed="1"/>
+    <w:lsdException w:name="List Continue 5" w:semiHidden="1" w:unhideWhenUsed="1"/>
+    <w:lsdException w:name="Message Header" w:semiHidden="1" w:unhideWhenUsed="1"/>
+    <w:lsdException w:name="Subtitle" w:uiPriority="11" w:qFormat="1"/>
+    <w:lsdException w:name="Salutation" w:semiHidden="1" w:unhideWhenUsed="1"/>
+    <w:lsdException w:name="Date" w:semiHidden="1" w:unhideWhenUsed="1"/>
+    <w:lsdException w:name="Body Text First Indent" w:semiHidden="1" w:unhideWhenUsed="1"/>
+    <w:lsdException w:name="Body Text First Indent 2" w:semiHidden="1" w:unhideWhenUsed="1"/>
+    <w:lsdException w:name="Note Heading" w:semiHidden="1" w:unhideWhenUsed="1"/>
+    <w:lsdException w:name="Body Text 2" w:semiHidden="1" w:unhideWhenUsed="1"/>
+    <w:lsdException w:name="Body Text 3" w:semiHidden="1" w:unhideWhenUsed="1"/>
+    <w:lsdException w:name="Body Text Indent 2" w:semiHidden="1" w:unhideWhenUsed="1"/>
+    <w:lsdException w:name="Body Text Indent 3" w:semiHidden="1" w:unhideWhenUsed="1"/>
+    <w:lsdException w:name="Block Text" w:semiHidden="1" w:unhideWhenUsed="1"/>
+    <w:lsdException w:name="Hyperlink" w:semiHidden="1" w:unhideWhenUsed="1"/>
+    <w:lsdException w:name="FollowedHyperlink" w:semiHidden="1" w:unhideWhenUsed="1"/>
+    <w:lsdException w:name="Strong" w:uiPriority="22" w:qFormat="1"/>
+    <w:lsdException w:name="Emphasis" w:uiPriority="20" w:qFormat="1"/>
+    <w:lsdException w:name="Document Map" w:semiHidden="1" w:unhideWhenUsed="1"/>
+    <w:lsdException w:name="Plain Text" w:semiHidden="1" w:unhideWhenUsed="1"/>
+    <w:lsdException w:name="E-mail Signature" w:semiHidden="1" w:unhideWhenUsed="1"/>
+    <w:lsdException w:name="HTML Top of Form" w:semiHidden="1" w:unhideWhenUsed="1"/>
+    <w:lsdException w:name="HTML Bottom of Form" w:semiHidden="1" w:unhideWhenUsed="1"/>
+    <w:lsdException w:name="Normal (Web)" w:semiHidden="1" w:unhideWhenUsed="1"/>
+    <w:lsdException w:name="HTML Acronym" w:semiHidden="1" w:unhideWhenUsed="1"/>
+    <w:lsdException w:name="HTML Address" w:semiHidden="1" w:unhideWhenUsed="1"/>
+    <w:lsdException w:name="HTML Cite" w:semiHidden="1" w:unhideWhenUsed="1"/>
+    <w:lsdException w:name="HTML Code" w:semiHidden="1" w:unhideWhenUsed="1"/>
+    <w:lsdException w:name="HTML Definition" w:semiHidden="1" w:unhideWhenUsed="1"/>
+    <w:lsdException w:name="HTML Keyboard" w:semiHidden="1" w:unhideWhenUsed="1"/>
+    <w:lsdException w:name="HTML Preformatted" w:semiHidden="1" w:unhideWhenUsed="1"/>
+    <w:lsdException w:name="HTML Sample" w:semiHidden="1" w:unhideWhenUsed="1"/>
+    <w:lsdException w:name="HTML Typewriter" w:semiHidden="1" w:unhideWhenUsed="1"/>
+    <w:lsdException w:name="HTML Variable" w:semiHidden="1" w:unhideWhenUsed="1"/>
+    <w:lsdException w:name="Normal Table" w:semiHidden="1" w:unhideWhenUsed="1"/>
+    <w:lsdException w:name="annotation subject" w:semiHidden="1" w:unhideWhenUsed="1"/>
+    <w:lsdException w:name="No List" w:semiHidden="1" w:unhideWhenUsed="1"/>
+    <w:lsdException w:name="Outline List 1" w:semiHidden="1" w:unhideWhenUsed="1"/>
+    <w:lsdException w:name="Outline List 2" w:semiHidden="1" w:unhideWhenUsed="1"/>
+    <w:lsdException w:name="Outline List 3" w:semiHidden="1" w:unhideWhenUsed="1"/>
+    <w:lsdException w:name="Table Simple 1" w:semiHidden="1" w:unhideWhenUsed="1"/>
+    <w:lsdException w:name="Table Simple 2" w:semiHidden="1" w:unhideWhenUsed="1"/>
+    <w:lsdException w:name="Table Simple 3" w:semiHidden="1" w:unhideWhenUsed="1"/>
+    <w:lsdException w:name="Table Classic 1" w:semiHidden="1" w:unhideWhenUsed="1"/>
+    <w:lsdException w:name="Table Classic 2" w:semiHidden="1" w:unhideWhenUsed="1"/>
+    <w:lsdException w:name="Table Classic 3" w:semiHidden="1" w:unhideWhenUsed="1"/>
+    <w:lsdException w:name="Table Classic 4" w:semiHidden="1" w:unhideWhenUsed="1"/>
+    <w:lsdException w:name="Table Colorful 1" w:semiHidden="1" w:unhideWhenUsed="1"/>
+    <w:lsdException w:name="Table Colorful 2" w:semiHidden="1" w:unhideWhenUsed="1"/>
+    <w:lsdException w:name="Table Colorful 3" w:semiHidden="1" w:unhideWhenUsed="1"/>
+    <w:lsdException w:name="Table Columns 1" w:semiHidden="1" w:unhideWhenUsed="1"/>
+    <w:lsdException w:name="Table Columns 2" w:semiHidden="1" w:unhideWhenUsed="1"/>
+    <w:lsdException w:name="Table Columns 3" w:semiHidden="1" w:unhideWhenUsed="1"/>
+    <w:lsdException w:name="Table Columns 4" w:semiHidden="1" w:unhideWhenUsed="1"/>
+    <w:lsdException w:name="Table Columns 5" w:semiHidden="1" w:unhideWhenUsed="1"/>
+    <w:lsdException w:name="Table Grid 1" w:semiHidden="1" w:unhideWhenUsed="1"/>
+    <w:lsdException w:name="Table Grid 2" w:semiHidden="1" w:unhideWhenUsed="1"/>
+    <w:lsdException w:name="Table Grid 3" w:semiHidden="1" w:unhideWhenUsed="1"/>
+    <w:lsdException w:name="Table Grid 4" w:semiHidden="1" w:unhideWhenUsed="1"/>
+    <w:lsdException w:name="Table Grid 5" w:semiHidden="1" w:unhideWhenUsed="1"/>
+    <w:lsdException w:name="Table Grid 6" w:semiHidden="1" w:unhideWhenUsed="1"/>
+    <w:lsdException w:name="Table Grid 7" w:semiHidden="1" w:unhideWhenUsed="1"/>
+    <w:lsdException w:name="Table Grid 8" w:semiHidden="1" w:unhideWhenUsed="1"/>
+    <w:lsdException w:name="Table List 1" w:semiHidden="1" w:unhideWhenUsed="1"/>
+    <w:lsdException w:name="Table List 2" w:semiHidden="1" w:unhideWhenUsed="1"/>
+    <w:lsdException w:name="Table List 3" w:semiHidden="1" w:unhideWhenUsed="1"/>
+    <w:lsdException w:name="Table List 4" w:semiHidden="1" w:unhideWhenUsed="1"/>
+    <w:lsdException w:name="Table List 5" w:semiHidden="1" w:unhideWhenUsed="1"/>
+    <w:lsdException w:name="Table List 6" w:semiHidden="1" w:unhideWhenUsed="1"/>
+    <w:lsdException w:name="Table List 7" w:semiHidden="1" w:unhideWhenUsed="1"/>
+    <w:lsdException w:name="Table List 8" w:semiHidden="1" w:unhideWhenUsed="1"/>
+    <w:lsdException w:name="Table 3D effects 1" w:semiHidden="1" w:unhideWhenUsed="1"/>
+    <w:lsdException w:name="Table 3D effects 2" w:semiHidden="1" w:unhideWhenUsed="1"/>
+    <w:lsdException w:name="Table 3D effects 3" w:semiHidden="1" w:unhideWhenUsed="1"/>
+    <w:lsdException w:name="Table Contemporary" w:semiHidden="1" w:unhideWhenUsed="1"/>
+    <w:lsdException w:name="Table Elegant" w:semiHidden="1" w:unhideWhenUsed="1"/>
+    <w:lsdException w:name="Table Professional" w:semiHidden="1" w:unhideWhenUsed="1"/>
+    <w:lsdException w:name="Table Subtle 1" w:semiHidden="1" w:unhideWhenUsed="1"/>
+    <w:lsdException w:name="Table Subtle 2" w:semiHidden="1" w:unhideWhenUsed="1"/>
+    <w:lsdException w:name="Table Web 1" w:semiHidden="1" w:unhideWhenUsed="1"/>
+    <w:lsdException w:name="Table Web 2" w:semiHidden="1" w:unhideWhenUsed="1"/>
+    <w:lsdException w:name="Table Web 3" w:semiHidden="1" w:unhideWhenUsed="1"/>
+    <w:lsdException w:name="Balloon Text" w:semiHidden="1" w:unhideWhenUsed="1"/>
+    <w:lsdException w:name="Table Grid" w:uiPriority="39"/>
+    <w:lsdException w:name="Table Theme" w:semiHidden="1" w:unhideWhenUsed="1"/>
+    <w:lsdException w:name="Placeholder Text" w:semiHidden="1"/>
+    <w:lsdException w:name="No Spacing" w:uiPriority="1" w:qFormat="1"/>
+    <w:lsdException w:name="Light Shading" w:uiPriority="60"/>
+    <w:lsdException w:name="Light List" w:uiPriority="61"/>
+    <w:lsdException w:name="Light Grid" w:uiPriority="62"/>
+    <w:lsdException w:name="Medium Shading 1" w:uiPriority="63"/>
+    <w:lsdException w:name="Medium Shading 2" w:uiPriority="64"/>
+    <w:lsdException w:name="Medium List 1" w:uiPriority="65"/>
+    <w:lsdException w:name="Medium List 2" w:uiPriority="66"/>
+    <w:lsdException w:name="Medium Grid 1" w:uiPriority="67"/>
+    <w:lsdException w:name="Medium Grid 2" w:uiPriority="68"/>
+    <w:lsdException w:name="Medium Grid 3" w:uiPriority="69"/>
+    <w:lsdException w:name="Dark List" w:uiPriority="70"/>
+    <w:lsdException w:name="Colorful Shading" w:uiPriority="71"/>
+    <w:lsdException w:name="Colorful List" w:uiPriority="72"/>
+    <w:lsdException w:name="Colorful Grid" w:uiPriority="73"/>
+    <w:lsdException w:name="Light Shading Accent 1" w:uiPriority="60"/>
+    <w:lsdException w:name="Light List Accent 1" w:uiPriority="61"/>
+    <w:lsdException w:name="Light Grid Accent 1" w:uiPriority="62"/>
+    <w:lsdException w:name="Medium Shading 1 Accent 1" w:uiPriority="63"/>
+    <w:lsdException w:name="Medium Shading 2 Accent 1" w:uiPriority="64"/>
+    <w:lsdException w:name="Medium List 1 Accent 1" w:uiPriority="65"/>
+    <w:lsdException w:name="Revision" w:semiHidden="1"/>
+    <w:lsdException w:name="List Paragraph" w:uiPriority="34" w:qFormat="1"/>
+    <w:lsdException w:name="Quote" w:uiPriority="29" w:qFormat="1"/>
+    <w:lsdException w:name="Intense Quote" w:uiPriority="30" w:qFormat="1"/>
+    <w:lsdException w:name="Medium List 2 Accent 1" w:uiPriority="66"/>
+    <w:lsdException w:name="Medium Grid 1 Accent 1" w:uiPriority="67"/>
+    <w:lsdException w:name="Medium Grid 2 Accent 1" w:uiPriority="68"/>
+    <w:lsdException w:name="Medium Grid 3 Accent 1" w:uiPriority="69"/>
+    <w:lsdException w:name="Dark List Accent 1" w:uiPriority="70"/>
+    <w:lsdException w:name="Colorful Shading Accent 1" w:uiPriority="71"/>
+    <w:lsdException w:name="Colorful List Accent 1" w:uiPriority="72"/>
+    <w:lsdException w:name="Colorful Grid Accent 1" w:uiPriority="73"/>
+    <w:lsdException w:name="Light Shading Accent 2" w:uiPriority="60"/>
+    <w:lsdException w:name="Light List Accent 2" w:uiPriority="61"/>
+    <w:lsdException w:name="Light Grid Accent 2" w:uiPriority="62"/>
+    <w:lsdException w:name="Medium Shading 1 Accent 2" w:uiPriority="63"/>
+    <w:lsdException w:name="Medium Shading 2 Accent 2" w:uiPriority="64"/>
+    <w:lsdException w:name="Medium List 1 Accent 2" w:uiPriority="65"/>
+    <w:lsdException w:name="Medium List 2 Accent 2" w:uiPriority="66"/>
+    <w:lsdException w:name="Medium Grid 1 Accent 2" w:uiPriority="67"/>
+    <w:lsdException w:name="Medium Grid 2 Accent 2" w:uiPriority="68"/>
+    <w:lsdException w:name="Medium Grid 3 Accent 2" w:uiPriority="69"/>
+    <w:lsdException w:name="Dark List Accent 2" w:uiPriority="70"/>
+    <w:lsdException w:name="Colorful Shading Accent 2" w:uiPriority="71"/>
+    <w:lsdException w:name="Colorful List Accent 2" w:uiPriority="72"/>
+    <w:lsdException w:name="Colorful Grid Accent 2" w:uiPriority="73"/>
+    <w:lsdException w:name="Light Shading Accent 3" w:uiPriority="60"/>
+    <w:lsdException w:name="Light List Accent 3" w:uiPriority="61"/>
+    <w:lsdException w:name="Light Grid Accent 3" w:uiPriority="62"/>
+    <w:lsdException w:name="Medium Shading 1 Accent 3" w:uiPriority="63"/>
+    <w:lsdException w:name="Medium Shading 2 Accent 3" w:uiPriority="64"/>
+    <w:lsdException w:name="Medium List 1 Accent 3" w:uiPriority="65"/>
+    <w:lsdException w:name="Medium List 2 Accent 3" w:uiPriority="66"/>
+    <w:lsdException w:name="Medium Grid 1 Accent 3" w:uiPriority="67"/>
+    <w:lsdException w:name="Medium Grid 2 Accent 3" w:uiPriority="68"/>
+    <w:lsdException w:name="Medium Grid 3 Accent 3" w:uiPriority="69"/>
+    <w:lsdException w:name="Dark List Accent 3" w:uiPriority="70"/>
+    <w:lsdException w:name="Colorful Shading Accent 3" w:uiPriority="71"/>
+    <w:lsdException w:name="Colorful List Accent 3" w:uiPriority="72"/>
+    <w:lsdException w:name="Colorful Grid Accent 3" w:uiPriority="73"/>
+    <w:lsdException w:name="Light Shading Accent 4" w:uiPriority="60"/>
+    <w:lsdException w:name="Light List Accent 4" w:uiPriority="61"/>
+    <w:lsdException w:name="Light Grid Accent 4" w:uiPriority="62"/>
+    <w:lsdException w:name="Medium Shading 1 Accent 4" w:uiPriority="63"/>
+    <w:lsdException w:name="Medium Shading 2 Accent 4" w:uiPriority="64"/>
+    <w:lsdException w:name="Medium List 1 Accent 4" w:uiPriority="65"/>
+    <w:lsdException w:name="Medium List 2 Accent 4" w:uiPriority="66"/>
+    <w:lsdException w:name="Medium Grid 1 Accent 4" w:uiPriority="67"/>
+    <w:lsdException w:name="Medium Grid 2 Accent 4" w:uiPriority="68"/>
+    <w:lsdException w:name="Medium Grid 3 Accent 4" w:uiPriority="69"/>
+    <w:lsdException w:name="Dark List Accent 4" w:uiPriority="70"/>
+    <w:lsdException w:name="Colorful Shading Accent 4" w:uiPriority="71"/>
+    <w:lsdException w:name="Colorful List Accent 4" w:uiPriority="72"/>
+    <w:lsdException w:name="Colorful Grid Accent 4" w:uiPriority="73"/>
+    <w:lsdException w:name="Light Shading Accent 5" w:uiPriority="60"/>
+    <w:lsdException w:name="Light List Accent 5" w:uiPriority="61"/>
+    <w:lsdException w:name="Light Grid Accent 5" w:uiPriority="62"/>
+    <w:lsdException w:name="Medium Shading 1 Accent 5" w:uiPriority="63"/>
+    <w:lsdException w:name="Medium Shading 2 Accent 5" w:uiPriority="64"/>
+    <w:lsdException w:name="Medium List 1 Accent 5" w:uiPriority="65"/>
+    <w:lsdException w:name="Medium List 2 Accent 5" w:uiPriority="66"/>
+    <w:lsdException w:name="Medium Grid 1 Accent 5" w:uiPriority="67"/>
+    <w:lsdException w:name="Medium Grid 2 Accent 5" w:uiPriority="68"/>
+    <w:lsdException w:name="Medium Grid 3 Accent 5" w:uiPriority="69"/>
+    <w:lsdException w:name="Dark List Accent 5" w:uiPriority="70"/>
+    <w:lsdException w:name="Colorful Shading Accent 5" w:uiPriority="71"/>
+    <w:lsdException w:name="Colorful List Accent 5" w:uiPriority="72"/>
+    <w:lsdException w:name="Colorful Grid Accent 5" w:uiPriority="73"/>
+    <w:lsdException w:name="Light Shading Accent 6" w:uiPriority="60"/>
+    <w:lsdException w:name="Light List Accent 6" w:uiPriority="61"/>
+    <w:lsdException w:name="Light Grid Accent 6" w:uiPriority="62"/>
+    <w:lsdException w:name="Medium Shading 1 Accent 6" w:uiPriority="63"/>
+    <w:lsdException w:name="Medium Shading 2 Accent 6" w:uiPriority="64"/>
+    <w:lsdException w:name="Medium List 1 Accent 6" w:uiPriority="65"/>
+    <w:lsdException w:name="Medium List 2 Accent 6" w:uiPriority="66"/>
+    <w:lsdException w:name="Medium Grid 1 Accent 6" w:uiPriority="67"/>
+    <w:lsdException w:name="Medium Grid 2 Accent 6" w:uiPriority="68"/>
+    <w:lsdException w:name="Medium Grid 3 Accent 6" w:uiPriority="69"/>
+    <w:lsdException w:name="Dark List Accent 6" w:uiPriority="70"/>
+    <w:lsdException w:name="Colorful Shading Accent 6" w:uiPriority="71"/>
+    <w:lsdException w:name="Colorful List Accent 6" w:uiPriority="72"/>
+    <w:lsdException w:name="Colorful Grid Accent 6" w:uiPriority="73"/>
+    <w:lsdException w:name="Subtle Emphasis" w:uiPriority="19" w:qFormat="1"/>
+    <w:lsdException w:name="Intense Emphasis" w:uiPriority="21" w:qFormat="1"/>
+    <w:lsdException w:name="Subtle Reference" w:uiPriority="31" w:qFormat="1"/>
+    <w:lsdException w:name="Intense Reference" w:uiPriority="32" w:qFormat="1"/>
+    <w:lsdException w:name="Book Title" w:uiPriority="33" w:qFormat="1"/>
+    <w:lsdException w:name="Bibliography" w:semiHidden="1" w:uiPriority="37" w:unhideWhenUsed="1"/>
+    <w:lsdException w:name="TOC Heading" w:semiHidden="1" w:uiPriority="39" w:unhideWhenUsed="1" w:qFormat="1"/>
+    <w:lsdException w:name="Plain Table 1" w:uiPriority="41"/>
+    <w:lsdException w:name="Plain Table 2" w:uiPriority="42"/>
+    <w:lsdException w:name="Plain Table 3" w:uiPriority="43"/>
+    <w:lsdException w:name="Plain Table 4" w:uiPriority="44"/>
+    <w:lsdException w:name="Plain Table 5" w:uiPriority="45"/>
+    <w:lsdException w:name="Grid Table Light" w:uiPriority="40"/>
+    <w:lsdException w:name="Grid Table 1 Light" w:uiPriority="46"/>
+    <w:lsdException w:name="Grid Table 2" w:uiPriority="47"/>
+    <w:lsdException w:name="Grid Table 3" w:uiPriority="48"/>
+    <w:lsdException w:name="Grid Table 4" w:uiPriority="49"/>
+    <w:lsdException w:name="Grid Table 5 Dark" w:uiPriority="50"/>
+    <w:lsdException w:name="Grid Table 6 Colorful" w:uiPriority="51"/>
+    <w:lsdException w:name="Grid Table 7 Colorful" w:uiPriority="52"/>
+    <w:lsdException w:name="Grid Table 1 Light Accent 1" w:uiPriority="46"/>
+    <w:lsdException w:name="Grid Table 2 Accent 1" w:uiPriority="47"/>
+    <w:lsdException w:name="Grid Table 3 Accent 1" w:uiPriority="48"/>
+    <w:lsdException w:name="Grid Table 4 Accent 1" w:uiPriority="49"/>
+    <w:lsdException w:name="Grid Table 5 Dark Accent 1" w:uiPriority="50"/>
+    <w:lsdException w:name="Grid Table 6 Colorful Accent 1" w:uiPriority="51"/>
+    <w:lsdException w:name="Grid Table 7 Colorful Accent 1" w:uiPriority="52"/>
+    <w:lsdException w:name="Grid Table 1 Light Accent 2" w:uiPriority="46"/>
+    <w:lsdException w:name="Grid Table 2 Accent 2" w:uiPriority="47"/>
+    <w:lsdException w:name="Grid Table 3 Accent 2" w:uiPriority="48"/>
+    <w:lsdException w:name="Grid Table 4 Accent 2" w:uiPriority="49"/>
+    <w:lsdException w:name="Grid Table 5 Dark Accent 2" w:uiPriority="50"/>
+    <w:lsdException w:name="Grid Table 6 Colorful Accent 2" w:uiPriority="51"/>
+    <w:lsdException w:name="Grid Table 7 Colorful Accent 2" w:uiPriority="52"/>
+    <w:lsdException w:name="Grid Table 1 Light Accent 3" w:uiPriority="46"/>
+    <w:lsdException w:name="Grid Table 2 Accent 3" w:uiPriority="47"/>
+    <w:lsdException w:name="Grid Table 3 Accent 3" w:uiPriority="48"/>
+    <w:lsdException w:name="Grid Table 4 Accent 3" w:uiPriority="49"/>
+    <w:lsdException w:name="Grid Table 5 Dark Accent 3" w:uiPriority="50"/>
+    <w:lsdException w:name="Grid Table 6 Colorful Accent 3" w:uiPriority="51"/>
+    <w:lsdException w:name="Grid Table 7 Colorful Accent 3" w:uiPriority="52"/>
+    <w:lsdException w:name="Grid Table 1 Light Accent 4" w:uiPriority="46"/>
+    <w:lsdException w:name="Grid Table 2 Accent 4" w:uiPriority="47"/>
+    <w:lsdException w:name="Grid Table 3 Accent 4" w:uiPriority="48"/>
+    <w:lsdException w:name="Grid Table 4 Accent 4" w:uiPriority="49"/>
+    <w:lsdException w:name="Grid Table 5 Dark Accent 4" w:uiPriority="50"/>
+    <w:lsdException w:name="Grid Table 6 Colorful Accent 4" w:uiPriority="51"/>
+    <w:lsdException w:name="Grid Table 7 Colorful Accent 4" w:uiPriority="52"/>
+    <w:lsdException w:name="Grid Table 1 Light Accent 5" w:uiPriority="46"/>
+    <w:lsdException w:name="Grid Table 2 Accent 5" w:uiPriority="47"/>
+    <w:lsdException w:name="Grid Table 3 Accent 5" w:uiPriority="48"/>
+    <w:lsdException w:name="Grid Table 4 Accent 5" w:uiPriority="49"/>
+    <w:lsdException w:name="Grid Table 5 Dark Accent 5" w:uiPriority="50"/>
+    <w:lsdException w:name="Grid Table 6 Colorful Accent 5" w:uiPriority="51"/>
+    <w:lsdException w:name="Grid Table 7 Colorful Accent 5" w:uiPriority="52"/>
+    <w:lsdException w:name="Grid Table 1 Light Accent 6" w:uiPriority="46"/>
+    <w:lsdException w:name="Grid Table 2 Accent 6" w:uiPriority="47"/>
+    <w:lsdException w:name="Grid Table 3 Accent 6" w:uiPriority="48"/>
+    <w:lsdException w:name="Grid Table 4 Accent 6" w:uiPriority="49"/>
+    <w:lsdException w:name="Grid Table 5 Dark Accent 6" w:uiPriority="50"/>
+    <w:lsdException w:name="Grid Table 6 Colorful Accent 6" w:uiPriority="51"/>
+    <w:lsdException w:name="Grid Table 7 Colorful Accent 6" w:uiPriority="52"/>
+    <w:lsdException w:name="List Table 1 Light" w:uiPriority="46"/>
+    <w:lsdException w:name="List Table 2" w:uiPriority="47"/>
+    <w:lsdException w:name="List Table 3" w:uiPriority="48"/>
+    <w:lsdException w:name="List Table 4" w:uiPriority="49"/>
+    <w:lsdException w:name="List Table 5 Dark" w:uiPriority="50"/>
+    <w:lsdException w:name="List Table 6 Colorful" w:uiPriority="51"/>
+    <w:lsdException w:name="List Table 7 Colorful" w:uiPriority="52"/>
+    <w:lsdException w:name="List Table 1 Light Accent 1" w:uiPriority="46"/>
+    <w:lsdException w:name="List Table 2 Accent 1" w:uiPriority="47"/>
+    <w:lsdException w:name="List Table 3 Accent 1" w:uiPriority="48"/>
+    <w:lsdException w:name="List Table 4 Accent 1" w:uiPriority="49"/>
+    <w:lsdException w:name="List Table 5 Dark Accent 1" w:uiPriority="50"/>
+    <w:lsdException w:name="List Table 6 Colorful Accent 1" w:uiPriority="51"/>
+    <w:lsdException w:name="List Table 7 Colorful Accent 1" w:uiPriority="52"/>
+    <w:lsdException w:name="List Table 1 Light Accent 2" w:uiPriority="46"/>
+    <w:lsdException w:name="List Table 2 Accent 2" w:uiPriority="47"/>
+    <w:lsdException w:name="List Table 3 Accent 2" w:uiPriority="48"/>
+    <w:lsdException w:name="List Table 4 Accent 2" w:uiPriority="49"/>
+    <w:lsdException w:name="List Table 5 Dark Accent 2" w:uiPriority="50"/>
+    <w:lsdException w:name="List Table 6 Colorful Accent 2" w:uiPriority="51"/>
+    <w:lsdException w:name="List Table 7 Colorful Accent 2" w:uiPriority="52"/>
+    <w:lsdException w:name="List Table 1 Light Accent 3" w:uiPriority="46"/>
+    <w:lsdException w:name="List Table 2 Accent 3" w:uiPriority="47"/>
+    <w:lsdException w:name="List Table 3 Accent 3" w:uiPriority="48"/>
+    <w:lsdException w:name="List Table 4 Accent 3" w:uiPriority="49"/>
+    <w:lsdException w:name="List Table 5 Dark Accent 3" w:uiPriority="50"/>
+    <w:lsdException w:name="List Table 6 Colorful Accent 3" w:uiPriority="51"/>
+    <w:lsdException w:name="List Table 7 Colorful Accent 3" w:uiPriority="52"/>
+    <w:lsdException w:name="List Table 1 Light Accent 4" w:uiPriority="46"/>
+    <w:lsdException w:name="List Table 2 Accent 4" w:uiPriority="47"/>
+    <w:lsdException w:name="List Table 3 Accent 4" w:uiPriority="48"/>
+    <w:lsdException w:name="List Table 4 Accent 4" w:uiPriority="49"/>
+    <w:lsdException w:name="List Table 5 Dark Accent 4" w:uiPriority="50"/>
+    <w:lsdException w:name="List Table 6 Colorful Accent 4" w:uiPriority="51"/>
+    <w:lsdException w:name="List Table 7 Colorful Accent 4" w:uiPriority="52"/>
+    <w:lsdException w:name="List Table 1 Light Accent 5" w:uiPriority="46"/>
+    <w:lsdException w:name="List Table 2 Accent 5" w:uiPriority="47"/>
+    <w:lsdException w:name="List Table 3 Accent 5" w:uiPriority="48"/>
+    <w:lsdException w:name="List Table 4 Accent 5" w:uiPriority="49"/>
+    <w:lsdException w:name="List Table 5 Dark Accent 5" w:uiPriority="50"/>
+    <w:lsdException w:name="List Table 6 Colorful Accent 5" w:uiPriority="51"/>
+    <w:lsdException w:name="List Table 7 Colorful Accent 5" w:uiPriority="52"/>
+    <w:lsdException w:name="List Table 1 Light Accent 6" w:uiPriority="46"/>
+    <w:lsdException w:name="List Table 2 Accent 6" w:uiPriority="47"/>
+    <w:lsdException w:name="List Table 3 Accent 6" w:uiPriority="48"/>
+    <w:lsdException w:name="List Table 4 Accent 6" w:uiPriority="49"/>
+    <w:lsdException w:name="List Table 5 Dark Accent 6" w:uiPriority="50"/>
+    <w:lsdException w:name="List Table 6 Colorful Accent 6" w:uiPriority="51"/>
+    <w:lsdException w:name="List Table 7 Colorful Accent 6" w:uiPriority="52"/>
+    <w:lsdException w:name="Mention" w:semiHidden="1" w:unhideWhenUsed="1"/>
+    <w:lsdException w:name="Smart Hyperlink" w:semiHidden="1" w:unhideWhenUsed="1"/>
+    <w:lsdException w:name="Hashtag" w:semiHidden="1" w:unhideWhenUsed="1"/>
+    <w:lsdException w:name="Unresolved Mention" w:semiHidden="1" w:unhideWhenUsed="1"/>
+    <w:lsdException w:name="Smart Link" w:semiHidden="1" w:unhideWhenUsed="1"/>
+  </w:latentStyles>
+  <w:style w:type="paragraph" w:default="1" w:styleId="Normale">
+    <w:name w:val="Normal"/>
+    <w:qFormat/>
+  </w:style>
+  <w:style w:type="character" w:default="1" w:styleId="Carpredefinitoparagrafo">
+    <w:name w:val="Default Paragraph Font"/>
+    <w:uiPriority w:val="1"/>
+    <w:semiHidden/>
+    <w:unhideWhenUsed/>
+  </w:style>
+  <w:style w:type="table" w:default="1" w:styleId="Tabellanormale">
+    <w:name w:val="Normal Table"/>
+    <w:uiPriority w:val="99"/>
+    <w:semiHidden/>
+    <w:unhideWhenUsed/>
+    <w:tblPr>
+      <w:tblInd w:w="0" w:type="dxa"/>
+      <w:tblCellMar>
+        <w:top w:w="0" w:type="dxa"/>
+        <w:left w:w="108" w:type="dxa"/>
+        <w:bottom w:w="0" w:type="dxa"/>
+        <w:right w:w="108" w:type="dxa"/>
+      </w:tblCellMar>
+    </w:tblPr>
+  </w:style>
+  <w:style w:type="numbering" w:default="1" w:styleId="Nessunelenco">
+    <w:name w:val="No List"/>
+    <w:uiPriority w:val="99"/>
+    <w:semiHidden/>
+    <w:unhideWhenUsed/>
+  </w:style>
+  <w:style w:type="paragraph" w:customStyle="1" w:styleId="B3E5F63438B0459DA5A10BD5A066A4AC">
+    <w:name w:val="B3E5F63438B0459DA5A10BD5A066A4AC"/>
+    <w:rsid w:val="00861B5E"/>
+  </w:style>
+  <w:style w:type="paragraph" w:customStyle="1" w:styleId="FF970ED6C6744651911A62334CCA7DB5">
+    <w:name w:val="FF970ED6C6744651911A62334CCA7DB5"/>
+    <w:rsid w:val="00861B5E"/>
+  </w:style>
+</w:styles>
+</file>
+
+<file path=word/glossary/webSettings.xml><?xml version="1.0" encoding="utf-8"?>
+<w:webSettings xmlns:mc="http://schemas.openxmlformats.org/markup-compatibility/2006" xmlns:r="http://schemas.openxmlformats.org/officeDocument/2006/relationships" xmlns:w="http://schemas.openxmlformats.org/wordprocessingml/2006/main" xmlns:w14="http://schemas.microsoft.com/office/word/2010/wordml" xmlns:w15="http://schemas.microsoft.com/office/word/2012/wordml" xmlns:w16cex="http://schemas.microsoft.com/office/word/2018/wordml/cex" xmlns:w16cid="http://schemas.microsoft.com/office/word/2016/wordml/cid" xmlns:w16="http://schemas.microsoft.com/office/word/2018/wordml" xmlns:w16du="http://schemas.microsoft.com/office/word/2023/wordml/word16du" xmlns:w16sdtdh="http://schemas.microsoft.com/office/word/2020/wordml/sdtdatahash" xmlns:w16sdtfl="http://schemas.microsoft.com/office/word/2024/wordml/sdtformatlock" xmlns:w16se="http://schemas.microsoft.com/office/word/2015/wordml/symex" mc:Ignorable="w14 w15 w16se w16cid w16 w16cex w16sdtdh w16sdtfl w16du">
+  <w:optimizeForBrowser/>
+  <w:allowPNG/>
+</w:webSettings>
 </file>
 
 <file path=word/theme/theme1.xml><?xml version="1.0" encoding="utf-8"?>
